--- a/Статья/Статья КиселёвИС.docx
+++ b/Статья/Статья КиселёвИС.docx
@@ -10,14 +10,12 @@
         <w:rPr>
           <w:rFonts w:ascii="Times New Roman" w:hAnsi="Times New Roman" w:cs="Times New Roman"/>
           <w:color w:val="000000" w:themeColor="text1"/>
-          <w:sz w:val="32"/>
         </w:rPr>
       </w:pPr>
       <w:r>
         <w:rPr>
           <w:rFonts w:ascii="Times New Roman" w:hAnsi="Times New Roman" w:cs="Times New Roman"/>
           <w:color w:val="000000" w:themeColor="text1"/>
-          <w:sz w:val="32"/>
         </w:rPr>
         <w:t xml:space="preserve">ПРОЕКТИРОВАНИЕ </w:t>
       </w:r>
@@ -25,7 +23,6 @@
         <w:rPr>
           <w:rFonts w:ascii="Times New Roman" w:hAnsi="Times New Roman" w:cs="Times New Roman"/>
           <w:color w:val="000000" w:themeColor="text1"/>
-          <w:sz w:val="32"/>
         </w:rPr>
         <w:t xml:space="preserve">УНИВЕРСАЛЬНОЙ </w:t>
       </w:r>
@@ -33,7 +30,6 @@
         <w:rPr>
           <w:rFonts w:ascii="Times New Roman" w:hAnsi="Times New Roman" w:cs="Times New Roman"/>
           <w:color w:val="000000" w:themeColor="text1"/>
-          <w:sz w:val="32"/>
         </w:rPr>
         <w:t>СИСТЕМЫ ДИСТАНЦИОННОГО ОБУЧЕНИЯ</w:t>
       </w:r>
@@ -41,7 +37,6 @@
         <w:rPr>
           <w:rFonts w:ascii="Times New Roman" w:hAnsi="Times New Roman" w:cs="Times New Roman"/>
           <w:color w:val="000000" w:themeColor="text1"/>
-          <w:sz w:val="32"/>
         </w:rPr>
         <w:t>, УМЕЩАЮЩЕЙ НЕОБХОДИМЫЙ ФУНКЦИОНАЛ В ОДНОМ СЕРВИСЕ</w:t>
       </w:r>
@@ -55,6 +50,7 @@
           <w:b/>
           <w:i/>
           <w:sz w:val="28"/>
+          <w:szCs w:val="28"/>
         </w:rPr>
       </w:pPr>
       <w:r>
@@ -63,6 +59,7 @@
           <w:b/>
           <w:i/>
           <w:sz w:val="28"/>
+          <w:szCs w:val="28"/>
         </w:rPr>
         <w:t xml:space="preserve">Киселёв И.С., </w:t>
       </w:r>
@@ -73,6 +70,7 @@
           <w:b/>
           <w:i/>
           <w:sz w:val="28"/>
+          <w:szCs w:val="28"/>
         </w:rPr>
         <w:t>Статуев</w:t>
       </w:r>
@@ -83,37 +81,34 @@
           <w:b/>
           <w:i/>
           <w:sz w:val="28"/>
+          <w:szCs w:val="28"/>
         </w:rPr>
         <w:t xml:space="preserve"> А.А., Первушкина Е.А.</w:t>
       </w:r>
     </w:p>
     <w:p>
       <w:pPr>
-        <w:spacing w:after="0"/>
+        <w:spacing w:after="0" w:line="240" w:lineRule="auto"/>
         <w:jc w:val="center"/>
         <w:rPr>
           <w:rFonts w:ascii="Times New Roman" w:hAnsi="Times New Roman" w:cs="Times New Roman"/>
           <w:sz w:val="28"/>
+          <w:szCs w:val="28"/>
         </w:rPr>
       </w:pPr>
       <w:r>
         <w:rPr>
           <w:rFonts w:ascii="Times New Roman" w:hAnsi="Times New Roman" w:cs="Times New Roman"/>
           <w:sz w:val="28"/>
-        </w:rPr>
-        <w:t>Арзамасский филиал</w:t>
-      </w:r>
-      <w:r>
-        <w:rPr>
-          <w:rFonts w:ascii="Times New Roman" w:hAnsi="Times New Roman" w:cs="Times New Roman"/>
-          <w:sz w:val="28"/>
-        </w:rPr>
-        <w:t xml:space="preserve"> </w:t>
-      </w:r>
-      <w:r>
-        <w:rPr>
-          <w:rFonts w:ascii="Times New Roman" w:hAnsi="Times New Roman" w:cs="Times New Roman"/>
-          <w:sz w:val="28"/>
+          <w:szCs w:val="28"/>
+        </w:rPr>
+        <w:t xml:space="preserve">Арзамасский филиал </w:t>
+      </w:r>
+      <w:r>
+        <w:rPr>
+          <w:rFonts w:ascii="Times New Roman" w:hAnsi="Times New Roman" w:cs="Times New Roman"/>
+          <w:sz w:val="28"/>
+          <w:szCs w:val="28"/>
         </w:rPr>
         <w:t>национального н</w:t>
       </w:r>
@@ -121,6 +116,7 @@
         <w:rPr>
           <w:rFonts w:ascii="Times New Roman" w:hAnsi="Times New Roman" w:cs="Times New Roman"/>
           <w:sz w:val="28"/>
+          <w:szCs w:val="28"/>
         </w:rPr>
         <w:t>ижегородского</w:t>
       </w:r>
@@ -128,38 +124,59 @@
         <w:rPr>
           <w:rFonts w:ascii="Times New Roman" w:hAnsi="Times New Roman" w:cs="Times New Roman"/>
           <w:sz w:val="28"/>
+          <w:szCs w:val="28"/>
         </w:rPr>
         <w:t xml:space="preserve"> государственного университета.</w:t>
       </w:r>
     </w:p>
     <w:p>
       <w:pPr>
-        <w:spacing w:after="0"/>
+        <w:spacing w:after="0" w:line="240" w:lineRule="auto"/>
         <w:jc w:val="center"/>
         <w:rPr>
           <w:rFonts w:ascii="Times New Roman" w:hAnsi="Times New Roman" w:cs="Times New Roman"/>
           <w:color w:val="000000" w:themeColor="text1"/>
           <w:sz w:val="28"/>
+          <w:szCs w:val="28"/>
+        </w:rPr>
+      </w:pPr>
+      <w:r>
+        <w:rPr>
+          <w:rFonts w:ascii="Times New Roman" w:hAnsi="Times New Roman" w:cs="Times New Roman"/>
+          <w:color w:val="000000" w:themeColor="text1"/>
+          <w:sz w:val="28"/>
+          <w:szCs w:val="28"/>
           <w:lang w:val="en-US"/>
         </w:rPr>
-      </w:pPr>
+        <w:t>E</w:t>
+      </w:r>
       <w:r>
         <w:rPr>
           <w:rFonts w:ascii="Times New Roman" w:hAnsi="Times New Roman" w:cs="Times New Roman"/>
           <w:color w:val="000000" w:themeColor="text1"/>
           <w:sz w:val="28"/>
+          <w:szCs w:val="28"/>
+        </w:rPr>
+        <w:t>-</w:t>
+      </w:r>
+      <w:r>
+        <w:rPr>
+          <w:rFonts w:ascii="Times New Roman" w:hAnsi="Times New Roman" w:cs="Times New Roman"/>
+          <w:color w:val="000000" w:themeColor="text1"/>
+          <w:sz w:val="28"/>
+          <w:szCs w:val="28"/>
           <w:lang w:val="en-US"/>
         </w:rPr>
-        <w:t>E-mail:</w:t>
+        <w:t>mail</w:t>
       </w:r>
       <w:r>
         <w:rPr>
           <w:rFonts w:ascii="Times New Roman" w:hAnsi="Times New Roman" w:cs="Times New Roman"/>
           <w:color w:val="000000" w:themeColor="text1"/>
           <w:sz w:val="28"/>
-          <w:lang w:val="en-US"/>
-        </w:rPr>
-        <w:t xml:space="preserve"> </w:t>
+          <w:szCs w:val="28"/>
+        </w:rPr>
+        <w:t xml:space="preserve">: </w:t>
       </w:r>
       <w:hyperlink r:id="rId4" w:history="1">
         <w:r>
@@ -168,56 +185,93 @@
             <w:rFonts w:ascii="Times New Roman" w:hAnsi="Times New Roman" w:cs="Times New Roman"/>
             <w:color w:val="000000" w:themeColor="text1"/>
             <w:sz w:val="28"/>
+            <w:szCs w:val="28"/>
             <w:u w:val="none"/>
             <w:lang w:val="en-US"/>
           </w:rPr>
-          <w:t>kiselevigor1207@yandex.ru</w:t>
+          <w:t>kiselevigor</w:t>
         </w:r>
+        <w:r>
+          <w:rPr>
+            <w:rStyle w:val="a5"/>
+            <w:rFonts w:ascii="Times New Roman" w:hAnsi="Times New Roman" w:cs="Times New Roman"/>
+            <w:color w:val="000000" w:themeColor="text1"/>
+            <w:sz w:val="28"/>
+            <w:szCs w:val="28"/>
+            <w:u w:val="none"/>
+          </w:rPr>
+          <w:t>1207@</w:t>
+        </w:r>
+        <w:r>
+          <w:rPr>
+            <w:rStyle w:val="a5"/>
+            <w:rFonts w:ascii="Times New Roman" w:hAnsi="Times New Roman" w:cs="Times New Roman"/>
+            <w:color w:val="000000" w:themeColor="text1"/>
+            <w:sz w:val="28"/>
+            <w:szCs w:val="28"/>
+            <w:u w:val="none"/>
+            <w:lang w:val="en-US"/>
+          </w:rPr>
+          <w:t>yandex</w:t>
+        </w:r>
+        <w:r>
+          <w:rPr>
+            <w:rStyle w:val="a5"/>
+            <w:rFonts w:ascii="Times New Roman" w:hAnsi="Times New Roman" w:cs="Times New Roman"/>
+            <w:color w:val="000000" w:themeColor="text1"/>
+            <w:sz w:val="28"/>
+            <w:szCs w:val="28"/>
+            <w:u w:val="none"/>
+          </w:rPr>
+          <w:t>.</w:t>
+        </w:r>
+        <w:proofErr w:type="spellStart"/>
+        <w:r>
+          <w:rPr>
+            <w:rStyle w:val="a5"/>
+            <w:rFonts w:ascii="Times New Roman" w:hAnsi="Times New Roman" w:cs="Times New Roman"/>
+            <w:color w:val="000000" w:themeColor="text1"/>
+            <w:sz w:val="28"/>
+            <w:szCs w:val="28"/>
+            <w:u w:val="none"/>
+            <w:lang w:val="en-US"/>
+          </w:rPr>
+          <w:t>ru</w:t>
+        </w:r>
+        <w:proofErr w:type="spellEnd"/>
       </w:hyperlink>
     </w:p>
     <w:p>
       <w:pPr>
-        <w:spacing w:after="0"/>
+        <w:spacing w:after="0" w:line="240" w:lineRule="auto"/>
         <w:ind w:firstLine="709"/>
         <w:rPr>
           <w:rFonts w:ascii="Times New Roman" w:hAnsi="Times New Roman" w:cs="Times New Roman"/>
           <w:sz w:val="28"/>
+          <w:szCs w:val="28"/>
         </w:rPr>
       </w:pPr>
       <w:r>
         <w:rPr>
           <w:rFonts w:ascii="Times New Roman" w:hAnsi="Times New Roman" w:cs="Times New Roman"/>
-          <w:i/>
-          <w:sz w:val="28"/>
-        </w:rPr>
-        <w:t>Аннотация</w:t>
-      </w:r>
-      <w:r>
-        <w:rPr>
-          <w:rFonts w:ascii="Times New Roman" w:hAnsi="Times New Roman" w:cs="Times New Roman"/>
-          <w:i/>
-          <w:sz w:val="28"/>
-        </w:rPr>
-        <w:t>:</w:t>
-      </w:r>
-      <w:r>
-        <w:rPr>
-          <w:rFonts w:ascii="Times New Roman" w:hAnsi="Times New Roman" w:cs="Times New Roman"/>
-          <w:sz w:val="28"/>
-        </w:rPr>
-        <w:t xml:space="preserve"> </w:t>
-      </w:r>
-      <w:r>
-        <w:rPr>
-          <w:rFonts w:ascii="Times New Roman" w:hAnsi="Times New Roman" w:cs="Times New Roman"/>
-          <w:sz w:val="28"/>
-        </w:rPr>
-        <w:t xml:space="preserve">спроектирована и описана </w:t>
-      </w:r>
-      <w:r>
-        <w:rPr>
-          <w:rFonts w:ascii="Times New Roman" w:hAnsi="Times New Roman" w:cs="Times New Roman"/>
-          <w:sz w:val="28"/>
+          <w:sz w:val="28"/>
+          <w:szCs w:val="28"/>
+        </w:rPr>
+        <w:t>Аннотация:</w:t>
+      </w:r>
+      <w:r>
+        <w:rPr>
+          <w:rFonts w:ascii="Times New Roman" w:hAnsi="Times New Roman" w:cs="Times New Roman"/>
+          <w:sz w:val="28"/>
+          <w:szCs w:val="28"/>
+        </w:rPr>
+        <w:t xml:space="preserve"> спроектирована и описана </w:t>
+      </w:r>
+      <w:r>
+        <w:rPr>
+          <w:rFonts w:ascii="Times New Roman" w:hAnsi="Times New Roman" w:cs="Times New Roman"/>
+          <w:sz w:val="28"/>
+          <w:szCs w:val="28"/>
         </w:rPr>
         <w:t>система для организации и проведения курсов дистанционного о</w:t>
       </w:r>
@@ -225,6 +279,7 @@
         <w:rPr>
           <w:rFonts w:ascii="Times New Roman" w:hAnsi="Times New Roman" w:cs="Times New Roman"/>
           <w:sz w:val="28"/>
+          <w:szCs w:val="28"/>
         </w:rPr>
         <w:t>б</w:t>
       </w:r>
@@ -232,6 +287,7 @@
         <w:rPr>
           <w:rFonts w:ascii="Times New Roman" w:hAnsi="Times New Roman" w:cs="Times New Roman"/>
           <w:sz w:val="28"/>
+          <w:szCs w:val="28"/>
         </w:rPr>
         <w:t>учения</w:t>
       </w:r>
@@ -239,6 +295,7 @@
         <w:rPr>
           <w:rFonts w:ascii="Times New Roman" w:hAnsi="Times New Roman" w:cs="Times New Roman"/>
           <w:sz w:val="28"/>
+          <w:szCs w:val="28"/>
         </w:rPr>
         <w:t>. Система подразумевает интерактивное обучение с двустороннем взаимодействием преподавателей и студентов.</w:t>
       </w:r>
@@ -246,6 +303,7 @@
         <w:rPr>
           <w:rFonts w:ascii="Times New Roman" w:hAnsi="Times New Roman" w:cs="Times New Roman"/>
           <w:sz w:val="28"/>
+          <w:szCs w:val="28"/>
         </w:rPr>
         <w:t xml:space="preserve"> Система рассчитана </w:t>
       </w:r>
@@ -253,38 +311,34 @@
         <w:rPr>
           <w:rFonts w:ascii="Times New Roman" w:hAnsi="Times New Roman" w:cs="Times New Roman"/>
           <w:sz w:val="28"/>
+          <w:szCs w:val="28"/>
         </w:rPr>
         <w:t>иметь универсальный редактор курсов, подходящий для разных дисциплин, а также архив пользовательских материалов.</w:t>
       </w:r>
     </w:p>
     <w:p>
       <w:pPr>
-        <w:spacing w:after="0"/>
+        <w:spacing w:after="0" w:line="240" w:lineRule="auto"/>
         <w:ind w:firstLine="709"/>
         <w:rPr>
           <w:rFonts w:ascii="Times New Roman" w:hAnsi="Times New Roman" w:cs="Times New Roman"/>
           <w:sz w:val="28"/>
+          <w:szCs w:val="28"/>
         </w:rPr>
       </w:pPr>
       <w:r>
         <w:rPr>
           <w:rFonts w:ascii="Times New Roman" w:hAnsi="Times New Roman" w:cs="Times New Roman"/>
-          <w:i/>
-          <w:sz w:val="28"/>
-        </w:rPr>
-        <w:t>Ключевые слова:</w:t>
-      </w:r>
-      <w:r>
-        <w:rPr>
-          <w:rFonts w:ascii="Times New Roman" w:hAnsi="Times New Roman" w:cs="Times New Roman"/>
-          <w:sz w:val="28"/>
-        </w:rPr>
-        <w:t xml:space="preserve"> дистанционное обучение, </w:t>
-      </w:r>
-      <w:r>
-        <w:rPr>
-          <w:rFonts w:ascii="Times New Roman" w:hAnsi="Times New Roman" w:cs="Times New Roman"/>
-          <w:sz w:val="28"/>
+          <w:sz w:val="28"/>
+          <w:szCs w:val="28"/>
+        </w:rPr>
+        <w:t xml:space="preserve">Ключевые слова: дистанционное обучение, </w:t>
+      </w:r>
+      <w:r>
+        <w:rPr>
+          <w:rFonts w:ascii="Times New Roman" w:hAnsi="Times New Roman" w:cs="Times New Roman"/>
+          <w:sz w:val="28"/>
+          <w:szCs w:val="28"/>
         </w:rPr>
         <w:t>информационная система, интерактивное обучение.</w:t>
       </w:r>
@@ -297,7 +351,6 @@
         <w:rPr>
           <w:rFonts w:ascii="Times New Roman" w:hAnsi="Times New Roman" w:cs="Times New Roman"/>
           <w:color w:val="000000" w:themeColor="text1"/>
-          <w:sz w:val="32"/>
           <w:lang w:val="en-US"/>
         </w:rPr>
       </w:pPr>
@@ -305,87 +358,14 @@
         <w:rPr>
           <w:rFonts w:ascii="Times New Roman" w:hAnsi="Times New Roman" w:cs="Times New Roman"/>
           <w:color w:val="000000" w:themeColor="text1"/>
-          <w:sz w:val="32"/>
           <w:lang w:val="en-US"/>
         </w:rPr>
-        <w:t>DESIGNING</w:t>
-      </w:r>
-      <w:r>
-        <w:rPr>
-          <w:rFonts w:ascii="Times New Roman" w:hAnsi="Times New Roman" w:cs="Times New Roman"/>
-          <w:color w:val="000000" w:themeColor="text1"/>
-          <w:sz w:val="32"/>
-          <w:lang w:val="en-US"/>
-        </w:rPr>
-        <w:t xml:space="preserve"> </w:t>
-      </w:r>
-      <w:r>
-        <w:rPr>
-          <w:rFonts w:ascii="Times New Roman" w:hAnsi="Times New Roman" w:cs="Times New Roman"/>
-          <w:color w:val="000000" w:themeColor="text1"/>
-          <w:sz w:val="32"/>
-          <w:lang w:val="en-US"/>
-        </w:rPr>
-        <w:t>A</w:t>
-      </w:r>
-      <w:r>
-        <w:rPr>
-          <w:rFonts w:ascii="Times New Roman" w:hAnsi="Times New Roman" w:cs="Times New Roman"/>
-          <w:color w:val="000000" w:themeColor="text1"/>
-          <w:sz w:val="32"/>
-          <w:lang w:val="en-US"/>
-        </w:rPr>
-        <w:t xml:space="preserve"> DISTANCE LEARNING SYSTEM</w:t>
-      </w:r>
-      <w:r>
-        <w:rPr>
-          <w:rFonts w:ascii="Times New Roman" w:hAnsi="Times New Roman" w:cs="Times New Roman"/>
-          <w:color w:val="000000" w:themeColor="text1"/>
-          <w:sz w:val="32"/>
-          <w:lang w:val="en-US"/>
-        </w:rPr>
-        <w:t xml:space="preserve"> THAT</w:t>
-      </w:r>
-      <w:r>
-        <w:rPr>
-          <w:rFonts w:ascii="Times New Roman" w:hAnsi="Times New Roman" w:cs="Times New Roman"/>
-          <w:color w:val="000000" w:themeColor="text1"/>
-          <w:sz w:val="32"/>
-          <w:lang w:val="en-US"/>
-        </w:rPr>
-        <w:t xml:space="preserve"> </w:t>
-      </w:r>
-      <w:r>
-        <w:rPr>
-          <w:rFonts w:ascii="Times New Roman" w:hAnsi="Times New Roman" w:cs="Times New Roman"/>
-          <w:color w:val="000000" w:themeColor="text1"/>
-          <w:sz w:val="32"/>
-          <w:lang w:val="en-US"/>
-        </w:rPr>
-        <w:t xml:space="preserve">CONTEINS NESESSARY FUNCTIONALITY IN </w:t>
-      </w:r>
-      <w:r>
-        <w:rPr>
-          <w:rFonts w:ascii="Times New Roman" w:hAnsi="Times New Roman" w:cs="Times New Roman"/>
-          <w:color w:val="000000" w:themeColor="text1"/>
-          <w:sz w:val="32"/>
-          <w:lang w:val="en-US"/>
-        </w:rPr>
-        <w:t>A SINGLE SERVICE</w:t>
-      </w:r>
-      <w:r>
-        <w:rPr>
-          <w:rFonts w:ascii="Times New Roman" w:hAnsi="Times New Roman" w:cs="Times New Roman"/>
-          <w:color w:val="000000" w:themeColor="text1"/>
-          <w:sz w:val="32"/>
-          <w:lang w:val="en-US"/>
-        </w:rPr>
-        <w:t xml:space="preserve"> </w:t>
+        <w:t xml:space="preserve">DESIGNING A DISTANCE LEARNING SYSTEM THAT CONTEINS NESESSARY FUNCTIONALITY IN A SINGLE SERVICE </w:t>
       </w:r>
     </w:p>
     <w:p>
       <w:pPr>
-        <w:spacing w:after="0"/>
+        <w:spacing w:after="0" w:line="240" w:lineRule="auto"/>
         <w:jc w:val="center"/>
         <w:rPr>
           <w:rFonts w:ascii="Times New Roman" w:hAnsi="Times New Roman" w:cs="Times New Roman"/>
@@ -582,7 +562,7 @@
     </w:p>
     <w:p>
       <w:pPr>
-        <w:spacing w:after="0"/>
+        <w:spacing w:after="0" w:line="240" w:lineRule="auto"/>
         <w:jc w:val="center"/>
         <w:rPr>
           <w:rFonts w:ascii="Times New Roman" w:hAnsi="Times New Roman" w:cs="Times New Roman"/>
@@ -611,7 +591,7 @@
     </w:p>
     <w:p>
       <w:pPr>
-        <w:spacing w:after="0"/>
+        <w:spacing w:after="0" w:line="240" w:lineRule="auto"/>
         <w:jc w:val="center"/>
         <w:rPr>
           <w:rFonts w:ascii="Times New Roman" w:hAnsi="Times New Roman" w:cs="Times New Roman"/>
@@ -654,7 +634,7 @@
     </w:p>
     <w:p>
       <w:pPr>
-        <w:spacing w:after="0"/>
+        <w:spacing w:after="0" w:line="240" w:lineRule="auto"/>
         <w:ind w:firstLine="709"/>
         <w:jc w:val="both"/>
         <w:rPr>
@@ -667,7 +647,6 @@
       <w:r>
         <w:rPr>
           <w:rFonts w:ascii="Times New Roman" w:hAnsi="Times New Roman" w:cs="Times New Roman"/>
-          <w:i/>
           <w:color w:val="000000" w:themeColor="text1"/>
           <w:sz w:val="28"/>
           <w:lang w:val="en-US"/>
@@ -749,7 +728,7 @@
     </w:p>
     <w:p>
       <w:pPr>
-        <w:spacing w:after="0"/>
+        <w:spacing w:after="0" w:line="240" w:lineRule="auto"/>
         <w:ind w:firstLine="709"/>
         <w:jc w:val="both"/>
         <w:rPr>
@@ -762,7 +741,6 @@
       <w:r>
         <w:rPr>
           <w:rFonts w:ascii="Times New Roman" w:hAnsi="Times New Roman" w:cs="Times New Roman"/>
-          <w:i/>
           <w:color w:val="000000" w:themeColor="text1"/>
           <w:sz w:val="28"/>
           <w:lang w:val="en-US"/>
@@ -793,11 +771,16 @@
       <w:pPr>
         <w:pStyle w:val="a7"/>
         <w:jc w:val="center"/>
+        <w:rPr>
+          <w:rFonts w:ascii="Times New Roman" w:hAnsi="Times New Roman" w:cs="Times New Roman"/>
+          <w:sz w:val="72"/>
+        </w:rPr>
       </w:pPr>
       <w:r>
         <w:rPr>
+          <w:rFonts w:ascii="Times New Roman" w:hAnsi="Times New Roman" w:cs="Times New Roman"/>
           <w:b/>
-          <w:sz w:val="26"/>
+          <w:sz w:val="28"/>
           <w:szCs w:val="26"/>
         </w:rPr>
         <w:t>Введение</w:t>
@@ -805,18 +788,18 @@
     </w:p>
     <w:p>
       <w:pPr>
-        <w:spacing w:after="0"/>
+        <w:spacing w:after="0" w:line="240" w:lineRule="auto"/>
         <w:ind w:firstLine="709"/>
         <w:rPr>
           <w:rFonts w:ascii="Times New Roman" w:hAnsi="Times New Roman" w:cs="Times New Roman"/>
-          <w:sz w:val="26"/>
+          <w:sz w:val="28"/>
           <w:szCs w:val="26"/>
         </w:rPr>
       </w:pPr>
       <w:r>
         <w:rPr>
           <w:rFonts w:ascii="Times New Roman" w:hAnsi="Times New Roman" w:cs="Times New Roman"/>
-          <w:sz w:val="26"/>
+          <w:sz w:val="28"/>
           <w:szCs w:val="26"/>
         </w:rPr>
         <w:t xml:space="preserve">Обычно разные </w:t>
@@ -824,7 +807,7 @@
       <w:r>
         <w:rPr>
           <w:rFonts w:ascii="Times New Roman" w:hAnsi="Times New Roman" w:cs="Times New Roman"/>
-          <w:sz w:val="26"/>
+          <w:sz w:val="28"/>
           <w:szCs w:val="26"/>
         </w:rPr>
         <w:t>части образовательного контента размещены на разных ресурсах</w:t>
@@ -832,7 +815,7 @@
       <w:r>
         <w:rPr>
           <w:rFonts w:ascii="Times New Roman" w:hAnsi="Times New Roman" w:cs="Times New Roman"/>
-          <w:sz w:val="26"/>
+          <w:sz w:val="28"/>
           <w:szCs w:val="26"/>
         </w:rPr>
         <w:t>: лекции проводятся в приложении для конференций, взаимодействие с учениками</w:t>
@@ -840,7 +823,7 @@
       <w:r>
         <w:rPr>
           <w:rFonts w:ascii="Times New Roman" w:hAnsi="Times New Roman" w:cs="Times New Roman"/>
-          <w:sz w:val="26"/>
+          <w:sz w:val="28"/>
           <w:szCs w:val="26"/>
         </w:rPr>
         <w:t xml:space="preserve"> </w:t>
@@ -848,7 +831,7 @@
       <w:r>
         <w:rPr>
           <w:rFonts w:ascii="Times New Roman" w:hAnsi="Times New Roman" w:cs="Times New Roman"/>
-          <w:sz w:val="26"/>
+          <w:sz w:val="28"/>
           <w:szCs w:val="26"/>
         </w:rPr>
         <w:t>–</w:t>
@@ -856,7 +839,7 @@
       <w:r>
         <w:rPr>
           <w:rFonts w:ascii="Times New Roman" w:hAnsi="Times New Roman" w:cs="Times New Roman"/>
-          <w:sz w:val="26"/>
+          <w:sz w:val="28"/>
           <w:szCs w:val="26"/>
         </w:rPr>
         <w:t xml:space="preserve"> </w:t>
@@ -864,7 +847,7 @@
       <w:r>
         <w:rPr>
           <w:rFonts w:ascii="Times New Roman" w:hAnsi="Times New Roman" w:cs="Times New Roman"/>
-          <w:sz w:val="26"/>
+          <w:sz w:val="28"/>
           <w:szCs w:val="26"/>
         </w:rPr>
         <w:t>в социальной сети, тестовые задания и ответы учеников на них</w:t>
@@ -872,7 +855,7 @@
       <w:r>
         <w:rPr>
           <w:rFonts w:ascii="Times New Roman" w:hAnsi="Times New Roman" w:cs="Times New Roman"/>
-          <w:sz w:val="26"/>
+          <w:sz w:val="28"/>
           <w:szCs w:val="26"/>
         </w:rPr>
         <w:t xml:space="preserve"> –</w:t>
@@ -880,7 +863,7 @@
       <w:r>
         <w:rPr>
           <w:rFonts w:ascii="Times New Roman" w:hAnsi="Times New Roman" w:cs="Times New Roman"/>
-          <w:sz w:val="26"/>
+          <w:sz w:val="28"/>
           <w:szCs w:val="26"/>
         </w:rPr>
         <w:t xml:space="preserve"> в облачном хранилище. </w:t>
@@ -888,7 +871,7 @@
       <w:r>
         <w:rPr>
           <w:rFonts w:ascii="Times New Roman" w:hAnsi="Times New Roman" w:cs="Times New Roman"/>
-          <w:sz w:val="26"/>
+          <w:sz w:val="28"/>
           <w:szCs w:val="26"/>
         </w:rPr>
         <w:t>Как минимум, это неудобно, иными словами</w:t>
@@ -896,7 +879,7 @@
       <w:r>
         <w:rPr>
           <w:rFonts w:ascii="Times New Roman" w:hAnsi="Times New Roman" w:cs="Times New Roman"/>
-          <w:sz w:val="26"/>
+          <w:sz w:val="28"/>
           <w:szCs w:val="26"/>
         </w:rPr>
         <w:t xml:space="preserve"> –</w:t>
@@ -904,7 +887,7 @@
       <w:r>
         <w:rPr>
           <w:rFonts w:ascii="Times New Roman" w:hAnsi="Times New Roman" w:cs="Times New Roman"/>
-          <w:sz w:val="26"/>
+          <w:sz w:val="28"/>
           <w:szCs w:val="26"/>
         </w:rPr>
         <w:t xml:space="preserve"> провоцирует сложно измеряемую долю ошибок, связанных с человеческим фактором</w:t>
@@ -912,7 +895,7 @@
       <w:r>
         <w:rPr>
           <w:rFonts w:ascii="Times New Roman" w:hAnsi="Times New Roman" w:cs="Times New Roman"/>
-          <w:sz w:val="26"/>
+          <w:sz w:val="28"/>
           <w:szCs w:val="26"/>
         </w:rPr>
         <w:t>,</w:t>
@@ -920,7 +903,7 @@
       <w:r>
         <w:rPr>
           <w:rFonts w:ascii="Times New Roman" w:hAnsi="Times New Roman" w:cs="Times New Roman"/>
-          <w:sz w:val="26"/>
+          <w:sz w:val="28"/>
           <w:szCs w:val="26"/>
         </w:rPr>
         <w:t xml:space="preserve"> и заставляет участников тратить больше времени на работу с интерфейсами разных ресурсов, чем можно было бы. </w:t>
@@ -928,7 +911,7 @@
       <w:r>
         <w:rPr>
           <w:rFonts w:ascii="Times New Roman" w:hAnsi="Times New Roman" w:cs="Times New Roman"/>
-          <w:sz w:val="26"/>
+          <w:sz w:val="28"/>
           <w:szCs w:val="26"/>
         </w:rPr>
         <w:t xml:space="preserve">Так же это увеличивает общую плату </w:t>
@@ -936,7 +919,7 @@
       <w:r>
         <w:rPr>
           <w:rFonts w:ascii="Times New Roman" w:hAnsi="Times New Roman" w:cs="Times New Roman"/>
-          <w:sz w:val="26"/>
+          <w:sz w:val="28"/>
           <w:szCs w:val="26"/>
         </w:rPr>
         <w:t>пользователей</w:t>
@@ -944,23 +927,113 @@
       <w:r>
         <w:rPr>
           <w:rFonts w:ascii="Times New Roman" w:hAnsi="Times New Roman" w:cs="Times New Roman"/>
-          <w:sz w:val="26"/>
-          <w:szCs w:val="26"/>
-        </w:rPr>
-        <w:t xml:space="preserve">, т.к. многие сервисы предоставляют подписочную модель монетизации, а не "pay as you go", из-за чего за </w:t>
-      </w:r>
-      <w:r>
-        <w:rPr>
-          <w:rFonts w:ascii="Times New Roman" w:hAnsi="Times New Roman" w:cs="Times New Roman"/>
-          <w:sz w:val="26"/>
+          <w:sz w:val="28"/>
+          <w:szCs w:val="26"/>
+        </w:rPr>
+        <w:t xml:space="preserve">, т.к. многие сервисы предоставляют подписочную модель монетизации, а не </w:t>
+      </w:r>
+      <w:r>
+        <w:rPr>
+          <w:rFonts w:ascii="Times New Roman" w:hAnsi="Times New Roman" w:cs="Times New Roman"/>
+          <w:sz w:val="28"/>
+          <w:szCs w:val="26"/>
+        </w:rPr>
+        <w:t>«</w:t>
+      </w:r>
+      <w:proofErr w:type="spellStart"/>
+      <w:r>
+        <w:rPr>
+          <w:rFonts w:ascii="Times New Roman" w:hAnsi="Times New Roman" w:cs="Times New Roman"/>
+          <w:sz w:val="28"/>
+          <w:szCs w:val="26"/>
+        </w:rPr>
+        <w:t>pay</w:t>
+      </w:r>
+      <w:proofErr w:type="spellEnd"/>
+      <w:r>
+        <w:rPr>
+          <w:rFonts w:ascii="Times New Roman" w:hAnsi="Times New Roman" w:cs="Times New Roman"/>
+          <w:sz w:val="28"/>
+          <w:szCs w:val="26"/>
+        </w:rPr>
+        <w:t xml:space="preserve"> </w:t>
+      </w:r>
+      <w:proofErr w:type="spellStart"/>
+      <w:r>
+        <w:rPr>
+          <w:rFonts w:ascii="Times New Roman" w:hAnsi="Times New Roman" w:cs="Times New Roman"/>
+          <w:sz w:val="28"/>
+          <w:szCs w:val="26"/>
+        </w:rPr>
+        <w:t>as</w:t>
+      </w:r>
+      <w:proofErr w:type="spellEnd"/>
+      <w:r>
+        <w:rPr>
+          <w:rFonts w:ascii="Times New Roman" w:hAnsi="Times New Roman" w:cs="Times New Roman"/>
+          <w:sz w:val="28"/>
+          <w:szCs w:val="26"/>
+        </w:rPr>
+        <w:t xml:space="preserve"> </w:t>
+      </w:r>
+      <w:proofErr w:type="spellStart"/>
+      <w:r>
+        <w:rPr>
+          <w:rFonts w:ascii="Times New Roman" w:hAnsi="Times New Roman" w:cs="Times New Roman"/>
+          <w:sz w:val="28"/>
+          <w:szCs w:val="26"/>
+        </w:rPr>
+        <w:t>you</w:t>
+      </w:r>
+      <w:proofErr w:type="spellEnd"/>
+      <w:r>
+        <w:rPr>
+          <w:rFonts w:ascii="Times New Roman" w:hAnsi="Times New Roman" w:cs="Times New Roman"/>
+          <w:sz w:val="28"/>
+          <w:szCs w:val="26"/>
+        </w:rPr>
+        <w:t xml:space="preserve"> </w:t>
+      </w:r>
+      <w:proofErr w:type="spellStart"/>
+      <w:r>
+        <w:rPr>
+          <w:rFonts w:ascii="Times New Roman" w:hAnsi="Times New Roman" w:cs="Times New Roman"/>
+          <w:sz w:val="28"/>
+          <w:szCs w:val="26"/>
+        </w:rPr>
+        <w:t>go</w:t>
+      </w:r>
+      <w:proofErr w:type="spellEnd"/>
+      <w:r>
+        <w:rPr>
+          <w:rFonts w:ascii="Times New Roman" w:hAnsi="Times New Roman" w:cs="Times New Roman"/>
+          <w:sz w:val="28"/>
+          <w:szCs w:val="26"/>
+        </w:rPr>
+        <w:t>»</w:t>
+      </w:r>
+      <w:r>
+        <w:rPr>
+          <w:rFonts w:ascii="Times New Roman" w:hAnsi="Times New Roman" w:cs="Times New Roman"/>
+          <w:sz w:val="28"/>
+          <w:szCs w:val="26"/>
+        </w:rPr>
+        <w:t xml:space="preserve">, из-за чего за </w:t>
+      </w:r>
+      <w:r>
+        <w:rPr>
+          <w:rFonts w:ascii="Times New Roman" w:hAnsi="Times New Roman" w:cs="Times New Roman"/>
+          <w:sz w:val="28"/>
           <w:szCs w:val="26"/>
         </w:rPr>
         <w:t>некоторый функционал</w:t>
       </w:r>
-      <w:r>
-        <w:rPr>
-          <w:rFonts w:ascii="Times New Roman" w:hAnsi="Times New Roman" w:cs="Times New Roman"/>
-          <w:sz w:val="26"/>
+      <w:bookmarkStart w:id="0" w:name="_GoBack"/>
+      <w:bookmarkEnd w:id="0"/>
+      <w:r>
+        <w:rPr>
+          <w:rFonts w:ascii="Times New Roman" w:hAnsi="Times New Roman" w:cs="Times New Roman"/>
+          <w:sz w:val="28"/>
           <w:szCs w:val="26"/>
         </w:rPr>
         <w:t xml:space="preserve"> может происходить переплата. </w:t>
@@ -968,7 +1041,7 @@
       <w:r>
         <w:rPr>
           <w:rFonts w:ascii="Times New Roman" w:hAnsi="Times New Roman" w:cs="Times New Roman"/>
-          <w:sz w:val="26"/>
+          <w:sz w:val="28"/>
           <w:szCs w:val="26"/>
         </w:rPr>
         <w:t>Так же п</w:t>
@@ -976,7 +1049,7 @@
       <w:r>
         <w:rPr>
           <w:rFonts w:ascii="Times New Roman" w:hAnsi="Times New Roman" w:cs="Times New Roman"/>
-          <w:sz w:val="26"/>
+          <w:sz w:val="28"/>
           <w:szCs w:val="26"/>
         </w:rPr>
         <w:t>реподаватели могут использо</w:t>
@@ -984,7 +1057,7 @@
       <w:r>
         <w:rPr>
           <w:rFonts w:ascii="Times New Roman" w:hAnsi="Times New Roman" w:cs="Times New Roman"/>
-          <w:sz w:val="26"/>
+          <w:sz w:val="28"/>
           <w:szCs w:val="26"/>
         </w:rPr>
         <w:t>вать бесплатные подписки</w:t>
@@ -992,7 +1065,7 @@
       <w:r>
         <w:rPr>
           <w:rFonts w:ascii="Times New Roman" w:hAnsi="Times New Roman" w:cs="Times New Roman"/>
-          <w:sz w:val="26"/>
+          <w:sz w:val="28"/>
           <w:szCs w:val="26"/>
         </w:rPr>
         <w:t>, но это может сказаться на масштабируемости обучения.</w:t>
@@ -1000,27 +1073,26 @@
     </w:p>
     <w:p>
       <w:pPr>
-        <w:spacing w:after="0"/>
+        <w:spacing w:after="0" w:line="240" w:lineRule="auto"/>
         <w:ind w:firstLine="709"/>
         <w:rPr>
           <w:rFonts w:ascii="Times New Roman" w:hAnsi="Times New Roman" w:cs="Times New Roman"/>
-          <w:sz w:val="26"/>
+          <w:sz w:val="28"/>
           <w:szCs w:val="26"/>
         </w:rPr>
       </w:pPr>
       <w:r>
         <w:rPr>
           <w:rFonts w:ascii="Times New Roman" w:hAnsi="Times New Roman" w:cs="Times New Roman"/>
-          <w:sz w:val="26"/>
-          <w:szCs w:val="26"/>
-        </w:rPr>
-        <w:lastRenderedPageBreak/>
+          <w:sz w:val="28"/>
+          <w:szCs w:val="26"/>
+        </w:rPr>
         <w:t>Подходящим проектом, решающим эти проблемы, может быть</w:t>
       </w:r>
       <w:r>
         <w:rPr>
           <w:rFonts w:ascii="Times New Roman" w:hAnsi="Times New Roman" w:cs="Times New Roman"/>
-          <w:sz w:val="26"/>
+          <w:sz w:val="28"/>
           <w:szCs w:val="26"/>
         </w:rPr>
         <w:t xml:space="preserve"> универсальная</w:t>
@@ -1028,34 +1100,48 @@
       <w:r>
         <w:rPr>
           <w:rFonts w:ascii="Times New Roman" w:hAnsi="Times New Roman" w:cs="Times New Roman"/>
-          <w:sz w:val="26"/>
-          <w:szCs w:val="26"/>
-        </w:rPr>
-        <w:t xml:space="preserve"> платформа для дистанционного образования, фокусирующаяся </w:t>
-      </w:r>
-      <w:proofErr w:type="gramStart"/>
-      <w:r>
-        <w:rPr>
-          <w:rFonts w:ascii="Times New Roman" w:hAnsi="Times New Roman" w:cs="Times New Roman"/>
-          <w:sz w:val="26"/>
-          <w:szCs w:val="26"/>
-        </w:rPr>
-        <w:t>на двустороннем общении</w:t>
-      </w:r>
-      <w:proofErr w:type="gramEnd"/>
-      <w:r>
-        <w:rPr>
-          <w:rFonts w:ascii="Times New Roman" w:hAnsi="Times New Roman" w:cs="Times New Roman"/>
-          <w:sz w:val="26"/>
-          <w:szCs w:val="26"/>
-        </w:rPr>
-        <w:t xml:space="preserve"> учитель-ученик. Основное преимущество - комплектация функционала в одном приложении, включая программы-</w:t>
+          <w:sz w:val="28"/>
+          <w:szCs w:val="26"/>
+        </w:rPr>
+        <w:t xml:space="preserve"> платформа для дистанционного образования, фокусирующаяся на двустороннем общении </w:t>
+      </w:r>
+      <w:r>
+        <w:rPr>
+          <w:rFonts w:ascii="Times New Roman" w:hAnsi="Times New Roman" w:cs="Times New Roman"/>
+          <w:sz w:val="28"/>
+          <w:szCs w:val="26"/>
+        </w:rPr>
+        <w:t>«</w:t>
+      </w:r>
+      <w:r>
+        <w:rPr>
+          <w:rFonts w:ascii="Times New Roman" w:hAnsi="Times New Roman" w:cs="Times New Roman"/>
+          <w:sz w:val="28"/>
+          <w:szCs w:val="26"/>
+        </w:rPr>
+        <w:t>учитель-ученик</w:t>
+      </w:r>
+      <w:r>
+        <w:rPr>
+          <w:rFonts w:ascii="Times New Roman" w:hAnsi="Times New Roman" w:cs="Times New Roman"/>
+          <w:sz w:val="28"/>
+          <w:szCs w:val="26"/>
+        </w:rPr>
+        <w:t>»</w:t>
+      </w:r>
+      <w:r>
+        <w:rPr>
+          <w:rFonts w:ascii="Times New Roman" w:hAnsi="Times New Roman" w:cs="Times New Roman"/>
+          <w:sz w:val="28"/>
+          <w:szCs w:val="26"/>
+        </w:rPr>
+        <w:t>. Основное преимущество - комплектация функционала в одном приложении, включая программы-</w:t>
       </w:r>
       <w:proofErr w:type="spellStart"/>
       <w:r>
         <w:rPr>
           <w:rFonts w:ascii="Times New Roman" w:hAnsi="Times New Roman" w:cs="Times New Roman"/>
-          <w:sz w:val="26"/>
+          <w:sz w:val="28"/>
           <w:szCs w:val="26"/>
         </w:rPr>
         <w:t>просмотрщики</w:t>
@@ -1064,26 +1150,16 @@
       <w:r>
         <w:rPr>
           <w:rFonts w:ascii="Times New Roman" w:hAnsi="Times New Roman" w:cs="Times New Roman"/>
-          <w:sz w:val="26"/>
-          <w:szCs w:val="26"/>
-        </w:rPr>
-        <w:t xml:space="preserve"> файлов. </w:t>
-      </w:r>
-      <w:bookmarkStart w:id="0" w:name="_GoBack"/>
-      <w:bookmarkEnd w:id="0"/>
-      <w:r>
-        <w:rPr>
-          <w:rFonts w:ascii="Times New Roman" w:hAnsi="Times New Roman" w:cs="Times New Roman"/>
-          <w:sz w:val="26"/>
-          <w:szCs w:val="26"/>
-        </w:rPr>
-        <w:t xml:space="preserve">Желаемое преимущество - </w:t>
+          <w:sz w:val="28"/>
+          <w:szCs w:val="26"/>
+        </w:rPr>
+        <w:t xml:space="preserve"> файлов. Желаемое преимущество - </w:t>
       </w:r>
       <w:proofErr w:type="spellStart"/>
       <w:r>
         <w:rPr>
           <w:rFonts w:ascii="Times New Roman" w:hAnsi="Times New Roman" w:cs="Times New Roman"/>
-          <w:sz w:val="26"/>
+          <w:sz w:val="28"/>
           <w:szCs w:val="26"/>
         </w:rPr>
         <w:t>кастомизируемость</w:t>
@@ -1092,7 +1168,7 @@
       <w:r>
         <w:rPr>
           <w:rFonts w:ascii="Times New Roman" w:hAnsi="Times New Roman" w:cs="Times New Roman"/>
-          <w:sz w:val="26"/>
+          <w:sz w:val="28"/>
           <w:szCs w:val="26"/>
         </w:rPr>
         <w:t xml:space="preserve"> под нужды разных преподавателей и дисциплин.</w:t>
@@ -1100,26 +1176,27 @@
     </w:p>
     <w:p>
       <w:pPr>
-        <w:spacing w:after="0"/>
+        <w:spacing w:after="0" w:line="240" w:lineRule="auto"/>
         <w:ind w:firstLine="709"/>
         <w:rPr>
           <w:rFonts w:ascii="Times New Roman" w:hAnsi="Times New Roman" w:cs="Times New Roman"/>
-          <w:sz w:val="26"/>
+          <w:sz w:val="28"/>
           <w:szCs w:val="26"/>
         </w:rPr>
       </w:pPr>
       <w:r>
         <w:rPr>
           <w:rFonts w:ascii="Times New Roman" w:hAnsi="Times New Roman" w:cs="Times New Roman"/>
-          <w:sz w:val="26"/>
-          <w:szCs w:val="26"/>
-        </w:rPr>
+          <w:sz w:val="28"/>
+          <w:szCs w:val="26"/>
+        </w:rPr>
+        <w:lastRenderedPageBreak/>
         <w:t xml:space="preserve">К целевой аудитории </w:t>
       </w:r>
       <w:r>
         <w:rPr>
           <w:rFonts w:ascii="Times New Roman" w:hAnsi="Times New Roman" w:cs="Times New Roman"/>
-          <w:sz w:val="26"/>
+          <w:sz w:val="28"/>
           <w:szCs w:val="26"/>
         </w:rPr>
         <w:t xml:space="preserve">платформы </w:t>
@@ -1127,7 +1204,7 @@
       <w:r>
         <w:rPr>
           <w:rFonts w:ascii="Times New Roman" w:hAnsi="Times New Roman" w:cs="Times New Roman"/>
-          <w:sz w:val="26"/>
+          <w:sz w:val="28"/>
           <w:szCs w:val="26"/>
         </w:rPr>
         <w:t>можно отнести: репетиторов, онлайн-кружки, маломасштабные онлайн-школы; в меньшей степени оффлайн образовательные организации с частичным дистанционным обучением; ученики.</w:t>
@@ -1138,15 +1215,17 @@
         <w:pStyle w:val="a7"/>
         <w:jc w:val="center"/>
         <w:rPr>
+          <w:rFonts w:ascii="Times New Roman" w:hAnsi="Times New Roman" w:cs="Times New Roman"/>
           <w:b/>
-          <w:sz w:val="26"/>
+          <w:sz w:val="28"/>
           <w:szCs w:val="26"/>
         </w:rPr>
       </w:pPr>
       <w:r>
         <w:rPr>
+          <w:rFonts w:ascii="Times New Roman" w:hAnsi="Times New Roman" w:cs="Times New Roman"/>
           <w:b/>
-          <w:sz w:val="26"/>
+          <w:sz w:val="28"/>
           <w:szCs w:val="26"/>
         </w:rPr>
         <w:t>Описание системы</w:t>
@@ -1154,18 +1233,18 @@
     </w:p>
     <w:p>
       <w:pPr>
-        <w:spacing w:after="0"/>
+        <w:spacing w:after="0" w:line="240" w:lineRule="auto"/>
         <w:ind w:firstLine="709"/>
         <w:rPr>
           <w:rFonts w:ascii="Times New Roman" w:hAnsi="Times New Roman" w:cs="Times New Roman"/>
-          <w:sz w:val="26"/>
+          <w:sz w:val="28"/>
           <w:szCs w:val="26"/>
         </w:rPr>
       </w:pPr>
       <w:r>
         <w:rPr>
           <w:rFonts w:ascii="Times New Roman" w:hAnsi="Times New Roman" w:cs="Times New Roman"/>
-          <w:sz w:val="26"/>
+          <w:sz w:val="28"/>
           <w:szCs w:val="26"/>
         </w:rPr>
         <w:t>Целью данной статьи является описание проекта, который представляет из себя клиент-серверную архитектуру. Сервер представляет собой архив и центр связи между участниками процесса, архив классифицирует данные по аккаунтам и курсам. Одни и те же данные могут быть доступны разным пользователям и одновременно на них могут ссылаться разные курсы.</w:t>
@@ -1173,18 +1252,18 @@
     </w:p>
     <w:p>
       <w:pPr>
-        <w:spacing w:after="0"/>
+        <w:spacing w:after="0" w:line="240" w:lineRule="auto"/>
         <w:ind w:firstLine="709"/>
         <w:rPr>
           <w:rFonts w:ascii="Times New Roman" w:hAnsi="Times New Roman" w:cs="Times New Roman"/>
-          <w:sz w:val="26"/>
+          <w:sz w:val="28"/>
           <w:szCs w:val="26"/>
         </w:rPr>
       </w:pPr>
       <w:r>
         <w:rPr>
           <w:rFonts w:ascii="Times New Roman" w:hAnsi="Times New Roman" w:cs="Times New Roman"/>
-          <w:sz w:val="26"/>
+          <w:sz w:val="28"/>
           <w:szCs w:val="26"/>
         </w:rPr>
         <w:t xml:space="preserve">Клиент позволяет создавать аккаунт и подключаться к существующему. У любого аккаунта есть право создать курс и пригласить в него участников или объявить набор на предстоящую программу или подключиться к существующей.  </w:t>
@@ -1192,18 +1271,18 @@
     </w:p>
     <w:p>
       <w:pPr>
-        <w:spacing w:after="0"/>
+        <w:spacing w:after="0" w:line="240" w:lineRule="auto"/>
         <w:ind w:firstLine="709"/>
         <w:rPr>
           <w:rFonts w:ascii="Times New Roman" w:hAnsi="Times New Roman" w:cs="Times New Roman"/>
-          <w:sz w:val="26"/>
+          <w:sz w:val="28"/>
           <w:szCs w:val="26"/>
         </w:rPr>
       </w:pPr>
       <w:r>
         <w:rPr>
           <w:rFonts w:ascii="Times New Roman" w:hAnsi="Times New Roman" w:cs="Times New Roman"/>
-          <w:sz w:val="26"/>
+          <w:sz w:val="28"/>
           <w:szCs w:val="26"/>
         </w:rPr>
         <w:t>Курс представляет собой набо</w:t>
@@ -1211,7 +1290,7 @@
       <w:r>
         <w:rPr>
           <w:rFonts w:ascii="Times New Roman" w:hAnsi="Times New Roman" w:cs="Times New Roman"/>
-          <w:sz w:val="26"/>
+          <w:sz w:val="28"/>
           <w:szCs w:val="26"/>
         </w:rPr>
         <w:t>р аккаунтов с иерархией</w:t>
@@ -1219,7 +1298,7 @@
       <w:r>
         <w:rPr>
           <w:rFonts w:ascii="Times New Roman" w:hAnsi="Times New Roman" w:cs="Times New Roman"/>
-          <w:sz w:val="26"/>
+          <w:sz w:val="28"/>
           <w:szCs w:val="26"/>
         </w:rPr>
         <w:t>, набор ссылок на</w:t>
@@ -1227,7 +1306,7 @@
       <w:r>
         <w:rPr>
           <w:rFonts w:ascii="Times New Roman" w:hAnsi="Times New Roman" w:cs="Times New Roman"/>
-          <w:sz w:val="26"/>
+          <w:sz w:val="28"/>
           <w:szCs w:val="26"/>
         </w:rPr>
         <w:t xml:space="preserve"> данные, существующие в архиве</w:t>
@@ -1235,7 +1314,7 @@
       <w:r>
         <w:rPr>
           <w:rFonts w:ascii="Times New Roman" w:hAnsi="Times New Roman" w:cs="Times New Roman"/>
-          <w:sz w:val="26"/>
+          <w:sz w:val="28"/>
           <w:szCs w:val="26"/>
         </w:rPr>
         <w:t xml:space="preserve"> </w:t>
@@ -1243,7 +1322,7 @@
       <w:r>
         <w:rPr>
           <w:rFonts w:ascii="Times New Roman" w:hAnsi="Times New Roman" w:cs="Times New Roman"/>
-          <w:sz w:val="26"/>
+          <w:sz w:val="28"/>
           <w:szCs w:val="26"/>
         </w:rPr>
         <w:t>и</w:t>
@@ -1251,7 +1330,7 @@
       <w:r>
         <w:rPr>
           <w:rFonts w:ascii="Times New Roman" w:hAnsi="Times New Roman" w:cs="Times New Roman"/>
-          <w:sz w:val="26"/>
+          <w:sz w:val="28"/>
           <w:szCs w:val="26"/>
         </w:rPr>
         <w:t xml:space="preserve"> доступн</w:t>
@@ -1259,7 +1338,7 @@
       <w:r>
         <w:rPr>
           <w:rFonts w:ascii="Times New Roman" w:hAnsi="Times New Roman" w:cs="Times New Roman"/>
-          <w:sz w:val="26"/>
+          <w:sz w:val="28"/>
           <w:szCs w:val="26"/>
         </w:rPr>
         <w:t>ые</w:t>
@@ -1267,7 +1346,7 @@
       <w:r>
         <w:rPr>
           <w:rFonts w:ascii="Times New Roman" w:hAnsi="Times New Roman" w:cs="Times New Roman"/>
-          <w:sz w:val="26"/>
+          <w:sz w:val="28"/>
           <w:szCs w:val="26"/>
         </w:rPr>
         <w:t xml:space="preserve"> </w:t>
@@ -1275,7 +1354,7 @@
       <w:r>
         <w:rPr>
           <w:rFonts w:ascii="Times New Roman" w:hAnsi="Times New Roman" w:cs="Times New Roman"/>
-          <w:sz w:val="26"/>
+          <w:sz w:val="28"/>
           <w:szCs w:val="26"/>
         </w:rPr>
         <w:t>в курсе</w:t>
@@ -1283,7 +1362,7 @@
       <w:r>
         <w:rPr>
           <w:rFonts w:ascii="Times New Roman" w:hAnsi="Times New Roman" w:cs="Times New Roman"/>
-          <w:sz w:val="26"/>
+          <w:sz w:val="28"/>
           <w:szCs w:val="26"/>
         </w:rPr>
         <w:t>,</w:t>
@@ -1291,7 +1370,7 @@
       <w:r>
         <w:rPr>
           <w:rFonts w:ascii="Times New Roman" w:hAnsi="Times New Roman" w:cs="Times New Roman"/>
-          <w:sz w:val="26"/>
+          <w:sz w:val="28"/>
           <w:szCs w:val="26"/>
         </w:rPr>
         <w:t xml:space="preserve"> и набор каналов связи - визуальных и аудиальных.</w:t>
@@ -1299,18 +1378,18 @@
     </w:p>
     <w:p>
       <w:pPr>
-        <w:spacing w:after="0"/>
+        <w:spacing w:after="0" w:line="240" w:lineRule="auto"/>
         <w:ind w:firstLine="709"/>
         <w:rPr>
           <w:rFonts w:ascii="Times New Roman" w:hAnsi="Times New Roman" w:cs="Times New Roman"/>
-          <w:sz w:val="26"/>
+          <w:sz w:val="28"/>
           <w:szCs w:val="26"/>
         </w:rPr>
       </w:pPr>
       <w:r>
         <w:rPr>
           <w:rFonts w:ascii="Times New Roman" w:hAnsi="Times New Roman" w:cs="Times New Roman"/>
-          <w:sz w:val="26"/>
+          <w:sz w:val="28"/>
           <w:szCs w:val="26"/>
         </w:rPr>
         <w:t xml:space="preserve">Также клиент может загружать материалы в архив, создав их или </w:t>
@@ -1318,7 +1397,7 @@
       <w:r>
         <w:rPr>
           <w:rFonts w:ascii="Times New Roman" w:hAnsi="Times New Roman" w:cs="Times New Roman"/>
-          <w:sz w:val="26"/>
+          <w:sz w:val="28"/>
           <w:szCs w:val="26"/>
         </w:rPr>
         <w:t>использовав готовый файл, редактировать закреплённые за ним ресурсы</w:t>
@@ -1326,7 +1405,7 @@
       <w:r>
         <w:rPr>
           <w:rFonts w:ascii="Times New Roman" w:hAnsi="Times New Roman" w:cs="Times New Roman"/>
-          <w:sz w:val="26"/>
+          <w:sz w:val="28"/>
           <w:szCs w:val="26"/>
         </w:rPr>
         <w:t>, а также просматривать</w:t>
@@ -1334,7 +1413,7 @@
       <w:r>
         <w:rPr>
           <w:rFonts w:ascii="Times New Roman" w:hAnsi="Times New Roman" w:cs="Times New Roman"/>
-          <w:sz w:val="26"/>
+          <w:sz w:val="28"/>
           <w:szCs w:val="26"/>
         </w:rPr>
         <w:t xml:space="preserve"> любые позиции, к которым имеет ссылку</w:t>
@@ -1342,7 +1421,7 @@
       <w:r>
         <w:rPr>
           <w:rFonts w:ascii="Times New Roman" w:hAnsi="Times New Roman" w:cs="Times New Roman"/>
-          <w:sz w:val="26"/>
+          <w:sz w:val="28"/>
           <w:szCs w:val="26"/>
         </w:rPr>
         <w:t>.</w:t>
@@ -1350,18 +1429,18 @@
     </w:p>
     <w:p>
       <w:pPr>
-        <w:spacing w:after="0"/>
+        <w:spacing w:after="0" w:line="240" w:lineRule="auto"/>
         <w:ind w:firstLine="709"/>
         <w:rPr>
           <w:rFonts w:ascii="Times New Roman" w:hAnsi="Times New Roman" w:cs="Times New Roman"/>
-          <w:sz w:val="26"/>
+          <w:sz w:val="28"/>
           <w:szCs w:val="26"/>
         </w:rPr>
       </w:pPr>
       <w:r>
         <w:rPr>
           <w:rFonts w:ascii="Times New Roman" w:hAnsi="Times New Roman" w:cs="Times New Roman"/>
-          <w:sz w:val="26"/>
+          <w:sz w:val="28"/>
           <w:szCs w:val="26"/>
         </w:rPr>
         <w:t>В глобальном плане система делится на сервер-архив, сервер связи, баз</w:t>
@@ -1369,7 +1448,7 @@
       <w:r>
         <w:rPr>
           <w:rFonts w:ascii="Times New Roman" w:hAnsi="Times New Roman" w:cs="Times New Roman"/>
-          <w:sz w:val="26"/>
+          <w:sz w:val="28"/>
           <w:szCs w:val="26"/>
         </w:rPr>
         <w:t>у</w:t>
@@ -1377,7 +1456,7 @@
       <w:r>
         <w:rPr>
           <w:rFonts w:ascii="Times New Roman" w:hAnsi="Times New Roman" w:cs="Times New Roman"/>
-          <w:sz w:val="26"/>
+          <w:sz w:val="28"/>
           <w:szCs w:val="26"/>
         </w:rPr>
         <w:t xml:space="preserve"> данных аккаунтов и интерфейсы пользователей.</w:t>
@@ -1385,18 +1464,18 @@
     </w:p>
     <w:p>
       <w:pPr>
-        <w:spacing w:after="0"/>
+        <w:spacing w:after="0" w:line="240" w:lineRule="auto"/>
         <w:ind w:firstLine="709"/>
         <w:rPr>
           <w:rFonts w:ascii="Times New Roman" w:hAnsi="Times New Roman" w:cs="Times New Roman"/>
-          <w:sz w:val="26"/>
+          <w:sz w:val="28"/>
           <w:szCs w:val="26"/>
         </w:rPr>
       </w:pPr>
       <w:r>
         <w:rPr>
           <w:rFonts w:ascii="Times New Roman" w:hAnsi="Times New Roman" w:cs="Times New Roman"/>
-          <w:sz w:val="26"/>
+          <w:sz w:val="28"/>
           <w:szCs w:val="26"/>
         </w:rPr>
         <w:t>Сервер-архив – это организованное множество разных файлов, с привязанными к ним аккаунтами. Файлы могут быть различных форматов, в т.ч. специально разработанных под систему: задачи, тесты,</w:t>
@@ -1404,7 +1483,7 @@
       <w:r>
         <w:rPr>
           <w:rFonts w:ascii="Times New Roman" w:hAnsi="Times New Roman" w:cs="Times New Roman"/>
-          <w:sz w:val="26"/>
+          <w:sz w:val="28"/>
           <w:szCs w:val="26"/>
         </w:rPr>
         <w:t xml:space="preserve"> редакторы,</w:t>
@@ -1412,7 +1491,7 @@
       <w:r>
         <w:rPr>
           <w:rFonts w:ascii="Times New Roman" w:hAnsi="Times New Roman" w:cs="Times New Roman"/>
-          <w:sz w:val="26"/>
+          <w:sz w:val="28"/>
           <w:szCs w:val="26"/>
         </w:rPr>
         <w:t xml:space="preserve"> симуляторы и </w:t>
@@ -1420,7 +1499,7 @@
       <w:r>
         <w:rPr>
           <w:rFonts w:ascii="Times New Roman" w:hAnsi="Times New Roman" w:cs="Times New Roman"/>
-          <w:sz w:val="26"/>
+          <w:sz w:val="28"/>
           <w:szCs w:val="26"/>
         </w:rPr>
         <w:t>т.д</w:t>
@@ -1428,7 +1507,7 @@
       <w:r>
         <w:rPr>
           <w:rFonts w:ascii="Times New Roman" w:hAnsi="Times New Roman" w:cs="Times New Roman"/>
-          <w:sz w:val="26"/>
+          <w:sz w:val="28"/>
           <w:szCs w:val="26"/>
         </w:rPr>
         <w:t>. Аккаунт имеет функционал по редактированию доступных для этого файлов, и по чтению любых файлов в архиве.</w:t>
@@ -1436,18 +1515,18 @@
     </w:p>
     <w:p>
       <w:pPr>
-        <w:spacing w:after="0"/>
+        <w:spacing w:after="0" w:line="240" w:lineRule="auto"/>
         <w:ind w:firstLine="709"/>
         <w:rPr>
           <w:rFonts w:ascii="Times New Roman" w:hAnsi="Times New Roman" w:cs="Times New Roman"/>
-          <w:sz w:val="26"/>
+          <w:sz w:val="28"/>
           <w:szCs w:val="26"/>
         </w:rPr>
       </w:pPr>
       <w:r>
         <w:rPr>
           <w:rFonts w:ascii="Times New Roman" w:hAnsi="Times New Roman" w:cs="Times New Roman"/>
-          <w:sz w:val="26"/>
+          <w:sz w:val="28"/>
           <w:szCs w:val="26"/>
         </w:rPr>
         <w:t>Сервер связи хранит программы обучения, каждая из которых состоит из списка аккаунтов</w:t>
@@ -1455,7 +1534,7 @@
       <w:r>
         <w:rPr>
           <w:rFonts w:ascii="Times New Roman" w:hAnsi="Times New Roman" w:cs="Times New Roman"/>
-          <w:sz w:val="26"/>
+          <w:sz w:val="28"/>
           <w:szCs w:val="26"/>
         </w:rPr>
         <w:t xml:space="preserve"> с уникальной иерархией;</w:t>
@@ -1463,7 +1542,7 @@
       <w:r>
         <w:rPr>
           <w:rFonts w:ascii="Times New Roman" w:hAnsi="Times New Roman" w:cs="Times New Roman"/>
-          <w:sz w:val="26"/>
+          <w:sz w:val="28"/>
           <w:szCs w:val="26"/>
         </w:rPr>
         <w:t xml:space="preserve"> архивных</w:t>
@@ -1471,7 +1550,7 @@
       <w:r>
         <w:rPr>
           <w:rFonts w:ascii="Times New Roman" w:hAnsi="Times New Roman" w:cs="Times New Roman"/>
-          <w:sz w:val="26"/>
+          <w:sz w:val="28"/>
           <w:szCs w:val="26"/>
         </w:rPr>
         <w:t xml:space="preserve"> и эксклюзивных</w:t>
@@ -1479,7 +1558,7 @@
       <w:r>
         <w:rPr>
           <w:rFonts w:ascii="Times New Roman" w:hAnsi="Times New Roman" w:cs="Times New Roman"/>
-          <w:sz w:val="26"/>
+          <w:sz w:val="28"/>
           <w:szCs w:val="26"/>
         </w:rPr>
         <w:t xml:space="preserve"> материалов</w:t>
@@ -1487,7 +1566,7 @@
       <w:r>
         <w:rPr>
           <w:rFonts w:ascii="Times New Roman" w:hAnsi="Times New Roman" w:cs="Times New Roman"/>
-          <w:sz w:val="26"/>
+          <w:sz w:val="28"/>
           <w:szCs w:val="26"/>
         </w:rPr>
         <w:t>, зарегистрированных взаимодействий учеников с ними; архитектуры</w:t>
@@ -1495,15 +1574,79 @@
       <w:r>
         <w:rPr>
           <w:rFonts w:ascii="Times New Roman" w:hAnsi="Times New Roman" w:cs="Times New Roman"/>
-          <w:sz w:val="26"/>
-          <w:szCs w:val="26"/>
-        </w:rPr>
-        <w:t xml:space="preserve"> материалов, подгрупп</w:t>
-      </w:r>
-      <w:r>
-        <w:rPr>
-          <w:rFonts w:ascii="Times New Roman" w:hAnsi="Times New Roman" w:cs="Times New Roman"/>
-          <w:sz w:val="26"/>
+          <w:sz w:val="28"/>
+          <w:szCs w:val="26"/>
+        </w:rPr>
+        <w:t xml:space="preserve"> материалов, подгрупп,</w:t>
+      </w:r>
+      <w:r>
+        <w:rPr>
+          <w:rFonts w:ascii="Times New Roman" w:hAnsi="Times New Roman" w:cs="Times New Roman"/>
+          <w:sz w:val="28"/>
+          <w:szCs w:val="26"/>
+        </w:rPr>
+        <w:t xml:space="preserve"> чатов и истории</w:t>
+      </w:r>
+      <w:r>
+        <w:rPr>
+          <w:rFonts w:ascii="Times New Roman" w:hAnsi="Times New Roman" w:cs="Times New Roman"/>
+          <w:sz w:val="28"/>
+          <w:szCs w:val="26"/>
+        </w:rPr>
+        <w:t xml:space="preserve"> сообщ</w:t>
+      </w:r>
+      <w:r>
+        <w:rPr>
+          <w:rFonts w:ascii="Times New Roman" w:hAnsi="Times New Roman" w:cs="Times New Roman"/>
+          <w:sz w:val="28"/>
+          <w:szCs w:val="26"/>
+        </w:rPr>
+        <w:t>ений, а так же голосовых, видео-</w:t>
+      </w:r>
+      <w:r>
+        <w:rPr>
+          <w:rFonts w:ascii="Times New Roman" w:hAnsi="Times New Roman" w:cs="Times New Roman"/>
+          <w:sz w:val="28"/>
+          <w:szCs w:val="26"/>
+        </w:rPr>
+        <w:t xml:space="preserve"> и прочих каналов связи</w:t>
+      </w:r>
+      <w:r>
+        <w:rPr>
+          <w:rFonts w:ascii="Times New Roman" w:hAnsi="Times New Roman" w:cs="Times New Roman"/>
+          <w:sz w:val="28"/>
+          <w:szCs w:val="26"/>
+        </w:rPr>
+        <w:t xml:space="preserve">; </w:t>
+      </w:r>
+      <w:r>
+        <w:rPr>
+          <w:rFonts w:ascii="Times New Roman" w:hAnsi="Times New Roman" w:cs="Times New Roman"/>
+          <w:sz w:val="28"/>
+          <w:szCs w:val="26"/>
+        </w:rPr>
+        <w:t>привязанного сценария;</w:t>
+      </w:r>
+      <w:r>
+        <w:rPr>
+          <w:rFonts w:ascii="Times New Roman" w:hAnsi="Times New Roman" w:cs="Times New Roman"/>
+          <w:sz w:val="28"/>
+          <w:szCs w:val="26"/>
+        </w:rPr>
+        <w:t xml:space="preserve"> </w:t>
+      </w:r>
+      <w:r>
+        <w:rPr>
+          <w:rFonts w:ascii="Times New Roman" w:hAnsi="Times New Roman" w:cs="Times New Roman"/>
+          <w:sz w:val="28"/>
+          <w:szCs w:val="26"/>
+        </w:rPr>
+        <w:t>статистики. Кроме того</w:t>
+      </w:r>
+      <w:r>
+        <w:rPr>
+          <w:rFonts w:ascii="Times New Roman" w:hAnsi="Times New Roman" w:cs="Times New Roman"/>
+          <w:sz w:val="28"/>
           <w:szCs w:val="26"/>
         </w:rPr>
         <w:t>,</w:t>
@@ -1511,79 +1654,7 @@
       <w:r>
         <w:rPr>
           <w:rFonts w:ascii="Times New Roman" w:hAnsi="Times New Roman" w:cs="Times New Roman"/>
-          <w:sz w:val="26"/>
-          <w:szCs w:val="26"/>
-        </w:rPr>
-        <w:t xml:space="preserve"> чатов и истории</w:t>
-      </w:r>
-      <w:r>
-        <w:rPr>
-          <w:rFonts w:ascii="Times New Roman" w:hAnsi="Times New Roman" w:cs="Times New Roman"/>
-          <w:sz w:val="26"/>
-          <w:szCs w:val="26"/>
-        </w:rPr>
-        <w:t xml:space="preserve"> сообщ</w:t>
-      </w:r>
-      <w:r>
-        <w:rPr>
-          <w:rFonts w:ascii="Times New Roman" w:hAnsi="Times New Roman" w:cs="Times New Roman"/>
-          <w:sz w:val="26"/>
-          <w:szCs w:val="26"/>
-        </w:rPr>
-        <w:t>ений, а так же голосовых, видео-</w:t>
-      </w:r>
-      <w:r>
-        <w:rPr>
-          <w:rFonts w:ascii="Times New Roman" w:hAnsi="Times New Roman" w:cs="Times New Roman"/>
-          <w:sz w:val="26"/>
-          <w:szCs w:val="26"/>
-        </w:rPr>
-        <w:t xml:space="preserve"> и прочих каналов связи</w:t>
-      </w:r>
-      <w:r>
-        <w:rPr>
-          <w:rFonts w:ascii="Times New Roman" w:hAnsi="Times New Roman" w:cs="Times New Roman"/>
-          <w:sz w:val="26"/>
-          <w:szCs w:val="26"/>
-        </w:rPr>
-        <w:t xml:space="preserve">; </w:t>
-      </w:r>
-      <w:r>
-        <w:rPr>
-          <w:rFonts w:ascii="Times New Roman" w:hAnsi="Times New Roman" w:cs="Times New Roman"/>
-          <w:sz w:val="26"/>
-          <w:szCs w:val="26"/>
-        </w:rPr>
-        <w:t>привязанного сценария;</w:t>
-      </w:r>
-      <w:r>
-        <w:rPr>
-          <w:rFonts w:ascii="Times New Roman" w:hAnsi="Times New Roman" w:cs="Times New Roman"/>
-          <w:sz w:val="26"/>
-          <w:szCs w:val="26"/>
-        </w:rPr>
-        <w:t xml:space="preserve"> </w:t>
-      </w:r>
-      <w:r>
-        <w:rPr>
-          <w:rFonts w:ascii="Times New Roman" w:hAnsi="Times New Roman" w:cs="Times New Roman"/>
-          <w:sz w:val="26"/>
-          <w:szCs w:val="26"/>
-        </w:rPr>
-        <w:t>статистики. Кроме того</w:t>
-      </w:r>
-      <w:r>
-        <w:rPr>
-          <w:rFonts w:ascii="Times New Roman" w:hAnsi="Times New Roman" w:cs="Times New Roman"/>
-          <w:sz w:val="26"/>
-          <w:szCs w:val="26"/>
-        </w:rPr>
-        <w:t>,</w:t>
-      </w:r>
-      <w:r>
-        <w:rPr>
-          <w:rFonts w:ascii="Times New Roman" w:hAnsi="Times New Roman" w:cs="Times New Roman"/>
-          <w:sz w:val="26"/>
+          <w:sz w:val="28"/>
           <w:szCs w:val="26"/>
         </w:rPr>
         <w:t xml:space="preserve"> сервер п</w:t>
@@ -1591,7 +1662,7 @@
       <w:r>
         <w:rPr>
           <w:rFonts w:ascii="Times New Roman" w:hAnsi="Times New Roman" w:cs="Times New Roman"/>
-          <w:sz w:val="26"/>
+          <w:sz w:val="28"/>
           <w:szCs w:val="26"/>
         </w:rPr>
         <w:t>олучает данные и команды от пользовательских интерфейсов</w:t>
@@ -1599,7 +1670,7 @@
       <w:r>
         <w:rPr>
           <w:rFonts w:ascii="Times New Roman" w:hAnsi="Times New Roman" w:cs="Times New Roman"/>
-          <w:sz w:val="26"/>
+          <w:sz w:val="28"/>
           <w:szCs w:val="26"/>
         </w:rPr>
         <w:t>.</w:t>
@@ -1607,18 +1678,18 @@
     </w:p>
     <w:p>
       <w:pPr>
-        <w:spacing w:after="0"/>
+        <w:spacing w:after="0" w:line="240" w:lineRule="auto"/>
         <w:ind w:firstLine="709"/>
         <w:rPr>
           <w:rFonts w:ascii="Times New Roman" w:hAnsi="Times New Roman" w:cs="Times New Roman"/>
-          <w:sz w:val="26"/>
+          <w:sz w:val="28"/>
           <w:szCs w:val="26"/>
         </w:rPr>
       </w:pPr>
       <w:r>
         <w:rPr>
           <w:rFonts w:ascii="Times New Roman" w:hAnsi="Times New Roman" w:cs="Times New Roman"/>
-          <w:sz w:val="26"/>
+          <w:sz w:val="28"/>
           <w:szCs w:val="26"/>
         </w:rPr>
         <w:t>Каждый аккаунт в базе данных запоминает</w:t>
@@ -1626,7 +1697,7 @@
       <w:r>
         <w:rPr>
           <w:rFonts w:ascii="Times New Roman" w:hAnsi="Times New Roman" w:cs="Times New Roman"/>
-          <w:sz w:val="26"/>
+          <w:sz w:val="28"/>
           <w:szCs w:val="26"/>
         </w:rPr>
         <w:t xml:space="preserve"> информацию, необходимую для представления</w:t>
@@ -1634,7 +1705,7 @@
       <w:r>
         <w:rPr>
           <w:rFonts w:ascii="Times New Roman" w:hAnsi="Times New Roman" w:cs="Times New Roman"/>
-          <w:sz w:val="26"/>
+          <w:sz w:val="28"/>
           <w:szCs w:val="26"/>
         </w:rPr>
         <w:t xml:space="preserve">; </w:t>
@@ -1642,7 +1713,7 @@
       <w:r>
         <w:rPr>
           <w:rFonts w:ascii="Times New Roman" w:hAnsi="Times New Roman" w:cs="Times New Roman"/>
-          <w:sz w:val="26"/>
+          <w:sz w:val="28"/>
           <w:szCs w:val="26"/>
         </w:rPr>
         <w:t>ссылки на доступные архивные данные</w:t>
@@ -1650,7 +1721,7 @@
       <w:r>
         <w:rPr>
           <w:rFonts w:ascii="Times New Roman" w:hAnsi="Times New Roman" w:cs="Times New Roman"/>
-          <w:sz w:val="26"/>
+          <w:sz w:val="28"/>
           <w:szCs w:val="26"/>
         </w:rPr>
         <w:t xml:space="preserve">; </w:t>
@@ -1658,7 +1729,7 @@
       <w:r>
         <w:rPr>
           <w:rFonts w:ascii="Times New Roman" w:hAnsi="Times New Roman" w:cs="Times New Roman"/>
-          <w:sz w:val="26"/>
+          <w:sz w:val="28"/>
           <w:szCs w:val="26"/>
         </w:rPr>
         <w:t>ссылки на доступные актуальные программы обучения</w:t>
@@ -1666,7 +1737,7 @@
       <w:r>
         <w:rPr>
           <w:rFonts w:ascii="Times New Roman" w:hAnsi="Times New Roman" w:cs="Times New Roman"/>
-          <w:sz w:val="26"/>
+          <w:sz w:val="28"/>
           <w:szCs w:val="26"/>
         </w:rPr>
         <w:t>;</w:t>
@@ -1674,7 +1745,7 @@
       <w:r>
         <w:rPr>
           <w:rFonts w:ascii="Times New Roman" w:hAnsi="Times New Roman" w:cs="Times New Roman"/>
-          <w:sz w:val="26"/>
+          <w:sz w:val="28"/>
           <w:szCs w:val="26"/>
         </w:rPr>
         <w:t xml:space="preserve"> список завершённых программ</w:t>
@@ -1682,7 +1753,7 @@
       <w:r>
         <w:rPr>
           <w:rFonts w:ascii="Times New Roman" w:hAnsi="Times New Roman" w:cs="Times New Roman"/>
-          <w:sz w:val="26"/>
+          <w:sz w:val="28"/>
           <w:szCs w:val="26"/>
         </w:rPr>
         <w:t>.</w:t>
@@ -1690,18 +1761,18 @@
     </w:p>
     <w:p>
       <w:pPr>
-        <w:spacing w:after="0"/>
+        <w:spacing w:after="0" w:line="240" w:lineRule="auto"/>
         <w:ind w:firstLine="709"/>
         <w:rPr>
           <w:rFonts w:ascii="Times New Roman" w:hAnsi="Times New Roman" w:cs="Times New Roman"/>
-          <w:sz w:val="26"/>
+          <w:sz w:val="28"/>
           <w:szCs w:val="26"/>
         </w:rPr>
       </w:pPr>
       <w:r>
         <w:rPr>
           <w:rFonts w:ascii="Times New Roman" w:hAnsi="Times New Roman" w:cs="Times New Roman"/>
-          <w:sz w:val="26"/>
+          <w:sz w:val="28"/>
           <w:szCs w:val="26"/>
         </w:rPr>
         <w:t xml:space="preserve">Интерфейс пользователя </w:t>
@@ -1709,7 +1780,7 @@
       <w:r>
         <w:rPr>
           <w:rFonts w:ascii="Times New Roman" w:hAnsi="Times New Roman" w:cs="Times New Roman"/>
-          <w:sz w:val="26"/>
+          <w:sz w:val="28"/>
           <w:szCs w:val="26"/>
         </w:rPr>
         <w:t>п</w:t>
@@ -1717,7 +1788,7 @@
       <w:r>
         <w:rPr>
           <w:rFonts w:ascii="Times New Roman" w:hAnsi="Times New Roman" w:cs="Times New Roman"/>
-          <w:sz w:val="26"/>
+          <w:sz w:val="28"/>
           <w:szCs w:val="26"/>
         </w:rPr>
         <w:t>ривязан к аккаунту</w:t>
@@ -1725,7 +1796,7 @@
       <w:r>
         <w:rPr>
           <w:rFonts w:ascii="Times New Roman" w:hAnsi="Times New Roman" w:cs="Times New Roman"/>
-          <w:sz w:val="26"/>
+          <w:sz w:val="28"/>
           <w:szCs w:val="26"/>
         </w:rPr>
         <w:t xml:space="preserve"> и позволяет через него взаимодействовать с остальной системой.</w:t>
@@ -1733,27 +1804,26 @@
     </w:p>
     <w:p>
       <w:pPr>
-        <w:spacing w:after="0"/>
+        <w:spacing w:after="0" w:line="240" w:lineRule="auto"/>
         <w:ind w:firstLine="709"/>
         <w:rPr>
           <w:rFonts w:ascii="Times New Roman" w:hAnsi="Times New Roman" w:cs="Times New Roman"/>
-          <w:sz w:val="26"/>
+          <w:sz w:val="28"/>
           <w:szCs w:val="26"/>
         </w:rPr>
       </w:pPr>
       <w:r>
         <w:rPr>
           <w:rFonts w:ascii="Times New Roman" w:hAnsi="Times New Roman" w:cs="Times New Roman"/>
-          <w:sz w:val="26"/>
-          <w:szCs w:val="26"/>
-        </w:rPr>
-        <w:lastRenderedPageBreak/>
+          <w:sz w:val="28"/>
+          <w:szCs w:val="26"/>
+        </w:rPr>
         <w:t>В данном исследовании не предполагается п</w:t>
       </w:r>
       <w:r>
         <w:rPr>
           <w:rFonts w:ascii="Times New Roman" w:hAnsi="Times New Roman" w:cs="Times New Roman"/>
-          <w:sz w:val="26"/>
+          <w:sz w:val="28"/>
           <w:szCs w:val="26"/>
         </w:rPr>
         <w:t xml:space="preserve">оддержка нескольких курсов в </w:t>
@@ -1761,7 +1831,7 @@
       <w:r>
         <w:rPr>
           <w:rFonts w:ascii="Times New Roman" w:hAnsi="Times New Roman" w:cs="Times New Roman"/>
-          <w:sz w:val="26"/>
+          <w:sz w:val="28"/>
           <w:szCs w:val="26"/>
         </w:rPr>
         <w:t>максимальной единице объединения</w:t>
@@ -1769,7 +1839,7 @@
       <w:r>
         <w:rPr>
           <w:rFonts w:ascii="Times New Roman" w:hAnsi="Times New Roman" w:cs="Times New Roman"/>
-          <w:sz w:val="26"/>
+          <w:sz w:val="28"/>
           <w:szCs w:val="26"/>
         </w:rPr>
         <w:t xml:space="preserve"> пользователей</w:t>
@@ -1777,7 +1847,7 @@
       <w:r>
         <w:rPr>
           <w:rFonts w:ascii="Times New Roman" w:hAnsi="Times New Roman" w:cs="Times New Roman"/>
-          <w:sz w:val="26"/>
+          <w:sz w:val="28"/>
           <w:szCs w:val="26"/>
         </w:rPr>
         <w:t>; в</w:t>
@@ -1785,7 +1855,7 @@
       <w:r>
         <w:rPr>
           <w:rFonts w:ascii="Times New Roman" w:hAnsi="Times New Roman" w:cs="Times New Roman"/>
-          <w:sz w:val="26"/>
+          <w:sz w:val="28"/>
           <w:szCs w:val="26"/>
         </w:rPr>
         <w:t>озможность проводить обучение без личного участия преподават</w:t>
@@ -1793,7 +1863,7 @@
       <w:r>
         <w:rPr>
           <w:rFonts w:ascii="Times New Roman" w:hAnsi="Times New Roman" w:cs="Times New Roman"/>
-          <w:sz w:val="26"/>
+          <w:sz w:val="28"/>
           <w:szCs w:val="26"/>
         </w:rPr>
         <w:t>еля; в</w:t>
@@ -1801,7 +1871,7 @@
       <w:r>
         <w:rPr>
           <w:rFonts w:ascii="Times New Roman" w:hAnsi="Times New Roman" w:cs="Times New Roman"/>
-          <w:sz w:val="26"/>
+          <w:sz w:val="28"/>
           <w:szCs w:val="26"/>
         </w:rPr>
         <w:t>мешательство и цензурирование мето</w:t>
@@ -1809,7 +1879,7 @@
       <w:r>
         <w:rPr>
           <w:rFonts w:ascii="Times New Roman" w:hAnsi="Times New Roman" w:cs="Times New Roman"/>
-          <w:sz w:val="26"/>
+          <w:sz w:val="28"/>
           <w:szCs w:val="26"/>
         </w:rPr>
         <w:t>дик и материалов образования.</w:t>
@@ -1817,18 +1887,18 @@
     </w:p>
     <w:p>
       <w:pPr>
-        <w:spacing w:after="0"/>
+        <w:spacing w:after="0" w:line="240" w:lineRule="auto"/>
         <w:ind w:firstLine="709"/>
         <w:rPr>
           <w:rFonts w:ascii="Times New Roman" w:hAnsi="Times New Roman" w:cs="Times New Roman"/>
-          <w:sz w:val="26"/>
+          <w:sz w:val="28"/>
           <w:szCs w:val="26"/>
         </w:rPr>
       </w:pPr>
       <w:r>
         <w:rPr>
           <w:rFonts w:ascii="Times New Roman" w:hAnsi="Times New Roman" w:cs="Times New Roman"/>
-          <w:sz w:val="26"/>
+          <w:sz w:val="28"/>
           <w:szCs w:val="26"/>
         </w:rPr>
         <w:t>Если преподаватель решит воспользоваться системой для создания</w:t>
@@ -1836,7 +1906,7 @@
       <w:r>
         <w:rPr>
           <w:rFonts w:ascii="Times New Roman" w:hAnsi="Times New Roman" w:cs="Times New Roman"/>
-          <w:sz w:val="26"/>
+          <w:sz w:val="28"/>
           <w:szCs w:val="26"/>
         </w:rPr>
         <w:t xml:space="preserve"> и проведения</w:t>
@@ -1844,7 +1914,7 @@
       <w:r>
         <w:rPr>
           <w:rFonts w:ascii="Times New Roman" w:hAnsi="Times New Roman" w:cs="Times New Roman"/>
-          <w:sz w:val="26"/>
+          <w:sz w:val="28"/>
           <w:szCs w:val="26"/>
         </w:rPr>
         <w:t xml:space="preserve"> своего курса, то ему будут доступны а</w:t>
@@ -1852,7 +1922,7 @@
       <w:r>
         <w:rPr>
           <w:rFonts w:ascii="Times New Roman" w:hAnsi="Times New Roman" w:cs="Times New Roman"/>
-          <w:sz w:val="26"/>
+          <w:sz w:val="28"/>
           <w:szCs w:val="26"/>
         </w:rPr>
         <w:t>рхивы</w:t>
@@ -1860,7 +1930,7 @@
       <w:r>
         <w:rPr>
           <w:rFonts w:ascii="Times New Roman" w:hAnsi="Times New Roman" w:cs="Times New Roman"/>
-          <w:sz w:val="26"/>
+          <w:sz w:val="28"/>
           <w:szCs w:val="26"/>
         </w:rPr>
         <w:t xml:space="preserve"> к</w:t>
@@ -1868,7 +1938,7 @@
       <w:r>
         <w:rPr>
           <w:rFonts w:ascii="Times New Roman" w:hAnsi="Times New Roman" w:cs="Times New Roman"/>
-          <w:sz w:val="26"/>
+          <w:sz w:val="28"/>
           <w:szCs w:val="26"/>
         </w:rPr>
         <w:t xml:space="preserve">ак </w:t>
@@ -1876,7 +1946,7 @@
       <w:r>
         <w:rPr>
           <w:rFonts w:ascii="Times New Roman" w:hAnsi="Times New Roman" w:cs="Times New Roman"/>
-          <w:sz w:val="26"/>
+          <w:sz w:val="28"/>
           <w:szCs w:val="26"/>
         </w:rPr>
         <w:t xml:space="preserve">учебных </w:t>
@@ -1884,7 +1954,7 @@
       <w:r>
         <w:rPr>
           <w:rFonts w:ascii="Times New Roman" w:hAnsi="Times New Roman" w:cs="Times New Roman"/>
-          <w:sz w:val="26"/>
+          <w:sz w:val="28"/>
           <w:szCs w:val="26"/>
         </w:rPr>
         <w:t>ресурсов</w:t>
@@ -1892,15 +1962,24 @@
       <w:r>
         <w:rPr>
           <w:rFonts w:ascii="Times New Roman" w:hAnsi="Times New Roman" w:cs="Times New Roman"/>
-          <w:sz w:val="26"/>
-          <w:szCs w:val="26"/>
-        </w:rPr>
-        <w:t xml:space="preserve"> для переда</w:t>
-      </w:r>
-      <w:r>
-        <w:rPr>
-          <w:rFonts w:ascii="Times New Roman" w:hAnsi="Times New Roman" w:cs="Times New Roman"/>
-          <w:sz w:val="26"/>
+          <w:sz w:val="28"/>
+          <w:szCs w:val="26"/>
+        </w:rPr>
+        <w:t xml:space="preserve"> </w:t>
+      </w:r>
+      <w:r>
+        <w:rPr>
+          <w:rFonts w:ascii="Times New Roman" w:hAnsi="Times New Roman" w:cs="Times New Roman"/>
+          <w:sz w:val="28"/>
+          <w:szCs w:val="26"/>
+        </w:rPr>
+        <w:lastRenderedPageBreak/>
+        <w:t>для переда</w:t>
+      </w:r>
+      <w:r>
+        <w:rPr>
+          <w:rFonts w:ascii="Times New Roman" w:hAnsi="Times New Roman" w:cs="Times New Roman"/>
+          <w:sz w:val="28"/>
           <w:szCs w:val="26"/>
         </w:rPr>
         <w:t>чи ученикам</w:t>
@@ -1908,7 +1987,7 @@
       <w:r>
         <w:rPr>
           <w:rFonts w:ascii="Times New Roman" w:hAnsi="Times New Roman" w:cs="Times New Roman"/>
-          <w:sz w:val="26"/>
+          <w:sz w:val="28"/>
           <w:szCs w:val="26"/>
         </w:rPr>
         <w:t xml:space="preserve"> или создания эксклюзивного контента</w:t>
@@ -1916,7 +1995,7 @@
       <w:r>
         <w:rPr>
           <w:rFonts w:ascii="Times New Roman" w:hAnsi="Times New Roman" w:cs="Times New Roman"/>
-          <w:sz w:val="26"/>
+          <w:sz w:val="28"/>
           <w:szCs w:val="26"/>
         </w:rPr>
         <w:t>, т</w:t>
@@ -1924,7 +2003,7 @@
       <w:r>
         <w:rPr>
           <w:rFonts w:ascii="Times New Roman" w:hAnsi="Times New Roman" w:cs="Times New Roman"/>
-          <w:sz w:val="26"/>
+          <w:sz w:val="28"/>
           <w:szCs w:val="26"/>
         </w:rPr>
         <w:t>ак и актуальны</w:t>
@@ -1932,7 +2011,7 @@
       <w:r>
         <w:rPr>
           <w:rFonts w:ascii="Times New Roman" w:hAnsi="Times New Roman" w:cs="Times New Roman"/>
-          <w:sz w:val="26"/>
+          <w:sz w:val="28"/>
           <w:szCs w:val="26"/>
         </w:rPr>
         <w:t>х</w:t>
@@ -1940,7 +2019,7 @@
       <w:r>
         <w:rPr>
           <w:rFonts w:ascii="Times New Roman" w:hAnsi="Times New Roman" w:cs="Times New Roman"/>
-          <w:sz w:val="26"/>
+          <w:sz w:val="28"/>
           <w:szCs w:val="26"/>
         </w:rPr>
         <w:t xml:space="preserve"> </w:t>
@@ -1948,7 +2027,7 @@
       <w:r>
         <w:rPr>
           <w:rFonts w:ascii="Times New Roman" w:hAnsi="Times New Roman" w:cs="Times New Roman"/>
-          <w:sz w:val="26"/>
+          <w:sz w:val="28"/>
           <w:szCs w:val="26"/>
         </w:rPr>
         <w:t>материал</w:t>
@@ -1956,7 +2035,7 @@
       <w:r>
         <w:rPr>
           <w:rFonts w:ascii="Times New Roman" w:hAnsi="Times New Roman" w:cs="Times New Roman"/>
-          <w:sz w:val="26"/>
+          <w:sz w:val="28"/>
           <w:szCs w:val="26"/>
         </w:rPr>
         <w:t>ов, созданных</w:t>
@@ -1964,7 +2043,7 @@
       <w:r>
         <w:rPr>
           <w:rFonts w:ascii="Times New Roman" w:hAnsi="Times New Roman" w:cs="Times New Roman"/>
-          <w:sz w:val="26"/>
+          <w:sz w:val="28"/>
           <w:szCs w:val="26"/>
         </w:rPr>
         <w:t xml:space="preserve"> учениками.</w:t>
@@ -1972,18 +2051,18 @@
     </w:p>
     <w:p>
       <w:pPr>
-        <w:spacing w:after="0"/>
+        <w:spacing w:after="0" w:line="240" w:lineRule="auto"/>
         <w:ind w:firstLine="709"/>
         <w:rPr>
           <w:rFonts w:ascii="Times New Roman" w:hAnsi="Times New Roman" w:cs="Times New Roman"/>
-          <w:sz w:val="26"/>
+          <w:sz w:val="28"/>
           <w:szCs w:val="26"/>
         </w:rPr>
       </w:pPr>
       <w:r>
         <w:rPr>
           <w:rFonts w:ascii="Times New Roman" w:hAnsi="Times New Roman" w:cs="Times New Roman"/>
-          <w:sz w:val="26"/>
+          <w:sz w:val="28"/>
           <w:szCs w:val="26"/>
         </w:rPr>
         <w:t>Кроме того</w:t>
@@ -1991,7 +2070,7 @@
       <w:r>
         <w:rPr>
           <w:rFonts w:ascii="Times New Roman" w:hAnsi="Times New Roman" w:cs="Times New Roman"/>
-          <w:sz w:val="26"/>
+          <w:sz w:val="28"/>
           <w:szCs w:val="26"/>
         </w:rPr>
         <w:t>, он</w:t>
@@ -1999,7 +2078,7 @@
       <w:r>
         <w:rPr>
           <w:rFonts w:ascii="Times New Roman" w:hAnsi="Times New Roman" w:cs="Times New Roman"/>
-          <w:sz w:val="26"/>
+          <w:sz w:val="28"/>
           <w:szCs w:val="26"/>
         </w:rPr>
         <w:t xml:space="preserve"> будет иметь в</w:t>
@@ -2007,7 +2086,7 @@
       <w:r>
         <w:rPr>
           <w:rFonts w:ascii="Times New Roman" w:hAnsi="Times New Roman" w:cs="Times New Roman"/>
-          <w:sz w:val="26"/>
+          <w:sz w:val="28"/>
           <w:szCs w:val="26"/>
         </w:rPr>
         <w:t>озможность создавать программу</w:t>
@@ -2015,7 +2094,7 @@
       <w:r>
         <w:rPr>
           <w:rFonts w:ascii="Times New Roman" w:hAnsi="Times New Roman" w:cs="Times New Roman"/>
-          <w:sz w:val="26"/>
+          <w:sz w:val="28"/>
           <w:szCs w:val="26"/>
         </w:rPr>
         <w:t xml:space="preserve"> обучения, включающую в себя</w:t>
@@ -2023,7 +2102,7 @@
       <w:r>
         <w:rPr>
           <w:rFonts w:ascii="Times New Roman" w:hAnsi="Times New Roman" w:cs="Times New Roman"/>
-          <w:sz w:val="26"/>
+          <w:sz w:val="28"/>
           <w:szCs w:val="26"/>
         </w:rPr>
         <w:t xml:space="preserve"> упомянутые</w:t>
@@ -2031,7 +2110,7 @@
       <w:r>
         <w:rPr>
           <w:rFonts w:ascii="Times New Roman" w:hAnsi="Times New Roman" w:cs="Times New Roman"/>
-          <w:sz w:val="26"/>
+          <w:sz w:val="28"/>
           <w:szCs w:val="26"/>
         </w:rPr>
         <w:t xml:space="preserve"> материалы; у</w:t>
@@ -2039,7 +2118,7 @@
       <w:r>
         <w:rPr>
           <w:rFonts w:ascii="Times New Roman" w:hAnsi="Times New Roman" w:cs="Times New Roman"/>
-          <w:sz w:val="26"/>
+          <w:sz w:val="28"/>
           <w:szCs w:val="26"/>
         </w:rPr>
         <w:t>частников (учеников</w:t>
@@ -2047,7 +2126,7 @@
       <w:r>
         <w:rPr>
           <w:rFonts w:ascii="Times New Roman" w:hAnsi="Times New Roman" w:cs="Times New Roman"/>
-          <w:sz w:val="26"/>
+          <w:sz w:val="28"/>
           <w:szCs w:val="26"/>
         </w:rPr>
         <w:t>, учителей, наблюдателей и т.д.);</w:t>
@@ -2055,7 +2134,7 @@
       <w:r>
         <w:rPr>
           <w:rFonts w:ascii="Times New Roman" w:hAnsi="Times New Roman" w:cs="Times New Roman"/>
-          <w:sz w:val="26"/>
+          <w:sz w:val="28"/>
           <w:szCs w:val="26"/>
         </w:rPr>
         <w:t xml:space="preserve"> </w:t>
@@ -2063,7 +2142,7 @@
       <w:r>
         <w:rPr>
           <w:rFonts w:ascii="Times New Roman" w:hAnsi="Times New Roman" w:cs="Times New Roman"/>
-          <w:sz w:val="26"/>
+          <w:sz w:val="28"/>
           <w:szCs w:val="26"/>
         </w:rPr>
         <w:t>с</w:t>
@@ -2071,7 +2150,7 @@
       <w:r>
         <w:rPr>
           <w:rFonts w:ascii="Times New Roman" w:hAnsi="Times New Roman" w:cs="Times New Roman"/>
-          <w:sz w:val="26"/>
+          <w:sz w:val="28"/>
           <w:szCs w:val="26"/>
         </w:rPr>
         <w:t>редства взаимодействия между ними; с</w:t>
@@ -2079,7 +2158,7 @@
       <w:r>
         <w:rPr>
           <w:rFonts w:ascii="Times New Roman" w:hAnsi="Times New Roman" w:cs="Times New Roman"/>
-          <w:sz w:val="26"/>
+          <w:sz w:val="28"/>
           <w:szCs w:val="26"/>
         </w:rPr>
         <w:t>ценари</w:t>
@@ -2087,7 +2166,7 @@
       <w:r>
         <w:rPr>
           <w:rFonts w:ascii="Times New Roman" w:hAnsi="Times New Roman" w:cs="Times New Roman"/>
-          <w:sz w:val="26"/>
+          <w:sz w:val="28"/>
           <w:szCs w:val="26"/>
         </w:rPr>
         <w:t>и процесса обучения.</w:t>
@@ -2095,18 +2174,18 @@
     </w:p>
     <w:p>
       <w:pPr>
-        <w:spacing w:after="0"/>
+        <w:spacing w:after="0" w:line="240" w:lineRule="auto"/>
         <w:ind w:firstLine="709"/>
         <w:rPr>
           <w:rFonts w:ascii="Times New Roman" w:hAnsi="Times New Roman" w:cs="Times New Roman"/>
-          <w:sz w:val="26"/>
+          <w:sz w:val="28"/>
           <w:szCs w:val="26"/>
         </w:rPr>
       </w:pPr>
       <w:r>
         <w:rPr>
           <w:rFonts w:ascii="Times New Roman" w:hAnsi="Times New Roman" w:cs="Times New Roman"/>
-          <w:sz w:val="26"/>
+          <w:sz w:val="28"/>
           <w:szCs w:val="26"/>
         </w:rPr>
         <w:t>Система предлагает такие</w:t>
@@ -2114,7 +2193,7 @@
       <w:r>
         <w:rPr>
           <w:rFonts w:ascii="Times New Roman" w:hAnsi="Times New Roman" w:cs="Times New Roman"/>
-          <w:sz w:val="26"/>
+          <w:sz w:val="28"/>
           <w:szCs w:val="26"/>
         </w:rPr>
         <w:t xml:space="preserve"> способ</w:t>
@@ -2122,7 +2201,7 @@
       <w:r>
         <w:rPr>
           <w:rFonts w:ascii="Times New Roman" w:hAnsi="Times New Roman" w:cs="Times New Roman"/>
-          <w:sz w:val="26"/>
+          <w:sz w:val="28"/>
           <w:szCs w:val="26"/>
         </w:rPr>
         <w:t>ы</w:t>
@@ -2130,7 +2209,7 @@
       <w:r>
         <w:rPr>
           <w:rFonts w:ascii="Times New Roman" w:hAnsi="Times New Roman" w:cs="Times New Roman"/>
-          <w:sz w:val="26"/>
+          <w:sz w:val="28"/>
           <w:szCs w:val="26"/>
         </w:rPr>
         <w:t xml:space="preserve"> п</w:t>
@@ -2138,7 +2217,7 @@
       <w:r>
         <w:rPr>
           <w:rFonts w:ascii="Times New Roman" w:hAnsi="Times New Roman" w:cs="Times New Roman"/>
-          <w:sz w:val="26"/>
+          <w:sz w:val="28"/>
           <w:szCs w:val="26"/>
         </w:rPr>
         <w:t>е</w:t>
@@ -2146,7 +2225,7 @@
       <w:r>
         <w:rPr>
           <w:rFonts w:ascii="Times New Roman" w:hAnsi="Times New Roman" w:cs="Times New Roman"/>
-          <w:sz w:val="26"/>
+          <w:sz w:val="28"/>
           <w:szCs w:val="26"/>
         </w:rPr>
         <w:t>ред</w:t>
@@ -2154,7 +2233,7 @@
       <w:r>
         <w:rPr>
           <w:rFonts w:ascii="Times New Roman" w:hAnsi="Times New Roman" w:cs="Times New Roman"/>
-          <w:sz w:val="26"/>
+          <w:sz w:val="28"/>
           <w:szCs w:val="26"/>
         </w:rPr>
         <w:t>ачи</w:t>
@@ -2162,7 +2241,7 @@
       <w:r>
         <w:rPr>
           <w:rFonts w:ascii="Times New Roman" w:hAnsi="Times New Roman" w:cs="Times New Roman"/>
-          <w:sz w:val="26"/>
+          <w:sz w:val="28"/>
           <w:szCs w:val="26"/>
         </w:rPr>
         <w:t xml:space="preserve"> знани</w:t>
@@ -2170,7 +2249,7 @@
       <w:r>
         <w:rPr>
           <w:rFonts w:ascii="Times New Roman" w:hAnsi="Times New Roman" w:cs="Times New Roman"/>
-          <w:sz w:val="26"/>
+          <w:sz w:val="28"/>
           <w:szCs w:val="26"/>
         </w:rPr>
         <w:t>й, как</w:t>
@@ -2178,7 +2257,7 @@
       <w:r>
         <w:rPr>
           <w:rFonts w:ascii="Times New Roman" w:hAnsi="Times New Roman" w:cs="Times New Roman"/>
-          <w:sz w:val="26"/>
+          <w:sz w:val="28"/>
           <w:szCs w:val="26"/>
         </w:rPr>
         <w:t xml:space="preserve"> пров</w:t>
@@ -2186,7 +2265,7 @@
       <w:r>
         <w:rPr>
           <w:rFonts w:ascii="Times New Roman" w:hAnsi="Times New Roman" w:cs="Times New Roman"/>
-          <w:sz w:val="26"/>
+          <w:sz w:val="28"/>
           <w:szCs w:val="26"/>
         </w:rPr>
         <w:t>е</w:t>
@@ -2194,7 +2273,7 @@
       <w:r>
         <w:rPr>
           <w:rFonts w:ascii="Times New Roman" w:hAnsi="Times New Roman" w:cs="Times New Roman"/>
-          <w:sz w:val="26"/>
+          <w:sz w:val="28"/>
           <w:szCs w:val="26"/>
         </w:rPr>
         <w:t>д</w:t>
@@ -2202,7 +2281,7 @@
       <w:r>
         <w:rPr>
           <w:rFonts w:ascii="Times New Roman" w:hAnsi="Times New Roman" w:cs="Times New Roman"/>
-          <w:sz w:val="26"/>
+          <w:sz w:val="28"/>
           <w:szCs w:val="26"/>
         </w:rPr>
         <w:t>ение</w:t>
@@ -2210,7 +2289,7 @@
       <w:r>
         <w:rPr>
           <w:rFonts w:ascii="Times New Roman" w:hAnsi="Times New Roman" w:cs="Times New Roman"/>
-          <w:sz w:val="26"/>
+          <w:sz w:val="28"/>
           <w:szCs w:val="26"/>
         </w:rPr>
         <w:t xml:space="preserve"> урок</w:t>
@@ -2218,7 +2297,7 @@
       <w:r>
         <w:rPr>
           <w:rFonts w:ascii="Times New Roman" w:hAnsi="Times New Roman" w:cs="Times New Roman"/>
-          <w:sz w:val="26"/>
+          <w:sz w:val="28"/>
           <w:szCs w:val="26"/>
         </w:rPr>
         <w:t>ов</w:t>
@@ -2226,7 +2305,7 @@
       <w:r>
         <w:rPr>
           <w:rFonts w:ascii="Times New Roman" w:hAnsi="Times New Roman" w:cs="Times New Roman"/>
-          <w:sz w:val="26"/>
+          <w:sz w:val="28"/>
           <w:szCs w:val="26"/>
         </w:rPr>
         <w:t xml:space="preserve"> в режиме одновременного общения</w:t>
@@ -2234,7 +2313,7 @@
       <w:r>
         <w:rPr>
           <w:rFonts w:ascii="Times New Roman" w:hAnsi="Times New Roman" w:cs="Times New Roman"/>
-          <w:sz w:val="26"/>
+          <w:sz w:val="28"/>
           <w:szCs w:val="26"/>
         </w:rPr>
         <w:t>;</w:t>
@@ -2242,7 +2321,7 @@
       <w:r>
         <w:rPr>
           <w:rFonts w:ascii="Times New Roman" w:hAnsi="Times New Roman" w:cs="Times New Roman"/>
-          <w:sz w:val="26"/>
+          <w:sz w:val="28"/>
           <w:szCs w:val="26"/>
         </w:rPr>
         <w:t xml:space="preserve"> </w:t>
@@ -2250,7 +2329,7 @@
       <w:r>
         <w:rPr>
           <w:rFonts w:ascii="Times New Roman" w:hAnsi="Times New Roman" w:cs="Times New Roman"/>
-          <w:sz w:val="26"/>
+          <w:sz w:val="28"/>
           <w:szCs w:val="26"/>
         </w:rPr>
         <w:t xml:space="preserve">создание </w:t>
@@ -2258,7 +2337,7 @@
       <w:r>
         <w:rPr>
           <w:rFonts w:ascii="Times New Roman" w:hAnsi="Times New Roman" w:cs="Times New Roman"/>
-          <w:sz w:val="26"/>
+          <w:sz w:val="28"/>
           <w:szCs w:val="26"/>
         </w:rPr>
         <w:t>задани</w:t>
@@ -2266,7 +2345,7 @@
       <w:r>
         <w:rPr>
           <w:rFonts w:ascii="Times New Roman" w:hAnsi="Times New Roman" w:cs="Times New Roman"/>
-          <w:sz w:val="26"/>
+          <w:sz w:val="28"/>
           <w:szCs w:val="26"/>
         </w:rPr>
         <w:t>й</w:t>
@@ -2274,7 +2353,7 @@
       <w:r>
         <w:rPr>
           <w:rFonts w:ascii="Times New Roman" w:hAnsi="Times New Roman" w:cs="Times New Roman"/>
-          <w:sz w:val="26"/>
+          <w:sz w:val="28"/>
           <w:szCs w:val="26"/>
         </w:rPr>
         <w:t xml:space="preserve"> с </w:t>
@@ -2282,7 +2361,7 @@
       <w:r>
         <w:rPr>
           <w:rFonts w:ascii="Times New Roman" w:hAnsi="Times New Roman" w:cs="Times New Roman"/>
-          <w:sz w:val="26"/>
+          <w:sz w:val="28"/>
           <w:szCs w:val="26"/>
         </w:rPr>
         <w:t>произ</w:t>
@@ -2290,7 +2369,7 @@
       <w:r>
         <w:rPr>
           <w:rFonts w:ascii="Times New Roman" w:hAnsi="Times New Roman" w:cs="Times New Roman"/>
-          <w:sz w:val="26"/>
+          <w:sz w:val="28"/>
           <w:szCs w:val="26"/>
         </w:rPr>
         <w:t>вольным графиком и сроками выполнения</w:t>
@@ -2298,7 +2377,7 @@
       <w:r>
         <w:rPr>
           <w:rFonts w:ascii="Times New Roman" w:hAnsi="Times New Roman" w:cs="Times New Roman"/>
-          <w:sz w:val="26"/>
+          <w:sz w:val="28"/>
           <w:szCs w:val="26"/>
         </w:rPr>
         <w:t xml:space="preserve">; быстрое и удобное </w:t>
@@ -2306,7 +2385,7 @@
       <w:r>
         <w:rPr>
           <w:rFonts w:ascii="Times New Roman" w:hAnsi="Times New Roman" w:cs="Times New Roman"/>
-          <w:sz w:val="26"/>
+          <w:sz w:val="28"/>
           <w:szCs w:val="26"/>
         </w:rPr>
         <w:t>обращ</w:t>
@@ -2314,7 +2393,7 @@
       <w:r>
         <w:rPr>
           <w:rFonts w:ascii="Times New Roman" w:hAnsi="Times New Roman" w:cs="Times New Roman"/>
-          <w:sz w:val="26"/>
+          <w:sz w:val="28"/>
           <w:szCs w:val="26"/>
         </w:rPr>
         <w:t>ение</w:t>
@@ -2322,7 +2401,7 @@
       <w:r>
         <w:rPr>
           <w:rFonts w:ascii="Times New Roman" w:hAnsi="Times New Roman" w:cs="Times New Roman"/>
-          <w:sz w:val="26"/>
+          <w:sz w:val="28"/>
           <w:szCs w:val="26"/>
         </w:rPr>
         <w:t xml:space="preserve"> к архивам в процессе преподавания.</w:t>
@@ -2330,18 +2409,18 @@
     </w:p>
     <w:p>
       <w:pPr>
-        <w:spacing w:after="0"/>
+        <w:spacing w:after="0" w:line="240" w:lineRule="auto"/>
         <w:ind w:firstLine="709"/>
         <w:rPr>
           <w:rFonts w:ascii="Times New Roman" w:hAnsi="Times New Roman" w:cs="Times New Roman"/>
-          <w:sz w:val="26"/>
+          <w:sz w:val="28"/>
           <w:szCs w:val="26"/>
         </w:rPr>
       </w:pPr>
       <w:r>
         <w:rPr>
           <w:rFonts w:ascii="Times New Roman" w:hAnsi="Times New Roman" w:cs="Times New Roman"/>
-          <w:sz w:val="26"/>
+          <w:sz w:val="28"/>
           <w:szCs w:val="26"/>
         </w:rPr>
         <w:t>И</w:t>
@@ -2349,7 +2428,7 @@
       <w:r>
         <w:rPr>
           <w:rFonts w:ascii="Times New Roman" w:hAnsi="Times New Roman" w:cs="Times New Roman"/>
-          <w:sz w:val="26"/>
+          <w:sz w:val="28"/>
           <w:szCs w:val="26"/>
         </w:rPr>
         <w:t>нструменты подачи материала</w:t>
@@ -2357,7 +2436,7 @@
       <w:r>
         <w:rPr>
           <w:rFonts w:ascii="Times New Roman" w:hAnsi="Times New Roman" w:cs="Times New Roman"/>
-          <w:sz w:val="26"/>
+          <w:sz w:val="28"/>
           <w:szCs w:val="26"/>
         </w:rPr>
         <w:t xml:space="preserve"> могут иметь разный формат, в зависимости от дисциплины или желаний организатора, ими могут быть</w:t>
@@ -2365,7 +2444,7 @@
       <w:r>
         <w:rPr>
           <w:rFonts w:ascii="Times New Roman" w:hAnsi="Times New Roman" w:cs="Times New Roman"/>
-          <w:sz w:val="26"/>
+          <w:sz w:val="28"/>
           <w:szCs w:val="26"/>
         </w:rPr>
         <w:t xml:space="preserve"> голосовые каналы, текстовые каналы с поддержкой формул</w:t>
@@ -2373,7 +2452,7 @@
       <w:r>
         <w:rPr>
           <w:rFonts w:ascii="Times New Roman" w:hAnsi="Times New Roman" w:cs="Times New Roman"/>
-          <w:sz w:val="26"/>
+          <w:sz w:val="28"/>
           <w:szCs w:val="26"/>
         </w:rPr>
         <w:t xml:space="preserve"> или без</w:t>
@@ -2381,7 +2460,7 @@
       <w:r>
         <w:rPr>
           <w:rFonts w:ascii="Times New Roman" w:hAnsi="Times New Roman" w:cs="Times New Roman"/>
-          <w:sz w:val="26"/>
+          <w:sz w:val="28"/>
           <w:szCs w:val="26"/>
         </w:rPr>
         <w:t>, интерактивные доски, компиляторы кода, редакторы графов и т.д.</w:t>
@@ -2389,7 +2468,7 @@
       <w:r>
         <w:rPr>
           <w:rFonts w:ascii="Times New Roman" w:hAnsi="Times New Roman" w:cs="Times New Roman"/>
-          <w:sz w:val="26"/>
+          <w:sz w:val="28"/>
           <w:szCs w:val="26"/>
         </w:rPr>
         <w:t xml:space="preserve">, </w:t>
@@ -2397,7 +2476,7 @@
       <w:r>
         <w:rPr>
           <w:rFonts w:ascii="Times New Roman" w:hAnsi="Times New Roman" w:cs="Times New Roman"/>
-          <w:sz w:val="26"/>
+          <w:sz w:val="28"/>
           <w:szCs w:val="26"/>
         </w:rPr>
         <w:t xml:space="preserve">планируется </w:t>
@@ -2405,7 +2484,7 @@
       <w:r>
         <w:rPr>
           <w:rFonts w:ascii="Times New Roman" w:hAnsi="Times New Roman" w:cs="Times New Roman"/>
-          <w:sz w:val="26"/>
+          <w:sz w:val="28"/>
           <w:szCs w:val="26"/>
         </w:rPr>
         <w:t>поддерж</w:t>
@@ -2413,7 +2492,7 @@
       <w:r>
         <w:rPr>
           <w:rFonts w:ascii="Times New Roman" w:hAnsi="Times New Roman" w:cs="Times New Roman"/>
-          <w:sz w:val="26"/>
+          <w:sz w:val="28"/>
           <w:szCs w:val="26"/>
         </w:rPr>
         <w:t>ка</w:t>
@@ -2421,7 +2500,7 @@
       <w:r>
         <w:rPr>
           <w:rFonts w:ascii="Times New Roman" w:hAnsi="Times New Roman" w:cs="Times New Roman"/>
-          <w:sz w:val="26"/>
+          <w:sz w:val="28"/>
           <w:szCs w:val="26"/>
         </w:rPr>
         <w:t xml:space="preserve"> модификаци</w:t>
@@ -2429,7 +2508,7 @@
       <w:r>
         <w:rPr>
           <w:rFonts w:ascii="Times New Roman" w:hAnsi="Times New Roman" w:cs="Times New Roman"/>
-          <w:sz w:val="26"/>
+          <w:sz w:val="28"/>
           <w:szCs w:val="26"/>
         </w:rPr>
         <w:t>и</w:t>
@@ -2437,7 +2516,7 @@
       <w:r>
         <w:rPr>
           <w:rFonts w:ascii="Times New Roman" w:hAnsi="Times New Roman" w:cs="Times New Roman"/>
-          <w:sz w:val="26"/>
+          <w:sz w:val="28"/>
           <w:szCs w:val="26"/>
         </w:rPr>
         <w:t xml:space="preserve"> и кастомизаци</w:t>
@@ -2445,7 +2524,7 @@
       <w:r>
         <w:rPr>
           <w:rFonts w:ascii="Times New Roman" w:hAnsi="Times New Roman" w:cs="Times New Roman"/>
-          <w:sz w:val="26"/>
+          <w:sz w:val="28"/>
           <w:szCs w:val="26"/>
         </w:rPr>
         <w:t>и системы пользователями</w:t>
@@ -2453,7 +2532,7 @@
       <w:r>
         <w:rPr>
           <w:rFonts w:ascii="Times New Roman" w:hAnsi="Times New Roman" w:cs="Times New Roman"/>
-          <w:sz w:val="26"/>
+          <w:sz w:val="28"/>
           <w:szCs w:val="26"/>
         </w:rPr>
         <w:t>.</w:t>
@@ -2461,18 +2540,18 @@
     </w:p>
     <w:p>
       <w:pPr>
-        <w:spacing w:after="0"/>
+        <w:spacing w:after="0" w:line="240" w:lineRule="auto"/>
         <w:ind w:firstLine="709"/>
         <w:rPr>
           <w:rFonts w:ascii="Times New Roman" w:hAnsi="Times New Roman" w:cs="Times New Roman"/>
-          <w:sz w:val="26"/>
+          <w:sz w:val="28"/>
           <w:szCs w:val="26"/>
         </w:rPr>
       </w:pPr>
       <w:r>
         <w:rPr>
           <w:rFonts w:ascii="Times New Roman" w:hAnsi="Times New Roman" w:cs="Times New Roman"/>
-          <w:sz w:val="26"/>
+          <w:sz w:val="28"/>
           <w:szCs w:val="26"/>
         </w:rPr>
         <w:t>Так как система предполагает двустороннее общение как метод обучения,</w:t>
@@ -2480,7 +2559,7 @@
       <w:r>
         <w:rPr>
           <w:rFonts w:ascii="Times New Roman" w:hAnsi="Times New Roman" w:cs="Times New Roman"/>
-          <w:sz w:val="26"/>
+          <w:sz w:val="28"/>
           <w:szCs w:val="26"/>
         </w:rPr>
         <w:t xml:space="preserve"> </w:t>
@@ -2488,7 +2567,7 @@
       <w:r>
         <w:rPr>
           <w:rFonts w:ascii="Times New Roman" w:hAnsi="Times New Roman" w:cs="Times New Roman"/>
-          <w:sz w:val="26"/>
+          <w:sz w:val="28"/>
           <w:szCs w:val="26"/>
         </w:rPr>
         <w:t>учителю будет предоставлен у</w:t>
@@ -2496,7 +2575,7 @@
       <w:r>
         <w:rPr>
           <w:rFonts w:ascii="Times New Roman" w:hAnsi="Times New Roman" w:cs="Times New Roman"/>
-          <w:sz w:val="26"/>
+          <w:sz w:val="28"/>
           <w:szCs w:val="26"/>
         </w:rPr>
         <w:t>добный способ получения обратной связи от учеников.</w:t>
@@ -2504,7 +2583,7 @@
       <w:r>
         <w:rPr>
           <w:rFonts w:ascii="Times New Roman" w:hAnsi="Times New Roman" w:cs="Times New Roman"/>
-          <w:sz w:val="26"/>
+          <w:sz w:val="28"/>
           <w:szCs w:val="26"/>
         </w:rPr>
         <w:t xml:space="preserve"> Это о</w:t>
@@ -2512,7 +2591,7 @@
       <w:r>
         <w:rPr>
           <w:rFonts w:ascii="Times New Roman" w:hAnsi="Times New Roman" w:cs="Times New Roman"/>
-          <w:sz w:val="26"/>
+          <w:sz w:val="28"/>
           <w:szCs w:val="26"/>
         </w:rPr>
         <w:t xml:space="preserve">значает, </w:t>
@@ -2521,7 +2600,7 @@
       <w:r>
         <w:rPr>
           <w:rFonts w:ascii="Times New Roman" w:hAnsi="Times New Roman" w:cs="Times New Roman"/>
-          <w:sz w:val="26"/>
+          <w:sz w:val="28"/>
           <w:szCs w:val="26"/>
         </w:rPr>
         <w:t>что</w:t>
@@ -2530,7 +2609,7 @@
       <w:r>
         <w:rPr>
           <w:rFonts w:ascii="Times New Roman" w:hAnsi="Times New Roman" w:cs="Times New Roman"/>
-          <w:sz w:val="26"/>
+          <w:sz w:val="28"/>
           <w:szCs w:val="26"/>
         </w:rPr>
         <w:t xml:space="preserve"> если ученик захочет что-то донести до преподавателя, система не должна это скрывать</w:t>
@@ -2538,7 +2617,7 @@
       <w:r>
         <w:rPr>
           <w:rFonts w:ascii="Times New Roman" w:hAnsi="Times New Roman" w:cs="Times New Roman"/>
-          <w:sz w:val="26"/>
+          <w:sz w:val="28"/>
           <w:szCs w:val="26"/>
         </w:rPr>
         <w:t xml:space="preserve">, </w:t>
@@ -2546,7 +2625,7 @@
       <w:r>
         <w:rPr>
           <w:rFonts w:ascii="Times New Roman" w:hAnsi="Times New Roman" w:cs="Times New Roman"/>
-          <w:sz w:val="26"/>
+          <w:sz w:val="28"/>
           <w:szCs w:val="26"/>
         </w:rPr>
         <w:t>намеренно или случайно</w:t>
@@ -2554,7 +2633,7 @@
       <w:r>
         <w:rPr>
           <w:rFonts w:ascii="Times New Roman" w:hAnsi="Times New Roman" w:cs="Times New Roman"/>
-          <w:sz w:val="26"/>
+          <w:sz w:val="28"/>
           <w:szCs w:val="26"/>
         </w:rPr>
         <w:t>.</w:t>
@@ -2562,18 +2641,18 @@
     </w:p>
     <w:p>
       <w:pPr>
-        <w:spacing w:after="0"/>
+        <w:spacing w:after="0" w:line="240" w:lineRule="auto"/>
         <w:ind w:firstLine="709"/>
         <w:rPr>
           <w:rFonts w:ascii="Times New Roman" w:hAnsi="Times New Roman" w:cs="Times New Roman"/>
-          <w:sz w:val="26"/>
+          <w:sz w:val="28"/>
           <w:szCs w:val="26"/>
         </w:rPr>
       </w:pPr>
       <w:r>
         <w:rPr>
           <w:rFonts w:ascii="Times New Roman" w:hAnsi="Times New Roman" w:cs="Times New Roman"/>
-          <w:sz w:val="26"/>
+          <w:sz w:val="28"/>
           <w:szCs w:val="26"/>
         </w:rPr>
         <w:t>Для полноценных курсов необходим</w:t>
@@ -2581,7 +2660,7 @@
       <w:r>
         <w:rPr>
           <w:rFonts w:ascii="Times New Roman" w:hAnsi="Times New Roman" w:cs="Times New Roman"/>
-          <w:sz w:val="26"/>
+          <w:sz w:val="28"/>
           <w:szCs w:val="26"/>
         </w:rPr>
         <w:t xml:space="preserve"> способ сбора и обработки статистики</w:t>
@@ -2589,7 +2668,7 @@
       <w:r>
         <w:rPr>
           <w:rFonts w:ascii="Times New Roman" w:hAnsi="Times New Roman" w:cs="Times New Roman"/>
-          <w:sz w:val="26"/>
+          <w:sz w:val="28"/>
           <w:szCs w:val="26"/>
         </w:rPr>
         <w:t>, такой как у</w:t>
@@ -2597,7 +2676,7 @@
       <w:r>
         <w:rPr>
           <w:rFonts w:ascii="Times New Roman" w:hAnsi="Times New Roman" w:cs="Times New Roman"/>
-          <w:sz w:val="26"/>
+          <w:sz w:val="28"/>
           <w:szCs w:val="26"/>
         </w:rPr>
         <w:t>спеваемость</w:t>
@@ -2605,7 +2684,7 @@
       <w:r>
         <w:rPr>
           <w:rFonts w:ascii="Times New Roman" w:hAnsi="Times New Roman" w:cs="Times New Roman"/>
-          <w:sz w:val="26"/>
+          <w:sz w:val="28"/>
           <w:szCs w:val="26"/>
         </w:rPr>
         <w:t xml:space="preserve"> и посещаемость, с возможностью сортировать данные</w:t>
@@ -2613,7 +2692,7 @@
       <w:r>
         <w:rPr>
           <w:rFonts w:ascii="Times New Roman" w:hAnsi="Times New Roman" w:cs="Times New Roman"/>
-          <w:sz w:val="26"/>
+          <w:sz w:val="28"/>
           <w:szCs w:val="26"/>
         </w:rPr>
         <w:t xml:space="preserve"> в </w:t>
@@ -2621,7 +2700,7 @@
       <w:r>
         <w:rPr>
           <w:rFonts w:ascii="Times New Roman" w:hAnsi="Times New Roman" w:cs="Times New Roman"/>
-          <w:sz w:val="26"/>
+          <w:sz w:val="28"/>
           <w:szCs w:val="26"/>
         </w:rPr>
         <w:t xml:space="preserve">удобном виде и оставлять неформальные замечания. </w:t>
@@ -2629,7 +2708,7 @@
       <w:r>
         <w:rPr>
           <w:rFonts w:ascii="Times New Roman" w:hAnsi="Times New Roman" w:cs="Times New Roman"/>
-          <w:sz w:val="26"/>
+          <w:sz w:val="28"/>
           <w:szCs w:val="26"/>
         </w:rPr>
         <w:t>Конфиденциальность статистики от учеников отдаётся на усмотрение организатора.</w:t>
@@ -2637,18 +2716,18 @@
     </w:p>
     <w:p>
       <w:pPr>
-        <w:spacing w:after="0"/>
+        <w:spacing w:after="0" w:line="240" w:lineRule="auto"/>
         <w:ind w:firstLine="709"/>
         <w:rPr>
           <w:rFonts w:ascii="Times New Roman" w:hAnsi="Times New Roman" w:cs="Times New Roman"/>
-          <w:sz w:val="26"/>
+          <w:sz w:val="28"/>
           <w:szCs w:val="26"/>
         </w:rPr>
       </w:pPr>
       <w:r>
         <w:rPr>
           <w:rFonts w:ascii="Times New Roman" w:hAnsi="Times New Roman" w:cs="Times New Roman"/>
-          <w:sz w:val="26"/>
+          <w:sz w:val="28"/>
           <w:szCs w:val="26"/>
         </w:rPr>
         <w:t>Преподаватель может с</w:t>
@@ -2656,7 +2735,7 @@
       <w:r>
         <w:rPr>
           <w:rFonts w:ascii="Times New Roman" w:hAnsi="Times New Roman" w:cs="Times New Roman"/>
-          <w:sz w:val="26"/>
+          <w:sz w:val="28"/>
           <w:szCs w:val="26"/>
         </w:rPr>
         <w:t>оставл</w:t>
@@ -2664,7 +2743,7 @@
       <w:r>
         <w:rPr>
           <w:rFonts w:ascii="Times New Roman" w:hAnsi="Times New Roman" w:cs="Times New Roman"/>
-          <w:sz w:val="26"/>
+          <w:sz w:val="28"/>
           <w:szCs w:val="26"/>
         </w:rPr>
         <w:t>ять</w:t>
@@ -2672,7 +2751,7 @@
       <w:r>
         <w:rPr>
           <w:rFonts w:ascii="Times New Roman" w:hAnsi="Times New Roman" w:cs="Times New Roman"/>
-          <w:sz w:val="26"/>
+          <w:sz w:val="28"/>
           <w:szCs w:val="26"/>
         </w:rPr>
         <w:t xml:space="preserve"> и отслежива</w:t>
@@ -2680,7 +2759,7 @@
       <w:r>
         <w:rPr>
           <w:rFonts w:ascii="Times New Roman" w:hAnsi="Times New Roman" w:cs="Times New Roman"/>
-          <w:sz w:val="26"/>
+          <w:sz w:val="28"/>
           <w:szCs w:val="26"/>
         </w:rPr>
         <w:t>ть</w:t>
@@ -2688,7 +2767,7 @@
       <w:r>
         <w:rPr>
           <w:rFonts w:ascii="Times New Roman" w:hAnsi="Times New Roman" w:cs="Times New Roman"/>
-          <w:sz w:val="26"/>
+          <w:sz w:val="28"/>
           <w:szCs w:val="26"/>
         </w:rPr>
         <w:t xml:space="preserve"> сценари</w:t>
@@ -2696,7 +2775,7 @@
       <w:r>
         <w:rPr>
           <w:rFonts w:ascii="Times New Roman" w:hAnsi="Times New Roman" w:cs="Times New Roman"/>
-          <w:sz w:val="26"/>
+          <w:sz w:val="28"/>
           <w:szCs w:val="26"/>
         </w:rPr>
         <w:t>й программы – план, согласно которому будет проходить курс. При создании конкретной программы учитель составялет план проведения занятий и организует связанную с этим автоматизацию. Сценарий состоит из последовательных этапов разной степени автоматизации. Этап - набор материалов и действий, которые преподаватель планирует дать и совершить, имеет название и содержание.</w:t>
@@ -2704,7 +2783,7 @@
       <w:r>
         <w:rPr>
           <w:rFonts w:ascii="Times New Roman" w:hAnsi="Times New Roman" w:cs="Times New Roman"/>
-          <w:sz w:val="26"/>
+          <w:sz w:val="28"/>
           <w:szCs w:val="26"/>
         </w:rPr>
         <w:t xml:space="preserve"> Этап автоматически начинается, когда завершается предыдущий, завершение этапа может проходить как по воле учителя, так и автоматически при определённых событиях. Содержание этапа представляет собой набор материалов. В зависимости от того, какой формат имеет материал, с ним можно провести разную степень автоматизации: начиная оценкой деятельности учеников, продолжая автоматическим </w:t>
@@ -2712,7 +2791,7 @@
       <w:r>
         <w:rPr>
           <w:rFonts w:ascii="Times New Roman" w:hAnsi="Times New Roman" w:cs="Times New Roman"/>
-          <w:sz w:val="26"/>
+          <w:sz w:val="28"/>
           <w:szCs w:val="26"/>
         </w:rPr>
         <w:t xml:space="preserve">выделением </w:t>
@@ -2720,24 +2799,15 @@
       <w:r>
         <w:rPr>
           <w:rFonts w:ascii="Times New Roman" w:hAnsi="Times New Roman" w:cs="Times New Roman"/>
-          <w:sz w:val="26"/>
-          <w:szCs w:val="26"/>
-        </w:rPr>
-        <w:t xml:space="preserve">материала при определённом событии, заканчивая предоставлением отличающейся информации в зависимости от действий ученика. Этап имеет чек-лист событий, </w:t>
-      </w:r>
-      <w:r>
-        <w:rPr>
-          <w:rFonts w:ascii="Times New Roman" w:hAnsi="Times New Roman" w:cs="Times New Roman"/>
-          <w:sz w:val="26"/>
-          <w:szCs w:val="26"/>
-        </w:rPr>
-        <w:lastRenderedPageBreak/>
-        <w:t xml:space="preserve">при заполнении которого он считается завершённым. </w:t>
-      </w:r>
-      <w:r>
-        <w:rPr>
-          <w:rFonts w:ascii="Times New Roman" w:hAnsi="Times New Roman" w:cs="Times New Roman"/>
-          <w:sz w:val="26"/>
+          <w:sz w:val="28"/>
+          <w:szCs w:val="26"/>
+        </w:rPr>
+        <w:t xml:space="preserve">материала при определённом событии, заканчивая предоставлением отличающейся информации в зависимости от действий ученика. Этап имеет чек-лист событий, при заполнении которого он считается завершённым. </w:t>
+      </w:r>
+      <w:r>
+        <w:rPr>
+          <w:rFonts w:ascii="Times New Roman" w:hAnsi="Times New Roman" w:cs="Times New Roman"/>
+          <w:sz w:val="28"/>
           <w:szCs w:val="26"/>
         </w:rPr>
         <w:t>Однако</w:t>
@@ -2745,7 +2815,7 @@
       <w:r>
         <w:rPr>
           <w:rFonts w:ascii="Times New Roman" w:hAnsi="Times New Roman" w:cs="Times New Roman"/>
-          <w:sz w:val="26"/>
+          <w:sz w:val="28"/>
           <w:szCs w:val="26"/>
         </w:rPr>
         <w:t xml:space="preserve"> </w:t>
@@ -2753,7 +2823,7 @@
       <w:r>
         <w:rPr>
           <w:rFonts w:ascii="Times New Roman" w:hAnsi="Times New Roman" w:cs="Times New Roman"/>
-          <w:sz w:val="26"/>
+          <w:sz w:val="28"/>
           <w:szCs w:val="26"/>
         </w:rPr>
         <w:t>с</w:t>
@@ -2761,7 +2831,7 @@
       <w:r>
         <w:rPr>
           <w:rFonts w:ascii="Times New Roman" w:hAnsi="Times New Roman" w:cs="Times New Roman"/>
-          <w:sz w:val="26"/>
+          <w:sz w:val="28"/>
           <w:szCs w:val="26"/>
         </w:rPr>
         <w:t>ледование изначальному плану это выбор преподавателя</w:t>
@@ -2769,7 +2839,7 @@
       <w:r>
         <w:rPr>
           <w:rFonts w:ascii="Times New Roman" w:hAnsi="Times New Roman" w:cs="Times New Roman"/>
-          <w:sz w:val="26"/>
+          <w:sz w:val="28"/>
           <w:szCs w:val="26"/>
         </w:rPr>
         <w:t>, сценарий – это лишь вспомогательный инструмент для проведения курса</w:t>
@@ -2777,7 +2847,7 @@
       <w:r>
         <w:rPr>
           <w:rFonts w:ascii="Times New Roman" w:hAnsi="Times New Roman" w:cs="Times New Roman"/>
-          <w:sz w:val="26"/>
+          <w:sz w:val="28"/>
           <w:szCs w:val="26"/>
         </w:rPr>
         <w:t xml:space="preserve"> и его</w:t>
@@ -2785,7 +2855,7 @@
       <w:r>
         <w:rPr>
           <w:rFonts w:ascii="Times New Roman" w:hAnsi="Times New Roman" w:cs="Times New Roman"/>
-          <w:sz w:val="26"/>
+          <w:sz w:val="28"/>
           <w:szCs w:val="26"/>
         </w:rPr>
         <w:t xml:space="preserve"> можно редактировать прямо во время исполнения.</w:t>
@@ -2793,7 +2863,7 @@
       <w:r>
         <w:rPr>
           <w:rFonts w:ascii="Times New Roman" w:hAnsi="Times New Roman" w:cs="Times New Roman"/>
-          <w:sz w:val="26"/>
+          <w:sz w:val="28"/>
           <w:szCs w:val="26"/>
         </w:rPr>
         <w:t xml:space="preserve"> Также</w:t>
@@ -2801,7 +2871,7 @@
       <w:r>
         <w:rPr>
           <w:rFonts w:ascii="Times New Roman" w:hAnsi="Times New Roman" w:cs="Times New Roman"/>
-          <w:sz w:val="26"/>
+          <w:sz w:val="28"/>
           <w:szCs w:val="26"/>
         </w:rPr>
         <w:t xml:space="preserve"> </w:t>
@@ -2809,7 +2879,7 @@
       <w:r>
         <w:rPr>
           <w:rFonts w:ascii="Times New Roman" w:hAnsi="Times New Roman" w:cs="Times New Roman"/>
-          <w:sz w:val="26"/>
+          <w:sz w:val="28"/>
           <w:szCs w:val="26"/>
         </w:rPr>
         <w:t>с</w:t>
@@ -2817,7 +2887,7 @@
       <w:r>
         <w:rPr>
           <w:rFonts w:ascii="Times New Roman" w:hAnsi="Times New Roman" w:cs="Times New Roman"/>
-          <w:sz w:val="26"/>
+          <w:sz w:val="28"/>
           <w:szCs w:val="26"/>
         </w:rPr>
         <w:t xml:space="preserve">ценарий можно </w:t>
@@ -2825,7 +2895,7 @@
       <w:r>
         <w:rPr>
           <w:rFonts w:ascii="Times New Roman" w:hAnsi="Times New Roman" w:cs="Times New Roman"/>
-          <w:sz w:val="26"/>
+          <w:sz w:val="28"/>
           <w:szCs w:val="26"/>
         </w:rPr>
         <w:t>использовать повторно</w:t>
@@ -2833,7 +2903,7 @@
       <w:r>
         <w:rPr>
           <w:rFonts w:ascii="Times New Roman" w:hAnsi="Times New Roman" w:cs="Times New Roman"/>
-          <w:sz w:val="26"/>
+          <w:sz w:val="28"/>
           <w:szCs w:val="26"/>
         </w:rPr>
         <w:t xml:space="preserve"> для повторного проведения программ</w:t>
@@ -2841,7 +2911,7 @@
       <w:r>
         <w:rPr>
           <w:rFonts w:ascii="Times New Roman" w:hAnsi="Times New Roman" w:cs="Times New Roman"/>
-          <w:sz w:val="26"/>
+          <w:sz w:val="28"/>
           <w:szCs w:val="26"/>
         </w:rPr>
         <w:t>.</w:t>
@@ -2849,18 +2919,18 @@
     </w:p>
     <w:p>
       <w:pPr>
-        <w:spacing w:after="0"/>
+        <w:spacing w:after="0" w:line="240" w:lineRule="auto"/>
         <w:ind w:firstLine="709"/>
         <w:rPr>
           <w:rFonts w:ascii="Times New Roman" w:hAnsi="Times New Roman" w:cs="Times New Roman"/>
-          <w:sz w:val="26"/>
+          <w:sz w:val="28"/>
           <w:szCs w:val="26"/>
         </w:rPr>
       </w:pPr>
       <w:r>
         <w:rPr>
           <w:rFonts w:ascii="Times New Roman" w:hAnsi="Times New Roman" w:cs="Times New Roman"/>
-          <w:sz w:val="26"/>
+          <w:sz w:val="28"/>
           <w:szCs w:val="26"/>
         </w:rPr>
         <w:t>С</w:t>
@@ -2868,7 +2938,7 @@
       <w:r>
         <w:rPr>
           <w:rFonts w:ascii="Times New Roman" w:hAnsi="Times New Roman" w:cs="Times New Roman"/>
-          <w:sz w:val="26"/>
+          <w:sz w:val="28"/>
           <w:szCs w:val="26"/>
         </w:rPr>
         <w:t xml:space="preserve">истема </w:t>
@@ -2876,7 +2946,7 @@
       <w:r>
         <w:rPr>
           <w:rFonts w:ascii="Times New Roman" w:hAnsi="Times New Roman" w:cs="Times New Roman"/>
-          <w:sz w:val="26"/>
+          <w:sz w:val="28"/>
           <w:szCs w:val="26"/>
         </w:rPr>
         <w:t>позволяет</w:t>
@@ -2884,7 +2954,7 @@
       <w:r>
         <w:rPr>
           <w:rFonts w:ascii="Times New Roman" w:hAnsi="Times New Roman" w:cs="Times New Roman"/>
-          <w:sz w:val="26"/>
+          <w:sz w:val="28"/>
           <w:szCs w:val="26"/>
         </w:rPr>
         <w:t xml:space="preserve"> делить учеников с одного направления на группы на основе внешних факторов</w:t>
@@ -2892,7 +2962,7 @@
       <w:r>
         <w:rPr>
           <w:rFonts w:ascii="Times New Roman" w:hAnsi="Times New Roman" w:cs="Times New Roman"/>
-          <w:sz w:val="26"/>
+          <w:sz w:val="28"/>
           <w:szCs w:val="26"/>
         </w:rPr>
         <w:t xml:space="preserve">, таких как </w:t>
@@ -2900,7 +2970,7 @@
       <w:r>
         <w:rPr>
           <w:rFonts w:ascii="Times New Roman" w:hAnsi="Times New Roman" w:cs="Times New Roman"/>
-          <w:sz w:val="26"/>
+          <w:sz w:val="28"/>
           <w:szCs w:val="26"/>
         </w:rPr>
         <w:t>часовой пояс, тема командн</w:t>
@@ -2908,7 +2978,7 @@
       <w:r>
         <w:rPr>
           <w:rFonts w:ascii="Times New Roman" w:hAnsi="Times New Roman" w:cs="Times New Roman"/>
-          <w:sz w:val="26"/>
+          <w:sz w:val="28"/>
           <w:szCs w:val="26"/>
         </w:rPr>
         <w:t>ой</w:t>
@@ -2916,7 +2986,7 @@
       <w:r>
         <w:rPr>
           <w:rFonts w:ascii="Times New Roman" w:hAnsi="Times New Roman" w:cs="Times New Roman"/>
-          <w:sz w:val="26"/>
+          <w:sz w:val="28"/>
           <w:szCs w:val="26"/>
         </w:rPr>
         <w:t xml:space="preserve"> задачи, </w:t>
@@ -2924,15 +2994,16 @@
       <w:r>
         <w:rPr>
           <w:rFonts w:ascii="Times New Roman" w:hAnsi="Times New Roman" w:cs="Times New Roman"/>
-          <w:sz w:val="26"/>
-          <w:szCs w:val="26"/>
-        </w:rPr>
+          <w:sz w:val="28"/>
+          <w:szCs w:val="26"/>
+        </w:rPr>
+        <w:lastRenderedPageBreak/>
         <w:t xml:space="preserve">необходимость </w:t>
       </w:r>
       <w:r>
         <w:rPr>
           <w:rFonts w:ascii="Times New Roman" w:hAnsi="Times New Roman" w:cs="Times New Roman"/>
-          <w:sz w:val="26"/>
+          <w:sz w:val="28"/>
           <w:szCs w:val="26"/>
         </w:rPr>
         <w:t>выделени</w:t>
@@ -2940,7 +3011,7 @@
       <w:r>
         <w:rPr>
           <w:rFonts w:ascii="Times New Roman" w:hAnsi="Times New Roman" w:cs="Times New Roman"/>
-          <w:sz w:val="26"/>
+          <w:sz w:val="28"/>
           <w:szCs w:val="26"/>
         </w:rPr>
         <w:t>я</w:t>
@@ -2948,7 +3019,7 @@
       <w:r>
         <w:rPr>
           <w:rFonts w:ascii="Times New Roman" w:hAnsi="Times New Roman" w:cs="Times New Roman"/>
-          <w:sz w:val="26"/>
+          <w:sz w:val="28"/>
           <w:szCs w:val="26"/>
         </w:rPr>
         <w:t xml:space="preserve"> старост и т.д.</w:t>
@@ -2956,7 +3027,7 @@
       <w:r>
         <w:rPr>
           <w:rFonts w:ascii="Times New Roman" w:hAnsi="Times New Roman" w:cs="Times New Roman"/>
-          <w:sz w:val="26"/>
+          <w:sz w:val="28"/>
           <w:szCs w:val="26"/>
         </w:rPr>
         <w:t xml:space="preserve"> и </w:t>
@@ -2964,7 +3035,7 @@
       <w:r>
         <w:rPr>
           <w:rFonts w:ascii="Times New Roman" w:hAnsi="Times New Roman" w:cs="Times New Roman"/>
-          <w:sz w:val="26"/>
+          <w:sz w:val="28"/>
           <w:szCs w:val="26"/>
         </w:rPr>
         <w:t>использовать это деление для массовых операций, по типу выдачи заданий определённой группе или сбора статистики с определённого курса.</w:t>
@@ -2972,18 +3043,18 @@
     </w:p>
     <w:p>
       <w:pPr>
-        <w:spacing w:after="0"/>
+        <w:spacing w:after="0" w:line="240" w:lineRule="auto"/>
         <w:ind w:firstLine="709"/>
         <w:rPr>
           <w:rFonts w:ascii="Times New Roman" w:hAnsi="Times New Roman" w:cs="Times New Roman"/>
-          <w:sz w:val="26"/>
+          <w:sz w:val="28"/>
           <w:szCs w:val="26"/>
         </w:rPr>
       </w:pPr>
       <w:r>
         <w:rPr>
           <w:rFonts w:ascii="Times New Roman" w:hAnsi="Times New Roman" w:cs="Times New Roman"/>
-          <w:sz w:val="26"/>
+          <w:sz w:val="28"/>
           <w:szCs w:val="26"/>
         </w:rPr>
         <w:t>Также организатор будет иметь такие возможности, как ведение нескольких потенциально разных программ; контроль трафика учеников в программе и передача ответственности по образованию другим людям.</w:t>
@@ -2991,18 +3062,18 @@
     </w:p>
     <w:p>
       <w:pPr>
-        <w:spacing w:after="0"/>
+        <w:spacing w:after="0" w:line="240" w:lineRule="auto"/>
         <w:ind w:firstLine="709"/>
         <w:rPr>
           <w:rFonts w:ascii="Times New Roman" w:hAnsi="Times New Roman" w:cs="Times New Roman"/>
-          <w:sz w:val="26"/>
+          <w:sz w:val="28"/>
           <w:szCs w:val="26"/>
         </w:rPr>
       </w:pPr>
       <w:r>
         <w:rPr>
           <w:rFonts w:ascii="Times New Roman" w:hAnsi="Times New Roman" w:cs="Times New Roman"/>
-          <w:sz w:val="26"/>
+          <w:sz w:val="28"/>
           <w:szCs w:val="26"/>
         </w:rPr>
         <w:t>В связи с форматом системы преподавателю также будут предоставлены инструменты м</w:t>
@@ -3010,7 +3081,7 @@
       <w:r>
         <w:rPr>
           <w:rFonts w:ascii="Times New Roman" w:hAnsi="Times New Roman" w:cs="Times New Roman"/>
-          <w:sz w:val="26"/>
+          <w:sz w:val="28"/>
           <w:szCs w:val="26"/>
         </w:rPr>
         <w:t>одераци</w:t>
@@ -3018,7 +3089,7 @@
       <w:r>
         <w:rPr>
           <w:rFonts w:ascii="Times New Roman" w:hAnsi="Times New Roman" w:cs="Times New Roman"/>
-          <w:sz w:val="26"/>
+          <w:sz w:val="28"/>
           <w:szCs w:val="26"/>
         </w:rPr>
         <w:t>и</w:t>
@@ -3026,7 +3097,7 @@
       <w:r>
         <w:rPr>
           <w:rFonts w:ascii="Times New Roman" w:hAnsi="Times New Roman" w:cs="Times New Roman"/>
-          <w:sz w:val="26"/>
+          <w:sz w:val="28"/>
           <w:szCs w:val="26"/>
         </w:rPr>
         <w:t>, а именно</w:t>
@@ -3034,7 +3105,7 @@
       <w:r>
         <w:rPr>
           <w:rFonts w:ascii="Times New Roman" w:hAnsi="Times New Roman" w:cs="Times New Roman"/>
-          <w:sz w:val="26"/>
+          <w:sz w:val="28"/>
           <w:szCs w:val="26"/>
         </w:rPr>
         <w:t xml:space="preserve"> в</w:t>
@@ -3042,7 +3113,7 @@
       <w:r>
         <w:rPr>
           <w:rFonts w:ascii="Times New Roman" w:hAnsi="Times New Roman" w:cs="Times New Roman"/>
-          <w:sz w:val="26"/>
+          <w:sz w:val="28"/>
           <w:szCs w:val="26"/>
         </w:rPr>
         <w:t xml:space="preserve">озможность заглушать учеников, временно или </w:t>
@@ -3050,7 +3121,7 @@
       <w:r>
         <w:rPr>
           <w:rFonts w:ascii="Times New Roman" w:hAnsi="Times New Roman" w:cs="Times New Roman"/>
-          <w:sz w:val="26"/>
+          <w:sz w:val="28"/>
           <w:szCs w:val="26"/>
         </w:rPr>
         <w:t>бессрочно</w:t>
@@ -3058,7 +3129,7 @@
       <w:r>
         <w:rPr>
           <w:rFonts w:ascii="Times New Roman" w:hAnsi="Times New Roman" w:cs="Times New Roman"/>
-          <w:sz w:val="26"/>
+          <w:sz w:val="28"/>
           <w:szCs w:val="26"/>
         </w:rPr>
         <w:t xml:space="preserve"> не позволяя им</w:t>
@@ -3066,7 +3137,7 @@
       <w:r>
         <w:rPr>
           <w:rFonts w:ascii="Times New Roman" w:hAnsi="Times New Roman" w:cs="Times New Roman"/>
-          <w:sz w:val="26"/>
+          <w:sz w:val="28"/>
           <w:szCs w:val="26"/>
         </w:rPr>
         <w:t xml:space="preserve"> т</w:t>
@@ -3074,7 +3145,7 @@
       <w:r>
         <w:rPr>
           <w:rFonts w:ascii="Times New Roman" w:hAnsi="Times New Roman" w:cs="Times New Roman"/>
-          <w:sz w:val="26"/>
+          <w:sz w:val="28"/>
           <w:szCs w:val="26"/>
         </w:rPr>
         <w:t>ранслировать голос, видео</w:t>
@@ -3082,7 +3153,7 @@
       <w:r>
         <w:rPr>
           <w:rFonts w:ascii="Times New Roman" w:hAnsi="Times New Roman" w:cs="Times New Roman"/>
-          <w:sz w:val="26"/>
+          <w:sz w:val="28"/>
           <w:szCs w:val="26"/>
         </w:rPr>
         <w:t xml:space="preserve"> или о</w:t>
@@ -3090,7 +3161,7 @@
       <w:r>
         <w:rPr>
           <w:rFonts w:ascii="Times New Roman" w:hAnsi="Times New Roman" w:cs="Times New Roman"/>
-          <w:sz w:val="26"/>
+          <w:sz w:val="28"/>
           <w:szCs w:val="26"/>
         </w:rPr>
         <w:t>тправлять материалы определённого формата</w:t>
@@ -3098,7 +3169,7 @@
       <w:r>
         <w:rPr>
           <w:rFonts w:ascii="Times New Roman" w:hAnsi="Times New Roman" w:cs="Times New Roman"/>
-          <w:sz w:val="26"/>
+          <w:sz w:val="28"/>
           <w:szCs w:val="26"/>
         </w:rPr>
         <w:t>, а также в</w:t>
@@ -3106,7 +3177,7 @@
       <w:r>
         <w:rPr>
           <w:rFonts w:ascii="Times New Roman" w:hAnsi="Times New Roman" w:cs="Times New Roman"/>
-          <w:sz w:val="26"/>
+          <w:sz w:val="28"/>
           <w:szCs w:val="26"/>
         </w:rPr>
         <w:t xml:space="preserve">озможность передать часть </w:t>
@@ -3114,7 +3185,7 @@
       <w:r>
         <w:rPr>
           <w:rFonts w:ascii="Times New Roman" w:hAnsi="Times New Roman" w:cs="Times New Roman"/>
-          <w:sz w:val="26"/>
+          <w:sz w:val="28"/>
           <w:szCs w:val="26"/>
         </w:rPr>
         <w:t xml:space="preserve">таких </w:t>
@@ -3122,7 +3193,7 @@
       <w:r>
         <w:rPr>
           <w:rFonts w:ascii="Times New Roman" w:hAnsi="Times New Roman" w:cs="Times New Roman"/>
-          <w:sz w:val="26"/>
+          <w:sz w:val="28"/>
           <w:szCs w:val="26"/>
         </w:rPr>
         <w:t>полномочий отдельным индивидам</w:t>
@@ -3130,7 +3201,7 @@
       <w:r>
         <w:rPr>
           <w:rFonts w:ascii="Times New Roman" w:hAnsi="Times New Roman" w:cs="Times New Roman"/>
-          <w:sz w:val="26"/>
+          <w:sz w:val="28"/>
           <w:szCs w:val="26"/>
         </w:rPr>
         <w:t>.</w:t>
@@ -3138,18 +3209,18 @@
     </w:p>
     <w:p>
       <w:pPr>
-        <w:spacing w:after="0"/>
+        <w:spacing w:after="0" w:line="240" w:lineRule="auto"/>
         <w:ind w:firstLine="709"/>
         <w:rPr>
           <w:rFonts w:ascii="Times New Roman" w:hAnsi="Times New Roman" w:cs="Times New Roman"/>
-          <w:sz w:val="26"/>
+          <w:sz w:val="28"/>
           <w:szCs w:val="26"/>
         </w:rPr>
       </w:pPr>
       <w:r>
         <w:rPr>
           <w:rFonts w:ascii="Times New Roman" w:hAnsi="Times New Roman" w:cs="Times New Roman"/>
-          <w:sz w:val="26"/>
+          <w:sz w:val="28"/>
           <w:szCs w:val="26"/>
         </w:rPr>
         <w:t>С точки зрения ученика система будет предоставлять в</w:t>
@@ -3157,7 +3228,7 @@
       <w:r>
         <w:rPr>
           <w:rFonts w:ascii="Times New Roman" w:hAnsi="Times New Roman" w:cs="Times New Roman"/>
-          <w:sz w:val="26"/>
+          <w:sz w:val="28"/>
           <w:szCs w:val="26"/>
         </w:rPr>
         <w:t>озможность подключаться к определённым программам обучения</w:t>
@@ -3165,7 +3236,7 @@
       <w:r>
         <w:rPr>
           <w:rFonts w:ascii="Times New Roman" w:hAnsi="Times New Roman" w:cs="Times New Roman"/>
-          <w:sz w:val="26"/>
+          <w:sz w:val="28"/>
           <w:szCs w:val="26"/>
         </w:rPr>
         <w:t xml:space="preserve"> и</w:t>
@@ -3173,7 +3244,7 @@
       <w:r>
         <w:rPr>
           <w:rFonts w:ascii="Times New Roman" w:hAnsi="Times New Roman" w:cs="Times New Roman"/>
-          <w:sz w:val="26"/>
+          <w:sz w:val="28"/>
           <w:szCs w:val="26"/>
         </w:rPr>
         <w:t>ли подавать заявки на программы, обещающие начать процесс в скором времени</w:t>
@@ -3181,7 +3252,7 @@
       <w:r>
         <w:rPr>
           <w:rFonts w:ascii="Times New Roman" w:hAnsi="Times New Roman" w:cs="Times New Roman"/>
-          <w:sz w:val="26"/>
+          <w:sz w:val="28"/>
           <w:szCs w:val="26"/>
         </w:rPr>
         <w:t>.</w:t>
@@ -3189,18 +3260,18 @@
     </w:p>
     <w:p>
       <w:pPr>
-        <w:spacing w:after="0"/>
+        <w:spacing w:after="0" w:line="240" w:lineRule="auto"/>
         <w:ind w:firstLine="709"/>
         <w:rPr>
           <w:rFonts w:ascii="Times New Roman" w:hAnsi="Times New Roman" w:cs="Times New Roman"/>
-          <w:sz w:val="26"/>
+          <w:sz w:val="28"/>
           <w:szCs w:val="26"/>
         </w:rPr>
       </w:pPr>
       <w:r>
         <w:rPr>
           <w:rFonts w:ascii="Times New Roman" w:hAnsi="Times New Roman" w:cs="Times New Roman"/>
-          <w:sz w:val="26"/>
+          <w:sz w:val="28"/>
           <w:szCs w:val="26"/>
         </w:rPr>
         <w:t>Непосредственно система даёт</w:t>
@@ -3208,7 +3279,7 @@
       <w:r>
         <w:rPr>
           <w:rFonts w:ascii="Times New Roman" w:hAnsi="Times New Roman" w:cs="Times New Roman"/>
-          <w:sz w:val="26"/>
+          <w:sz w:val="28"/>
           <w:szCs w:val="26"/>
         </w:rPr>
         <w:t xml:space="preserve"> студенту</w:t>
@@ -3216,7 +3287,7 @@
       <w:r>
         <w:rPr>
           <w:rFonts w:ascii="Times New Roman" w:hAnsi="Times New Roman" w:cs="Times New Roman"/>
-          <w:sz w:val="26"/>
+          <w:sz w:val="28"/>
           <w:szCs w:val="26"/>
         </w:rPr>
         <w:t xml:space="preserve"> информацию </w:t>
@@ -3224,7 +3295,7 @@
       <w:r>
         <w:rPr>
           <w:rFonts w:ascii="Times New Roman" w:hAnsi="Times New Roman" w:cs="Times New Roman"/>
-          <w:sz w:val="26"/>
+          <w:sz w:val="28"/>
           <w:szCs w:val="26"/>
         </w:rPr>
         <w:t>доступн</w:t>
@@ -3232,7 +3303,7 @@
       <w:r>
         <w:rPr>
           <w:rFonts w:ascii="Times New Roman" w:hAnsi="Times New Roman" w:cs="Times New Roman"/>
-          <w:sz w:val="26"/>
+          <w:sz w:val="28"/>
           <w:szCs w:val="26"/>
         </w:rPr>
         <w:t>ых</w:t>
@@ -3240,7 +3311,7 @@
       <w:r>
         <w:rPr>
           <w:rFonts w:ascii="Times New Roman" w:hAnsi="Times New Roman" w:cs="Times New Roman"/>
-          <w:sz w:val="26"/>
+          <w:sz w:val="28"/>
           <w:szCs w:val="26"/>
         </w:rPr>
         <w:t xml:space="preserve"> материал</w:t>
@@ -3248,7 +3319,7 @@
       <w:r>
         <w:rPr>
           <w:rFonts w:ascii="Times New Roman" w:hAnsi="Times New Roman" w:cs="Times New Roman"/>
-          <w:sz w:val="26"/>
+          <w:sz w:val="28"/>
           <w:szCs w:val="26"/>
         </w:rPr>
         <w:t>ах</w:t>
@@ -3256,7 +3327,7 @@
       <w:r>
         <w:rPr>
           <w:rFonts w:ascii="Times New Roman" w:hAnsi="Times New Roman" w:cs="Times New Roman"/>
-          <w:sz w:val="26"/>
+          <w:sz w:val="28"/>
           <w:szCs w:val="26"/>
         </w:rPr>
         <w:t xml:space="preserve"> и требовани</w:t>
@@ -3264,7 +3335,7 @@
       <w:r>
         <w:rPr>
           <w:rFonts w:ascii="Times New Roman" w:hAnsi="Times New Roman" w:cs="Times New Roman"/>
-          <w:sz w:val="26"/>
+          <w:sz w:val="28"/>
           <w:szCs w:val="26"/>
         </w:rPr>
         <w:t>ях</w:t>
@@ -3272,7 +3343,7 @@
       <w:r>
         <w:rPr>
           <w:rFonts w:ascii="Times New Roman" w:hAnsi="Times New Roman" w:cs="Times New Roman"/>
-          <w:sz w:val="26"/>
+          <w:sz w:val="28"/>
           <w:szCs w:val="26"/>
         </w:rPr>
         <w:t xml:space="preserve"> от преподавателя на данном этапе</w:t>
@@ -3280,7 +3351,7 @@
       <w:r>
         <w:rPr>
           <w:rFonts w:ascii="Times New Roman" w:hAnsi="Times New Roman" w:cs="Times New Roman"/>
-          <w:sz w:val="26"/>
+          <w:sz w:val="28"/>
           <w:szCs w:val="26"/>
         </w:rPr>
         <w:t xml:space="preserve"> обучения</w:t>
@@ -3288,7 +3359,7 @@
       <w:r>
         <w:rPr>
           <w:rFonts w:ascii="Times New Roman" w:hAnsi="Times New Roman" w:cs="Times New Roman"/>
-          <w:sz w:val="26"/>
+          <w:sz w:val="28"/>
           <w:szCs w:val="26"/>
         </w:rPr>
         <w:t>, а также во</w:t>
@@ -3296,7 +3367,7 @@
       <w:r>
         <w:rPr>
           <w:rFonts w:ascii="Times New Roman" w:hAnsi="Times New Roman" w:cs="Times New Roman"/>
-          <w:sz w:val="26"/>
+          <w:sz w:val="28"/>
           <w:szCs w:val="26"/>
         </w:rPr>
         <w:t xml:space="preserve">зможность выполнения требований и дачи отчётов </w:t>
@@ -3304,7 +3375,7 @@
       <w:r>
         <w:rPr>
           <w:rFonts w:ascii="Times New Roman" w:hAnsi="Times New Roman" w:cs="Times New Roman"/>
-          <w:sz w:val="26"/>
+          <w:sz w:val="28"/>
           <w:szCs w:val="26"/>
         </w:rPr>
         <w:t xml:space="preserve">прямо </w:t>
@@ -3312,7 +3383,7 @@
       <w:r>
         <w:rPr>
           <w:rFonts w:ascii="Times New Roman" w:hAnsi="Times New Roman" w:cs="Times New Roman"/>
-          <w:sz w:val="26"/>
+          <w:sz w:val="28"/>
           <w:szCs w:val="26"/>
         </w:rPr>
         <w:t>в приложении</w:t>
@@ -3320,7 +3391,7 @@
       <w:r>
         <w:rPr>
           <w:rFonts w:ascii="Times New Roman" w:hAnsi="Times New Roman" w:cs="Times New Roman"/>
-          <w:sz w:val="26"/>
+          <w:sz w:val="28"/>
           <w:szCs w:val="26"/>
         </w:rPr>
         <w:t>.</w:t>
@@ -3328,7 +3399,7 @@
       <w:r>
         <w:rPr>
           <w:rFonts w:ascii="Times New Roman" w:hAnsi="Times New Roman" w:cs="Times New Roman"/>
-          <w:sz w:val="26"/>
+          <w:sz w:val="28"/>
           <w:szCs w:val="26"/>
         </w:rPr>
         <w:t xml:space="preserve"> </w:t>
@@ -3336,7 +3407,7 @@
       <w:r>
         <w:rPr>
           <w:rFonts w:ascii="Times New Roman" w:hAnsi="Times New Roman" w:cs="Times New Roman"/>
-          <w:sz w:val="26"/>
+          <w:sz w:val="28"/>
           <w:szCs w:val="26"/>
         </w:rPr>
         <w:t>При желании у</w:t>
@@ -3344,7 +3415,7 @@
       <w:r>
         <w:rPr>
           <w:rFonts w:ascii="Times New Roman" w:hAnsi="Times New Roman" w:cs="Times New Roman"/>
-          <w:sz w:val="26"/>
+          <w:sz w:val="28"/>
           <w:szCs w:val="26"/>
         </w:rPr>
         <w:t>ченик может просмотреть собственные решения по неактуальным заданиям в своих целях</w:t>
@@ -3352,7 +3423,7 @@
       <w:r>
         <w:rPr>
           <w:rFonts w:ascii="Times New Roman" w:hAnsi="Times New Roman" w:cs="Times New Roman"/>
-          <w:sz w:val="26"/>
+          <w:sz w:val="28"/>
           <w:szCs w:val="26"/>
         </w:rPr>
         <w:t>.</w:t>
@@ -3360,18 +3431,18 @@
     </w:p>
     <w:p>
       <w:pPr>
-        <w:spacing w:after="0"/>
+        <w:spacing w:after="0" w:line="240" w:lineRule="auto"/>
         <w:ind w:firstLine="709"/>
         <w:rPr>
           <w:rFonts w:ascii="Times New Roman" w:hAnsi="Times New Roman" w:cs="Times New Roman"/>
-          <w:sz w:val="26"/>
+          <w:sz w:val="28"/>
           <w:szCs w:val="26"/>
         </w:rPr>
       </w:pPr>
       <w:r>
         <w:rPr>
           <w:rFonts w:ascii="Times New Roman" w:hAnsi="Times New Roman" w:cs="Times New Roman"/>
-          <w:sz w:val="26"/>
+          <w:sz w:val="28"/>
           <w:szCs w:val="26"/>
         </w:rPr>
         <w:t>Помимо заданий, ученику также доступны архивные материалы, задействованные в данном курсе и</w:t>
@@ -3379,7 +3450,7 @@
       <w:r>
         <w:rPr>
           <w:rFonts w:ascii="Times New Roman" w:hAnsi="Times New Roman" w:cs="Times New Roman"/>
-          <w:sz w:val="26"/>
+          <w:sz w:val="28"/>
           <w:szCs w:val="26"/>
         </w:rPr>
         <w:t xml:space="preserve"> </w:t>
@@ -3387,7 +3458,7 @@
       <w:r>
         <w:rPr>
           <w:rFonts w:ascii="Times New Roman" w:hAnsi="Times New Roman" w:cs="Times New Roman"/>
-          <w:sz w:val="26"/>
+          <w:sz w:val="28"/>
           <w:szCs w:val="26"/>
         </w:rPr>
         <w:t xml:space="preserve">возможность </w:t>
@@ -3395,7 +3466,7 @@
       <w:r>
         <w:rPr>
           <w:rFonts w:ascii="Times New Roman" w:hAnsi="Times New Roman" w:cs="Times New Roman"/>
-          <w:sz w:val="26"/>
+          <w:sz w:val="28"/>
           <w:szCs w:val="26"/>
         </w:rPr>
         <w:t>их конспектировани</w:t>
@@ -3403,7 +3474,7 @@
       <w:r>
         <w:rPr>
           <w:rFonts w:ascii="Times New Roman" w:hAnsi="Times New Roman" w:cs="Times New Roman"/>
-          <w:sz w:val="26"/>
+          <w:sz w:val="28"/>
           <w:szCs w:val="26"/>
         </w:rPr>
         <w:t>я</w:t>
@@ -3411,7 +3482,7 @@
       <w:r>
         <w:rPr>
           <w:rFonts w:ascii="Times New Roman" w:hAnsi="Times New Roman" w:cs="Times New Roman"/>
-          <w:sz w:val="26"/>
+          <w:sz w:val="28"/>
           <w:szCs w:val="26"/>
         </w:rPr>
         <w:t xml:space="preserve"> через создание личного файла</w:t>
@@ -3419,7 +3490,7 @@
       <w:r>
         <w:rPr>
           <w:rFonts w:ascii="Times New Roman" w:hAnsi="Times New Roman" w:cs="Times New Roman"/>
-          <w:sz w:val="26"/>
+          <w:sz w:val="28"/>
           <w:szCs w:val="26"/>
         </w:rPr>
         <w:t>.</w:t>
@@ -3427,18 +3498,18 @@
     </w:p>
     <w:p>
       <w:pPr>
-        <w:spacing w:after="0"/>
+        <w:spacing w:after="0" w:line="240" w:lineRule="auto"/>
         <w:ind w:firstLine="709"/>
         <w:rPr>
           <w:rFonts w:ascii="Times New Roman" w:hAnsi="Times New Roman" w:cs="Times New Roman"/>
-          <w:sz w:val="26"/>
+          <w:sz w:val="28"/>
           <w:szCs w:val="26"/>
         </w:rPr>
       </w:pPr>
       <w:r>
         <w:rPr>
           <w:rFonts w:ascii="Times New Roman" w:hAnsi="Times New Roman" w:cs="Times New Roman"/>
-          <w:sz w:val="26"/>
+          <w:sz w:val="28"/>
           <w:szCs w:val="26"/>
         </w:rPr>
         <w:t xml:space="preserve">Система подразумевает и поддерживает различные </w:t>
@@ -3446,7 +3517,7 @@
       <w:r>
         <w:rPr>
           <w:rFonts w:ascii="Times New Roman" w:hAnsi="Times New Roman" w:cs="Times New Roman"/>
-          <w:sz w:val="26"/>
+          <w:sz w:val="28"/>
           <w:szCs w:val="26"/>
         </w:rPr>
         <w:t>интерак</w:t>
@@ -3454,7 +3525,7 @@
       <w:r>
         <w:rPr>
           <w:rFonts w:ascii="Times New Roman" w:hAnsi="Times New Roman" w:cs="Times New Roman"/>
-          <w:sz w:val="26"/>
+          <w:sz w:val="28"/>
           <w:szCs w:val="26"/>
         </w:rPr>
         <w:t>ции студента</w:t>
@@ -3462,7 +3533,7 @@
       <w:r>
         <w:rPr>
           <w:rFonts w:ascii="Times New Roman" w:hAnsi="Times New Roman" w:cs="Times New Roman"/>
-          <w:sz w:val="26"/>
+          <w:sz w:val="28"/>
           <w:szCs w:val="26"/>
         </w:rPr>
         <w:t xml:space="preserve"> с преподавателем в</w:t>
@@ -3470,7 +3541,7 @@
       <w:r>
         <w:rPr>
           <w:rFonts w:ascii="Times New Roman" w:hAnsi="Times New Roman" w:cs="Times New Roman"/>
-          <w:sz w:val="26"/>
+          <w:sz w:val="28"/>
           <w:szCs w:val="26"/>
         </w:rPr>
         <w:t xml:space="preserve"> течении</w:t>
@@ -3478,7 +3549,7 @@
       <w:r>
         <w:rPr>
           <w:rFonts w:ascii="Times New Roman" w:hAnsi="Times New Roman" w:cs="Times New Roman"/>
-          <w:sz w:val="26"/>
+          <w:sz w:val="28"/>
           <w:szCs w:val="26"/>
         </w:rPr>
         <w:t xml:space="preserve"> </w:t>
@@ -3486,7 +3557,7 @@
       <w:r>
         <w:rPr>
           <w:rFonts w:ascii="Times New Roman" w:hAnsi="Times New Roman" w:cs="Times New Roman"/>
-          <w:sz w:val="26"/>
+          <w:sz w:val="28"/>
           <w:szCs w:val="26"/>
         </w:rPr>
         <w:t xml:space="preserve">всего </w:t>
@@ -3494,7 +3565,7 @@
       <w:r>
         <w:rPr>
           <w:rFonts w:ascii="Times New Roman" w:hAnsi="Times New Roman" w:cs="Times New Roman"/>
-          <w:sz w:val="26"/>
+          <w:sz w:val="28"/>
           <w:szCs w:val="26"/>
         </w:rPr>
         <w:t>процесс</w:t>
@@ -3502,7 +3573,7 @@
       <w:r>
         <w:rPr>
           <w:rFonts w:ascii="Times New Roman" w:hAnsi="Times New Roman" w:cs="Times New Roman"/>
-          <w:sz w:val="26"/>
+          <w:sz w:val="28"/>
           <w:szCs w:val="26"/>
         </w:rPr>
         <w:t>а</w:t>
@@ -3510,7 +3581,7 @@
       <w:r>
         <w:rPr>
           <w:rFonts w:ascii="Times New Roman" w:hAnsi="Times New Roman" w:cs="Times New Roman"/>
-          <w:sz w:val="26"/>
+          <w:sz w:val="28"/>
           <w:szCs w:val="26"/>
         </w:rPr>
         <w:t xml:space="preserve"> обучения</w:t>
@@ -3518,7 +3589,7 @@
       <w:r>
         <w:rPr>
           <w:rFonts w:ascii="Times New Roman" w:hAnsi="Times New Roman" w:cs="Times New Roman"/>
-          <w:sz w:val="26"/>
+          <w:sz w:val="28"/>
           <w:szCs w:val="26"/>
         </w:rPr>
         <w:t>, начиная</w:t>
@@ -3526,7 +3597,7 @@
       <w:r>
         <w:rPr>
           <w:rFonts w:ascii="Times New Roman" w:hAnsi="Times New Roman" w:cs="Times New Roman"/>
-          <w:sz w:val="26"/>
+          <w:sz w:val="28"/>
           <w:szCs w:val="26"/>
         </w:rPr>
         <w:t xml:space="preserve"> с кнопок для показа присутствия и заканчивая с</w:t>
@@ -3534,7 +3605,7 @@
       <w:r>
         <w:rPr>
           <w:rFonts w:ascii="Times New Roman" w:hAnsi="Times New Roman" w:cs="Times New Roman"/>
-          <w:sz w:val="26"/>
+          <w:sz w:val="28"/>
           <w:szCs w:val="26"/>
         </w:rPr>
         <w:t>вободн</w:t>
@@ -3542,7 +3613,7 @@
       <w:r>
         <w:rPr>
           <w:rFonts w:ascii="Times New Roman" w:hAnsi="Times New Roman" w:cs="Times New Roman"/>
-          <w:sz w:val="26"/>
+          <w:sz w:val="28"/>
           <w:szCs w:val="26"/>
         </w:rPr>
         <w:t>ым</w:t>
@@ -3550,7 +3621,7 @@
       <w:r>
         <w:rPr>
           <w:rFonts w:ascii="Times New Roman" w:hAnsi="Times New Roman" w:cs="Times New Roman"/>
-          <w:sz w:val="26"/>
+          <w:sz w:val="28"/>
           <w:szCs w:val="26"/>
         </w:rPr>
         <w:t xml:space="preserve"> общени</w:t>
@@ -3558,7 +3629,7 @@
       <w:r>
         <w:rPr>
           <w:rFonts w:ascii="Times New Roman" w:hAnsi="Times New Roman" w:cs="Times New Roman"/>
-          <w:sz w:val="26"/>
+          <w:sz w:val="28"/>
           <w:szCs w:val="26"/>
         </w:rPr>
         <w:t>м</w:t>
@@ -3566,7 +3637,7 @@
       <w:r>
         <w:rPr>
           <w:rFonts w:ascii="Times New Roman" w:hAnsi="Times New Roman" w:cs="Times New Roman"/>
-          <w:sz w:val="26"/>
+          <w:sz w:val="28"/>
           <w:szCs w:val="26"/>
         </w:rPr>
         <w:t xml:space="preserve"> в рамках, установленных преподавателем</w:t>
@@ -3574,7 +3645,7 @@
       <w:r>
         <w:rPr>
           <w:rFonts w:ascii="Times New Roman" w:hAnsi="Times New Roman" w:cs="Times New Roman"/>
-          <w:sz w:val="26"/>
+          <w:sz w:val="28"/>
           <w:szCs w:val="26"/>
         </w:rPr>
         <w:t>.</w:t>
@@ -3582,18 +3653,18 @@
     </w:p>
     <w:p>
       <w:pPr>
-        <w:spacing w:after="0"/>
+        <w:spacing w:after="0" w:line="240" w:lineRule="auto"/>
         <w:ind w:firstLine="709"/>
         <w:rPr>
           <w:rFonts w:ascii="Times New Roman" w:hAnsi="Times New Roman" w:cs="Times New Roman"/>
-          <w:sz w:val="26"/>
+          <w:sz w:val="28"/>
           <w:szCs w:val="26"/>
         </w:rPr>
       </w:pPr>
       <w:r>
         <w:rPr>
           <w:rFonts w:ascii="Times New Roman" w:hAnsi="Times New Roman" w:cs="Times New Roman"/>
-          <w:sz w:val="26"/>
+          <w:sz w:val="28"/>
           <w:szCs w:val="26"/>
         </w:rPr>
         <w:t>Поскольку ученики часто организуют чаты в социальных сетях, система должна иметь встроенную в</w:t>
@@ -3601,7 +3672,7 @@
       <w:r>
         <w:rPr>
           <w:rFonts w:ascii="Times New Roman" w:hAnsi="Times New Roman" w:cs="Times New Roman"/>
-          <w:sz w:val="26"/>
+          <w:sz w:val="28"/>
           <w:szCs w:val="26"/>
         </w:rPr>
         <w:t>озможность</w:t>
@@ -3609,7 +3680,7 @@
       <w:r>
         <w:rPr>
           <w:rFonts w:ascii="Times New Roman" w:hAnsi="Times New Roman" w:cs="Times New Roman"/>
-          <w:sz w:val="26"/>
+          <w:sz w:val="28"/>
           <w:szCs w:val="26"/>
         </w:rPr>
         <w:t xml:space="preserve"> интеракции</w:t>
@@ -3617,7 +3688,7 @@
       <w:r>
         <w:rPr>
           <w:rFonts w:ascii="Times New Roman" w:hAnsi="Times New Roman" w:cs="Times New Roman"/>
-          <w:sz w:val="26"/>
+          <w:sz w:val="28"/>
           <w:szCs w:val="26"/>
         </w:rPr>
         <w:t xml:space="preserve"> </w:t>
@@ -3625,7 +3696,7 @@
       <w:r>
         <w:rPr>
           <w:rFonts w:ascii="Times New Roman" w:hAnsi="Times New Roman" w:cs="Times New Roman"/>
-          <w:sz w:val="26"/>
+          <w:sz w:val="28"/>
           <w:szCs w:val="26"/>
         </w:rPr>
         <w:t>студентов друг с другом в связи с соображениями удобства и собственной цел</w:t>
@@ -3633,7 +3704,7 @@
       <w:r>
         <w:rPr>
           <w:rFonts w:ascii="Times New Roman" w:hAnsi="Times New Roman" w:cs="Times New Roman"/>
-          <w:sz w:val="26"/>
+          <w:sz w:val="28"/>
           <w:szCs w:val="26"/>
         </w:rPr>
         <w:t>ью</w:t>
@@ -3641,7 +3712,7 @@
       <w:r>
         <w:rPr>
           <w:rFonts w:ascii="Times New Roman" w:hAnsi="Times New Roman" w:cs="Times New Roman"/>
-          <w:sz w:val="26"/>
+          <w:sz w:val="28"/>
           <w:szCs w:val="26"/>
         </w:rPr>
         <w:t>. Будет реализовано с</w:t>
@@ -3649,7 +3720,7 @@
       <w:r>
         <w:rPr>
           <w:rFonts w:ascii="Times New Roman" w:hAnsi="Times New Roman" w:cs="Times New Roman"/>
-          <w:sz w:val="26"/>
+          <w:sz w:val="28"/>
           <w:szCs w:val="26"/>
         </w:rPr>
         <w:t>вободное общение в рамках, установленных преподавателем</w:t>
@@ -3657,7 +3728,7 @@
       <w:r>
         <w:rPr>
           <w:rFonts w:ascii="Times New Roman" w:hAnsi="Times New Roman" w:cs="Times New Roman"/>
-          <w:sz w:val="26"/>
+          <w:sz w:val="28"/>
           <w:szCs w:val="26"/>
         </w:rPr>
         <w:t>; к</w:t>
@@ -3665,7 +3736,7 @@
       <w:r>
         <w:rPr>
           <w:rFonts w:ascii="Times New Roman" w:hAnsi="Times New Roman" w:cs="Times New Roman"/>
-          <w:sz w:val="26"/>
+          <w:sz w:val="28"/>
           <w:szCs w:val="26"/>
         </w:rPr>
         <w:t>оммуникация в рамках групповых проектов</w:t>
@@ -3673,7 +3744,7 @@
       <w:r>
         <w:rPr>
           <w:rFonts w:ascii="Times New Roman" w:hAnsi="Times New Roman" w:cs="Times New Roman"/>
-          <w:sz w:val="26"/>
+          <w:sz w:val="28"/>
           <w:szCs w:val="26"/>
         </w:rPr>
         <w:t>; у</w:t>
@@ -3681,7 +3752,7 @@
       <w:r>
         <w:rPr>
           <w:rFonts w:ascii="Times New Roman" w:hAnsi="Times New Roman" w:cs="Times New Roman"/>
-          <w:sz w:val="26"/>
+          <w:sz w:val="28"/>
           <w:szCs w:val="26"/>
         </w:rPr>
         <w:t>прощённый в исполнении обмен материалами, связанных с курсом</w:t>
@@ -3689,7 +3760,7 @@
       <w:r>
         <w:rPr>
           <w:rFonts w:ascii="Times New Roman" w:hAnsi="Times New Roman" w:cs="Times New Roman"/>
-          <w:sz w:val="26"/>
+          <w:sz w:val="28"/>
           <w:szCs w:val="26"/>
         </w:rPr>
         <w:t>.</w:t>
@@ -3697,18 +3768,18 @@
     </w:p>
     <w:p>
       <w:pPr>
-        <w:spacing w:after="0"/>
+        <w:spacing w:after="0" w:line="240" w:lineRule="auto"/>
         <w:ind w:firstLine="709"/>
         <w:rPr>
           <w:rFonts w:ascii="Times New Roman" w:hAnsi="Times New Roman" w:cs="Times New Roman"/>
-          <w:sz w:val="26"/>
+          <w:sz w:val="28"/>
           <w:szCs w:val="26"/>
         </w:rPr>
       </w:pPr>
       <w:r>
         <w:rPr>
           <w:rFonts w:ascii="Times New Roman" w:hAnsi="Times New Roman" w:cs="Times New Roman"/>
-          <w:sz w:val="26"/>
+          <w:sz w:val="28"/>
           <w:szCs w:val="26"/>
         </w:rPr>
         <w:t>Так же ученик сможет</w:t>
@@ -3716,7 +3787,7 @@
       <w:r>
         <w:rPr>
           <w:rFonts w:ascii="Times New Roman" w:hAnsi="Times New Roman" w:cs="Times New Roman"/>
-          <w:sz w:val="26"/>
+          <w:sz w:val="28"/>
           <w:szCs w:val="26"/>
         </w:rPr>
         <w:t xml:space="preserve"> отслежива</w:t>
@@ -3724,7 +3795,7 @@
       <w:r>
         <w:rPr>
           <w:rFonts w:ascii="Times New Roman" w:hAnsi="Times New Roman" w:cs="Times New Roman"/>
-          <w:sz w:val="26"/>
+          <w:sz w:val="28"/>
           <w:szCs w:val="26"/>
         </w:rPr>
         <w:t>ть</w:t>
@@ -3732,7 +3803,7 @@
       <w:r>
         <w:rPr>
           <w:rFonts w:ascii="Times New Roman" w:hAnsi="Times New Roman" w:cs="Times New Roman"/>
-          <w:sz w:val="26"/>
+          <w:sz w:val="28"/>
           <w:szCs w:val="26"/>
         </w:rPr>
         <w:t xml:space="preserve"> личн</w:t>
@@ -3740,7 +3811,7 @@
       <w:r>
         <w:rPr>
           <w:rFonts w:ascii="Times New Roman" w:hAnsi="Times New Roman" w:cs="Times New Roman"/>
-          <w:sz w:val="26"/>
+          <w:sz w:val="28"/>
           <w:szCs w:val="26"/>
         </w:rPr>
         <w:t>ый</w:t>
@@ -3748,7 +3819,7 @@
       <w:r>
         <w:rPr>
           <w:rFonts w:ascii="Times New Roman" w:hAnsi="Times New Roman" w:cs="Times New Roman"/>
-          <w:sz w:val="26"/>
+          <w:sz w:val="28"/>
           <w:szCs w:val="26"/>
         </w:rPr>
         <w:t xml:space="preserve"> и общ</w:t>
@@ -3756,7 +3827,7 @@
       <w:r>
         <w:rPr>
           <w:rFonts w:ascii="Times New Roman" w:hAnsi="Times New Roman" w:cs="Times New Roman"/>
-          <w:sz w:val="26"/>
+          <w:sz w:val="28"/>
           <w:szCs w:val="26"/>
         </w:rPr>
         <w:t>ий</w:t>
@@ -3764,7 +3835,7 @@
       <w:r>
         <w:rPr>
           <w:rFonts w:ascii="Times New Roman" w:hAnsi="Times New Roman" w:cs="Times New Roman"/>
-          <w:sz w:val="26"/>
+          <w:sz w:val="28"/>
           <w:szCs w:val="26"/>
         </w:rPr>
         <w:t xml:space="preserve"> прогресс</w:t>
@@ -3772,7 +3843,7 @@
       <w:r>
         <w:rPr>
           <w:rFonts w:ascii="Times New Roman" w:hAnsi="Times New Roman" w:cs="Times New Roman"/>
-          <w:sz w:val="26"/>
+          <w:sz w:val="28"/>
           <w:szCs w:val="26"/>
         </w:rPr>
         <w:t xml:space="preserve"> и</w:t>
@@ -3780,7 +3851,7 @@
       <w:r>
         <w:rPr>
           <w:rFonts w:ascii="Times New Roman" w:hAnsi="Times New Roman" w:cs="Times New Roman"/>
-          <w:sz w:val="26"/>
+          <w:sz w:val="28"/>
           <w:szCs w:val="26"/>
         </w:rPr>
         <w:t xml:space="preserve"> успеваемост</w:t>
@@ -3788,7 +3859,7 @@
       <w:r>
         <w:rPr>
           <w:rFonts w:ascii="Times New Roman" w:hAnsi="Times New Roman" w:cs="Times New Roman"/>
-          <w:sz w:val="26"/>
+          <w:sz w:val="28"/>
           <w:szCs w:val="26"/>
         </w:rPr>
         <w:t>ь</w:t>
@@ -3796,7 +3867,7 @@
       <w:r>
         <w:rPr>
           <w:rFonts w:ascii="Times New Roman" w:hAnsi="Times New Roman" w:cs="Times New Roman"/>
-          <w:sz w:val="26"/>
+          <w:sz w:val="28"/>
           <w:szCs w:val="26"/>
         </w:rPr>
         <w:t xml:space="preserve"> по курсу в рамках, установленных преподавателем</w:t>
@@ -3804,7 +3875,7 @@
       <w:r>
         <w:rPr>
           <w:rFonts w:ascii="Times New Roman" w:hAnsi="Times New Roman" w:cs="Times New Roman"/>
-          <w:sz w:val="26"/>
+          <w:sz w:val="28"/>
           <w:szCs w:val="26"/>
         </w:rPr>
         <w:t xml:space="preserve">; </w:t>
@@ -3812,7 +3883,7 @@
       <w:r>
         <w:rPr>
           <w:rFonts w:ascii="Times New Roman" w:hAnsi="Times New Roman" w:cs="Times New Roman"/>
-          <w:sz w:val="26"/>
+          <w:sz w:val="28"/>
           <w:szCs w:val="26"/>
         </w:rPr>
         <w:t>оставл</w:t>
@@ -3820,7 +3891,7 @@
       <w:r>
         <w:rPr>
           <w:rFonts w:ascii="Times New Roman" w:hAnsi="Times New Roman" w:cs="Times New Roman"/>
-          <w:sz w:val="26"/>
+          <w:sz w:val="28"/>
           <w:szCs w:val="26"/>
         </w:rPr>
         <w:t>ять</w:t>
@@ -3828,24 +3899,15 @@
       <w:r>
         <w:rPr>
           <w:rFonts w:ascii="Times New Roman" w:hAnsi="Times New Roman" w:cs="Times New Roman"/>
-          <w:sz w:val="26"/>
-          <w:szCs w:val="26"/>
-        </w:rPr>
-        <w:t xml:space="preserve"> </w:t>
-      </w:r>
-      <w:r>
-        <w:rPr>
-          <w:rFonts w:ascii="Times New Roman" w:hAnsi="Times New Roman" w:cs="Times New Roman"/>
-          <w:sz w:val="26"/>
-          <w:szCs w:val="26"/>
-        </w:rPr>
-        <w:lastRenderedPageBreak/>
-        <w:t>обратн</w:t>
-      </w:r>
-      <w:r>
-        <w:rPr>
-          <w:rFonts w:ascii="Times New Roman" w:hAnsi="Times New Roman" w:cs="Times New Roman"/>
-          <w:sz w:val="26"/>
+          <w:sz w:val="28"/>
+          <w:szCs w:val="26"/>
+        </w:rPr>
+        <w:t xml:space="preserve"> обратн</w:t>
+      </w:r>
+      <w:r>
+        <w:rPr>
+          <w:rFonts w:ascii="Times New Roman" w:hAnsi="Times New Roman" w:cs="Times New Roman"/>
+          <w:sz w:val="28"/>
           <w:szCs w:val="26"/>
         </w:rPr>
         <w:t>ую</w:t>
@@ -3853,7 +3915,7 @@
       <w:r>
         <w:rPr>
           <w:rFonts w:ascii="Times New Roman" w:hAnsi="Times New Roman" w:cs="Times New Roman"/>
-          <w:sz w:val="26"/>
+          <w:sz w:val="28"/>
           <w:szCs w:val="26"/>
         </w:rPr>
         <w:t xml:space="preserve"> связ</w:t>
@@ -3861,7 +3923,7 @@
       <w:r>
         <w:rPr>
           <w:rFonts w:ascii="Times New Roman" w:hAnsi="Times New Roman" w:cs="Times New Roman"/>
-          <w:sz w:val="26"/>
+          <w:sz w:val="28"/>
           <w:szCs w:val="26"/>
         </w:rPr>
         <w:t>ь</w:t>
@@ -3869,7 +3931,7 @@
       <w:r>
         <w:rPr>
           <w:rFonts w:ascii="Times New Roman" w:hAnsi="Times New Roman" w:cs="Times New Roman"/>
-          <w:sz w:val="26"/>
+          <w:sz w:val="28"/>
           <w:szCs w:val="26"/>
         </w:rPr>
         <w:t xml:space="preserve"> по курсу после прохождения и возможность видеть </w:t>
@@ -3877,7 +3939,7 @@
       <w:r>
         <w:rPr>
           <w:rFonts w:ascii="Times New Roman" w:hAnsi="Times New Roman" w:cs="Times New Roman"/>
-          <w:sz w:val="26"/>
+          <w:sz w:val="28"/>
           <w:szCs w:val="26"/>
         </w:rPr>
         <w:t>чужие отзывы</w:t>
@@ -3885,7 +3947,7 @@
       <w:r>
         <w:rPr>
           <w:rFonts w:ascii="Times New Roman" w:hAnsi="Times New Roman" w:cs="Times New Roman"/>
-          <w:sz w:val="26"/>
+          <w:sz w:val="28"/>
           <w:szCs w:val="26"/>
         </w:rPr>
         <w:t xml:space="preserve"> в любой момент</w:t>
@@ -3893,7 +3955,7 @@
       <w:r>
         <w:rPr>
           <w:rFonts w:ascii="Times New Roman" w:hAnsi="Times New Roman" w:cs="Times New Roman"/>
-          <w:sz w:val="26"/>
+          <w:sz w:val="28"/>
           <w:szCs w:val="26"/>
         </w:rPr>
         <w:t xml:space="preserve">; </w:t>
@@ -3901,7 +3963,7 @@
       <w:r>
         <w:rPr>
           <w:rFonts w:ascii="Times New Roman" w:hAnsi="Times New Roman" w:cs="Times New Roman"/>
-          <w:sz w:val="26"/>
+          <w:sz w:val="28"/>
           <w:szCs w:val="26"/>
         </w:rPr>
         <w:t>участ</w:t>
@@ -3909,7 +3971,7 @@
       <w:r>
         <w:rPr>
           <w:rFonts w:ascii="Times New Roman" w:hAnsi="Times New Roman" w:cs="Times New Roman"/>
-          <w:sz w:val="26"/>
+          <w:sz w:val="28"/>
           <w:szCs w:val="26"/>
         </w:rPr>
         <w:t>вовать</w:t>
@@ -3917,7 +3979,7 @@
       <w:r>
         <w:rPr>
           <w:rFonts w:ascii="Times New Roman" w:hAnsi="Times New Roman" w:cs="Times New Roman"/>
-          <w:sz w:val="26"/>
+          <w:sz w:val="28"/>
           <w:szCs w:val="26"/>
         </w:rPr>
         <w:t xml:space="preserve"> в нескольких программах одновременно</w:t>
@@ -3925,7 +3987,7 @@
       <w:r>
         <w:rPr>
           <w:rFonts w:ascii="Times New Roman" w:hAnsi="Times New Roman" w:cs="Times New Roman"/>
-          <w:sz w:val="26"/>
+          <w:sz w:val="28"/>
           <w:szCs w:val="26"/>
         </w:rPr>
         <w:t>.</w:t>
@@ -3933,7 +3995,7 @@
     </w:p>
     <w:sectPr>
       <w:pgSz w:w="11906" w:h="16838"/>
-      <w:pgMar w:top="1134" w:right="850" w:bottom="1134" w:left="1701" w:header="708" w:footer="708" w:gutter="0"/>
+      <w:pgMar w:top="1134" w:right="1134" w:bottom="1134" w:left="1134" w:header="709" w:footer="709" w:gutter="0"/>
       <w:cols w:space="708"/>
       <w:docGrid w:linePitch="360"/>
     </w:sectPr>

--- a/Статья/Статья КиселёвИС.docx
+++ b/Статья/Статья КиселёвИС.docx
@@ -4,86 +4,24 @@
   <w:body>
     <w:p>
       <w:pPr>
-        <w:pStyle w:val="1"/>
-        <w:spacing w:before="0"/>
-        <w:jc w:val="center"/>
-        <w:rPr>
-          <w:rFonts w:ascii="Times New Roman" w:hAnsi="Times New Roman" w:cs="Times New Roman"/>
+        <w:spacing w:after="0" w:line="240" w:lineRule="auto"/>
+        <w:rPr>
+          <w:rFonts w:ascii="Times New Roman" w:eastAsiaTheme="majorEastAsia" w:hAnsi="Times New Roman" w:cs="Times New Roman"/>
+          <w:bCs/>
           <w:color w:val="000000" w:themeColor="text1"/>
+          <w:sz w:val="28"/>
+          <w:szCs w:val="28"/>
         </w:rPr>
       </w:pPr>
       <w:r>
         <w:rPr>
-          <w:rFonts w:ascii="Times New Roman" w:hAnsi="Times New Roman" w:cs="Times New Roman"/>
+          <w:rFonts w:ascii="Times New Roman" w:eastAsiaTheme="majorEastAsia" w:hAnsi="Times New Roman" w:cs="Times New Roman"/>
+          <w:bCs/>
           <w:color w:val="000000" w:themeColor="text1"/>
-        </w:rPr>
-        <w:t xml:space="preserve">ПРОЕКТИРОВАНИЕ </w:t>
-      </w:r>
-      <w:r>
-        <w:rPr>
-          <w:rFonts w:ascii="Times New Roman" w:hAnsi="Times New Roman" w:cs="Times New Roman"/>
-          <w:color w:val="000000" w:themeColor="text1"/>
-        </w:rPr>
-        <w:t xml:space="preserve">УНИВЕРСАЛЬНОЙ </w:t>
-      </w:r>
-      <w:r>
-        <w:rPr>
-          <w:rFonts w:ascii="Times New Roman" w:hAnsi="Times New Roman" w:cs="Times New Roman"/>
-          <w:color w:val="000000" w:themeColor="text1"/>
-        </w:rPr>
-        <w:t>СИСТЕМЫ ДИСТАНЦИОННОГО ОБУЧЕНИЯ</w:t>
-      </w:r>
-      <w:r>
-        <w:rPr>
-          <w:rFonts w:ascii="Times New Roman" w:hAnsi="Times New Roman" w:cs="Times New Roman"/>
-          <w:color w:val="000000" w:themeColor="text1"/>
-        </w:rPr>
-        <w:t>, УМЕЩАЮЩЕЙ НЕОБХОДИМЫЙ ФУНКЦИОНАЛ В ОДНОМ СЕРВИСЕ</w:t>
-      </w:r>
-    </w:p>
-    <w:p>
-      <w:pPr>
-        <w:spacing w:after="0"/>
-        <w:jc w:val="center"/>
-        <w:rPr>
-          <w:rFonts w:ascii="Times New Roman" w:hAnsi="Times New Roman" w:cs="Times New Roman"/>
-          <w:b/>
-          <w:i/>
-          <w:sz w:val="28"/>
-          <w:szCs w:val="28"/>
-        </w:rPr>
-      </w:pPr>
-      <w:r>
-        <w:rPr>
-          <w:rFonts w:ascii="Times New Roman" w:hAnsi="Times New Roman" w:cs="Times New Roman"/>
-          <w:b/>
-          <w:i/>
-          <w:sz w:val="28"/>
-          <w:szCs w:val="28"/>
-        </w:rPr>
-        <w:t xml:space="preserve">Киселёв И.С., </w:t>
-      </w:r>
-      <w:proofErr w:type="spellStart"/>
-      <w:r>
-        <w:rPr>
-          <w:rFonts w:ascii="Times New Roman" w:hAnsi="Times New Roman" w:cs="Times New Roman"/>
-          <w:b/>
-          <w:i/>
-          <w:sz w:val="28"/>
-          <w:szCs w:val="28"/>
-        </w:rPr>
-        <w:t>Статуев</w:t>
-      </w:r>
-      <w:proofErr w:type="spellEnd"/>
-      <w:r>
-        <w:rPr>
-          <w:rFonts w:ascii="Times New Roman" w:hAnsi="Times New Roman" w:cs="Times New Roman"/>
-          <w:b/>
-          <w:i/>
-          <w:sz w:val="28"/>
-          <w:szCs w:val="28"/>
-        </w:rPr>
-        <w:t xml:space="preserve"> А.А., Первушкина Е.А.</w:t>
+          <w:sz w:val="28"/>
+          <w:szCs w:val="28"/>
+        </w:rPr>
+        <w:t>Секция: 9</w:t>
       </w:r>
     </w:p>
     <w:p>
@@ -91,42 +29,24 @@
         <w:spacing w:after="0" w:line="240" w:lineRule="auto"/>
         <w:jc w:val="center"/>
         <w:rPr>
-          <w:rFonts w:ascii="Times New Roman" w:hAnsi="Times New Roman" w:cs="Times New Roman"/>
+          <w:rFonts w:ascii="Times New Roman" w:eastAsiaTheme="majorEastAsia" w:hAnsi="Times New Roman" w:cs="Times New Roman"/>
+          <w:b/>
+          <w:bCs/>
+          <w:color w:val="000000" w:themeColor="text1"/>
           <w:sz w:val="28"/>
           <w:szCs w:val="28"/>
         </w:rPr>
       </w:pPr>
       <w:r>
         <w:rPr>
-          <w:rFonts w:ascii="Times New Roman" w:hAnsi="Times New Roman" w:cs="Times New Roman"/>
-          <w:sz w:val="28"/>
-          <w:szCs w:val="28"/>
-        </w:rPr>
-        <w:t xml:space="preserve">Арзамасский филиал </w:t>
-      </w:r>
-      <w:r>
-        <w:rPr>
-          <w:rFonts w:ascii="Times New Roman" w:hAnsi="Times New Roman" w:cs="Times New Roman"/>
-          <w:sz w:val="28"/>
-          <w:szCs w:val="28"/>
-        </w:rPr>
-        <w:t>национального н</w:t>
-      </w:r>
-      <w:r>
-        <w:rPr>
-          <w:rFonts w:ascii="Times New Roman" w:hAnsi="Times New Roman" w:cs="Times New Roman"/>
-          <w:sz w:val="28"/>
-          <w:szCs w:val="28"/>
-        </w:rPr>
-        <w:t>ижегородского</w:t>
-      </w:r>
-      <w:r>
-        <w:rPr>
-          <w:rFonts w:ascii="Times New Roman" w:hAnsi="Times New Roman" w:cs="Times New Roman"/>
-          <w:sz w:val="28"/>
-          <w:szCs w:val="28"/>
-        </w:rPr>
-        <w:t xml:space="preserve"> государственного университета.</w:t>
+          <w:rFonts w:ascii="Times New Roman" w:eastAsiaTheme="majorEastAsia" w:hAnsi="Times New Roman" w:cs="Times New Roman"/>
+          <w:b/>
+          <w:bCs/>
+          <w:color w:val="000000" w:themeColor="text1"/>
+          <w:sz w:val="28"/>
+          <w:szCs w:val="28"/>
+        </w:rPr>
+        <w:t>ПРОЕКТИРОВАНИЕ УНИВЕРСАЛЬНОЙ ИНФОРМАЦИОННОЙ СИСТЕМЫ ДИСТАНЦИОННОГО ОБУЧЕНИЯ С ЕДИНОЙ СРЕДОЙ УЧЕБНЫХ МАТЕРИАЛОВ И КОММУНИКАЦИИ</w:t>
       </w:r>
     </w:p>
     <w:p>
@@ -134,21 +54,270 @@
         <w:spacing w:after="0" w:line="240" w:lineRule="auto"/>
         <w:jc w:val="center"/>
         <w:rPr>
-          <w:rFonts w:ascii="Times New Roman" w:hAnsi="Times New Roman" w:cs="Times New Roman"/>
+          <w:rFonts w:ascii="Times New Roman" w:eastAsiaTheme="majorEastAsia" w:hAnsi="Times New Roman" w:cs="Times New Roman"/>
+          <w:b/>
+          <w:bCs/>
           <w:color w:val="000000" w:themeColor="text1"/>
           <w:sz w:val="28"/>
           <w:szCs w:val="28"/>
         </w:rPr>
       </w:pPr>
-      <w:r>
-        <w:rPr>
+    </w:p>
+    <w:p>
+      <w:pPr>
+        <w:spacing w:after="0" w:line="240" w:lineRule="auto"/>
+        <w:jc w:val="center"/>
+        <w:rPr>
+          <w:rFonts w:ascii="Times New Roman" w:hAnsi="Times New Roman" w:cs="Times New Roman"/>
+          <w:b/>
+          <w:i/>
+          <w:sz w:val="28"/>
+          <w:szCs w:val="28"/>
+          <w:vertAlign w:val="superscript"/>
+        </w:rPr>
+      </w:pPr>
+      <w:r>
+        <w:rPr>
+          <w:rFonts w:ascii="Times New Roman" w:hAnsi="Times New Roman" w:cs="Times New Roman"/>
+          <w:b/>
+          <w:i/>
+          <w:sz w:val="28"/>
+          <w:szCs w:val="28"/>
+        </w:rPr>
+        <w:t>И.С.</w:t>
+      </w:r>
+      <w:r>
+        <w:rPr>
+          <w:rFonts w:ascii="Times New Roman" w:hAnsi="Times New Roman" w:cs="Times New Roman"/>
+          <w:b/>
+          <w:i/>
+          <w:sz w:val="28"/>
+          <w:szCs w:val="28"/>
+        </w:rPr>
+        <w:t>Киселёв</w:t>
+      </w:r>
+      <w:r>
+        <w:rPr>
+          <w:rFonts w:ascii="Times New Roman" w:hAnsi="Times New Roman" w:cs="Times New Roman"/>
+          <w:b/>
+          <w:i/>
+          <w:sz w:val="28"/>
+          <w:szCs w:val="28"/>
+          <w:vertAlign w:val="superscript"/>
+        </w:rPr>
+        <w:t>1</w:t>
+      </w:r>
+      <w:r>
+        <w:rPr>
+          <w:rFonts w:ascii="Times New Roman" w:hAnsi="Times New Roman" w:cs="Times New Roman"/>
+          <w:b/>
+          <w:i/>
+          <w:sz w:val="28"/>
+          <w:szCs w:val="28"/>
+        </w:rPr>
+        <w:t xml:space="preserve">, </w:t>
+      </w:r>
+      <w:bookmarkStart w:id="0" w:name="_Hlk243938001"/>
+      <w:r>
+        <w:rPr>
+          <w:rFonts w:ascii="Times New Roman" w:hAnsi="Times New Roman" w:cs="Times New Roman"/>
+          <w:b/>
+          <w:i/>
+          <w:sz w:val="28"/>
+          <w:szCs w:val="28"/>
+        </w:rPr>
+        <w:t>Е.А.</w:t>
+      </w:r>
+      <w:r>
+        <w:rPr>
+          <w:rFonts w:ascii="Times New Roman" w:hAnsi="Times New Roman" w:cs="Times New Roman"/>
+          <w:b/>
+          <w:i/>
+          <w:sz w:val="28"/>
+          <w:szCs w:val="28"/>
+        </w:rPr>
+        <w:t>Первушкина</w:t>
+      </w:r>
+      <w:r>
+        <w:rPr>
+          <w:rFonts w:ascii="Times New Roman" w:hAnsi="Times New Roman" w:cs="Times New Roman"/>
+          <w:b/>
+          <w:i/>
+          <w:sz w:val="28"/>
+          <w:szCs w:val="28"/>
+          <w:vertAlign w:val="superscript"/>
+        </w:rPr>
+        <w:t>2</w:t>
+      </w:r>
+      <w:bookmarkEnd w:id="0"/>
+    </w:p>
+    <w:p>
+      <w:pPr>
+        <w:spacing w:after="0" w:line="240" w:lineRule="auto"/>
+        <w:jc w:val="center"/>
+        <w:rPr>
+          <w:rFonts w:ascii="Times New Roman" w:hAnsi="Times New Roman" w:cs="Times New Roman"/>
+          <w:sz w:val="28"/>
+          <w:szCs w:val="28"/>
+        </w:rPr>
+      </w:pPr>
+      <w:r>
+        <w:rPr>
+          <w:rFonts w:ascii="Times New Roman" w:hAnsi="Times New Roman" w:cs="Times New Roman"/>
+          <w:sz w:val="28"/>
+          <w:szCs w:val="28"/>
+        </w:rPr>
+        <w:t xml:space="preserve">Арзамасский филиал </w:t>
+      </w:r>
+      <w:r>
+        <w:rPr>
+          <w:rFonts w:ascii="Times New Roman" w:hAnsi="Times New Roman" w:cs="Times New Roman"/>
+          <w:sz w:val="28"/>
+          <w:szCs w:val="28"/>
+        </w:rPr>
+        <w:t>Н</w:t>
+      </w:r>
+      <w:r>
+        <w:rPr>
+          <w:rFonts w:ascii="Times New Roman" w:hAnsi="Times New Roman" w:cs="Times New Roman"/>
+          <w:sz w:val="28"/>
+          <w:szCs w:val="28"/>
+        </w:rPr>
+        <w:t xml:space="preserve">ационального </w:t>
+      </w:r>
+      <w:r>
+        <w:rPr>
+          <w:rFonts w:ascii="Times New Roman" w:hAnsi="Times New Roman" w:cs="Times New Roman"/>
+          <w:sz w:val="28"/>
+          <w:szCs w:val="28"/>
+        </w:rPr>
+        <w:t>Н</w:t>
+      </w:r>
+      <w:r>
+        <w:rPr>
+          <w:rFonts w:ascii="Times New Roman" w:hAnsi="Times New Roman" w:cs="Times New Roman"/>
+          <w:sz w:val="28"/>
+          <w:szCs w:val="28"/>
+        </w:rPr>
+        <w:t>ижегородского</w:t>
+      </w:r>
+      <w:r>
+        <w:rPr>
+          <w:rFonts w:ascii="Times New Roman" w:hAnsi="Times New Roman" w:cs="Times New Roman"/>
+          <w:sz w:val="28"/>
+          <w:szCs w:val="28"/>
+        </w:rPr>
+        <w:t xml:space="preserve"> </w:t>
+      </w:r>
+      <w:r>
+        <w:rPr>
+          <w:rFonts w:ascii="Times New Roman" w:hAnsi="Times New Roman" w:cs="Times New Roman"/>
+          <w:sz w:val="28"/>
+          <w:szCs w:val="28"/>
+        </w:rPr>
+        <w:t>Г</w:t>
+      </w:r>
+      <w:r>
+        <w:rPr>
+          <w:rFonts w:ascii="Times New Roman" w:hAnsi="Times New Roman" w:cs="Times New Roman"/>
+          <w:sz w:val="28"/>
+          <w:szCs w:val="28"/>
+        </w:rPr>
+        <w:t xml:space="preserve">осударственного </w:t>
+      </w:r>
+      <w:r>
+        <w:rPr>
+          <w:rFonts w:ascii="Times New Roman" w:hAnsi="Times New Roman" w:cs="Times New Roman"/>
+          <w:sz w:val="28"/>
+          <w:szCs w:val="28"/>
+        </w:rPr>
+        <w:t>У</w:t>
+      </w:r>
+      <w:r>
+        <w:rPr>
+          <w:rFonts w:ascii="Times New Roman" w:hAnsi="Times New Roman" w:cs="Times New Roman"/>
+          <w:sz w:val="28"/>
+          <w:szCs w:val="28"/>
+        </w:rPr>
+        <w:t>ниверситета</w:t>
+      </w:r>
+      <w:r>
+        <w:rPr>
+          <w:rFonts w:ascii="Times New Roman" w:hAnsi="Times New Roman" w:cs="Times New Roman"/>
+          <w:sz w:val="28"/>
+          <w:szCs w:val="28"/>
+        </w:rPr>
+        <w:t xml:space="preserve"> имени </w:t>
+      </w:r>
+      <w:r>
+        <w:rPr>
+          <w:rFonts w:ascii="Times New Roman" w:hAnsi="Times New Roman" w:cs="Times New Roman"/>
+          <w:sz w:val="28"/>
+          <w:szCs w:val="28"/>
+        </w:rPr>
+        <w:t>Н.И. Лобачевского</w:t>
+      </w:r>
+    </w:p>
+    <w:p>
+      <w:pPr>
+        <w:spacing w:after="0" w:line="240" w:lineRule="auto"/>
+        <w:jc w:val="center"/>
+        <w:rPr>
+          <w:rStyle w:val="a5"/>
           <w:rFonts w:ascii="Times New Roman" w:hAnsi="Times New Roman" w:cs="Times New Roman"/>
           <w:color w:val="000000" w:themeColor="text1"/>
           <w:sz w:val="28"/>
           <w:szCs w:val="28"/>
+          <w:u w:val="none"/>
+        </w:rPr>
+      </w:pPr>
+      <w:r>
+        <w:rPr>
+          <w:rFonts w:ascii="Times New Roman" w:hAnsi="Times New Roman" w:cs="Times New Roman"/>
+          <w:color w:val="000000" w:themeColor="text1"/>
+          <w:sz w:val="28"/>
+          <w:szCs w:val="28"/>
+          <w:vertAlign w:val="superscript"/>
+        </w:rPr>
+        <w:t>1</w:t>
+      </w:r>
+      <w:r>
+        <w:rPr>
+          <w:rFonts w:ascii="Times New Roman" w:hAnsi="Times New Roman" w:cs="Times New Roman"/>
+          <w:color w:val="000000" w:themeColor="text1"/>
+          <w:sz w:val="28"/>
+          <w:szCs w:val="28"/>
+          <w:vertAlign w:val="superscript"/>
+        </w:rPr>
+        <w:t>2</w:t>
+      </w:r>
+      <w:r>
+        <w:rPr>
+          <w:rFonts w:ascii="Times New Roman" w:hAnsi="Times New Roman" w:cs="Times New Roman"/>
+          <w:color w:val="000000" w:themeColor="text1"/>
+          <w:sz w:val="28"/>
+          <w:szCs w:val="28"/>
+        </w:rPr>
+        <w:t xml:space="preserve">Арзамасский филиал ННГУ, </w:t>
+      </w:r>
+      <w:r>
+        <w:rPr>
+          <w:rFonts w:ascii="Times New Roman" w:hAnsi="Times New Roman" w:cs="Times New Roman"/>
+          <w:color w:val="000000" w:themeColor="text1"/>
+          <w:sz w:val="28"/>
+          <w:szCs w:val="28"/>
+        </w:rPr>
+        <w:t xml:space="preserve">студент-магистрант, </w:t>
+      </w:r>
+      <w:r>
+        <w:rPr>
+          <w:rFonts w:ascii="Times New Roman" w:hAnsi="Times New Roman" w:cs="Times New Roman"/>
+          <w:color w:val="000000" w:themeColor="text1"/>
+          <w:sz w:val="28"/>
+          <w:szCs w:val="28"/>
           <w:lang w:val="en-US"/>
         </w:rPr>
-        <w:t>E</w:t>
+        <w:t>e</w:t>
       </w:r>
       <w:r>
         <w:rPr>
@@ -178,7 +347,7 @@
         </w:rPr>
         <w:t xml:space="preserve">: </w:t>
       </w:r>
-      <w:hyperlink r:id="rId4" w:history="1">
+      <w:hyperlink r:id="rId5" w:history="1">
         <w:r>
           <w:rPr>
             <w:rStyle w:val="a5"/>
@@ -244,7 +413,7 @@
     <w:p>
       <w:pPr>
         <w:spacing w:after="0" w:line="240" w:lineRule="auto"/>
-        <w:ind w:firstLine="709"/>
+        <w:jc w:val="center"/>
         <w:rPr>
           <w:rFonts w:ascii="Times New Roman" w:hAnsi="Times New Roman" w:cs="Times New Roman"/>
           <w:sz w:val="28"/>
@@ -254,394 +423,95 @@
       <w:r>
         <w:rPr>
           <w:rFonts w:ascii="Times New Roman" w:hAnsi="Times New Roman" w:cs="Times New Roman"/>
-          <w:sz w:val="28"/>
-          <w:szCs w:val="28"/>
-        </w:rPr>
-        <w:t>Аннотация:</w:t>
-      </w:r>
-      <w:r>
-        <w:rPr>
-          <w:rFonts w:ascii="Times New Roman" w:hAnsi="Times New Roman" w:cs="Times New Roman"/>
-          <w:sz w:val="28"/>
-          <w:szCs w:val="28"/>
-        </w:rPr>
-        <w:t xml:space="preserve"> спроектирована и описана </w:t>
-      </w:r>
-      <w:r>
-        <w:rPr>
-          <w:rFonts w:ascii="Times New Roman" w:hAnsi="Times New Roman" w:cs="Times New Roman"/>
-          <w:sz w:val="28"/>
-          <w:szCs w:val="28"/>
-        </w:rPr>
-        <w:t>система для организации и проведения курсов дистанционного о</w:t>
-      </w:r>
-      <w:r>
-        <w:rPr>
-          <w:rFonts w:ascii="Times New Roman" w:hAnsi="Times New Roman" w:cs="Times New Roman"/>
-          <w:sz w:val="28"/>
-          <w:szCs w:val="28"/>
-        </w:rPr>
-        <w:t>б</w:t>
-      </w:r>
-      <w:r>
-        <w:rPr>
-          <w:rFonts w:ascii="Times New Roman" w:hAnsi="Times New Roman" w:cs="Times New Roman"/>
-          <w:sz w:val="28"/>
-          <w:szCs w:val="28"/>
-        </w:rPr>
-        <w:t>учения</w:t>
-      </w:r>
-      <w:r>
-        <w:rPr>
-          <w:rFonts w:ascii="Times New Roman" w:hAnsi="Times New Roman" w:cs="Times New Roman"/>
-          <w:sz w:val="28"/>
-          <w:szCs w:val="28"/>
-        </w:rPr>
-        <w:t>. Система подразумевает интерактивное обучение с двустороннем взаимодействием преподавателей и студентов.</w:t>
-      </w:r>
-      <w:r>
-        <w:rPr>
-          <w:rFonts w:ascii="Times New Roman" w:hAnsi="Times New Roman" w:cs="Times New Roman"/>
-          <w:sz w:val="28"/>
-          <w:szCs w:val="28"/>
-        </w:rPr>
-        <w:t xml:space="preserve"> Система рассчитана </w:t>
-      </w:r>
-      <w:r>
-        <w:rPr>
-          <w:rFonts w:ascii="Times New Roman" w:hAnsi="Times New Roman" w:cs="Times New Roman"/>
-          <w:sz w:val="28"/>
-          <w:szCs w:val="28"/>
-        </w:rPr>
-        <w:t>иметь универсальный редактор курсов, подходящий для разных дисциплин, а также архив пользовательских материалов.</w:t>
-      </w:r>
-    </w:p>
-    <w:p>
-      <w:pPr>
-        <w:spacing w:after="0" w:line="240" w:lineRule="auto"/>
-        <w:ind w:firstLine="709"/>
-        <w:rPr>
-          <w:rFonts w:ascii="Times New Roman" w:hAnsi="Times New Roman" w:cs="Times New Roman"/>
-          <w:sz w:val="28"/>
-          <w:szCs w:val="28"/>
-        </w:rPr>
-      </w:pPr>
-      <w:r>
-        <w:rPr>
-          <w:rFonts w:ascii="Times New Roman" w:hAnsi="Times New Roman" w:cs="Times New Roman"/>
-          <w:sz w:val="28"/>
-          <w:szCs w:val="28"/>
-        </w:rPr>
-        <w:t xml:space="preserve">Ключевые слова: дистанционное обучение, </w:t>
-      </w:r>
-      <w:r>
-        <w:rPr>
-          <w:rFonts w:ascii="Times New Roman" w:hAnsi="Times New Roman" w:cs="Times New Roman"/>
-          <w:sz w:val="28"/>
-          <w:szCs w:val="28"/>
-        </w:rPr>
-        <w:t>информационная система, интерактивное обучение.</w:t>
-      </w:r>
-    </w:p>
-    <w:p>
-      <w:pPr>
-        <w:pStyle w:val="1"/>
-        <w:spacing w:before="0"/>
-        <w:jc w:val="center"/>
-        <w:rPr>
-          <w:rFonts w:ascii="Times New Roman" w:hAnsi="Times New Roman" w:cs="Times New Roman"/>
           <w:color w:val="000000" w:themeColor="text1"/>
+          <w:sz w:val="28"/>
+          <w:szCs w:val="28"/>
+          <w:vertAlign w:val="superscript"/>
+        </w:rPr>
+        <w:t>2</w:t>
+      </w:r>
+      <w:r>
+        <w:rPr>
+          <w:rFonts w:ascii="Times New Roman" w:hAnsi="Times New Roman" w:cs="Times New Roman"/>
+          <w:color w:val="000000" w:themeColor="text1"/>
+          <w:sz w:val="28"/>
+          <w:szCs w:val="28"/>
+        </w:rPr>
+        <w:t>Арзамасский филиал ННГУ, Кандидат педагогических наук, Доцент, доцент</w:t>
+      </w:r>
+      <w:r>
+        <w:rPr>
+          <w:rFonts w:ascii="Times New Roman" w:hAnsi="Times New Roman" w:cs="Times New Roman"/>
+          <w:color w:val="000000" w:themeColor="text1"/>
+          <w:sz w:val="28"/>
+          <w:szCs w:val="28"/>
+        </w:rPr>
+        <w:t xml:space="preserve">, </w:t>
+      </w:r>
+      <w:r>
+        <w:rPr>
+          <w:rFonts w:ascii="Times New Roman" w:hAnsi="Times New Roman" w:cs="Times New Roman"/>
+          <w:color w:val="000000" w:themeColor="text1"/>
+          <w:sz w:val="28"/>
+          <w:szCs w:val="28"/>
           <w:lang w:val="en-US"/>
         </w:rPr>
-      </w:pPr>
+        <w:t>e</w:t>
+      </w:r>
       <w:r>
         <w:rPr>
           <w:rFonts w:ascii="Times New Roman" w:hAnsi="Times New Roman" w:cs="Times New Roman"/>
           <w:color w:val="000000" w:themeColor="text1"/>
+          <w:sz w:val="28"/>
+          <w:szCs w:val="28"/>
+        </w:rPr>
+        <w:t>-</w:t>
+      </w:r>
+      <w:r>
+        <w:rPr>
+          <w:rFonts w:ascii="Times New Roman" w:hAnsi="Times New Roman" w:cs="Times New Roman"/>
+          <w:color w:val="000000" w:themeColor="text1"/>
+          <w:sz w:val="28"/>
+          <w:szCs w:val="28"/>
           <w:lang w:val="en-US"/>
         </w:rPr>
-        <w:t xml:space="preserve">DESIGNING A DISTANCE LEARNING SYSTEM THAT CONTEINS NESESSARY FUNCTIONALITY IN A SINGLE SERVICE </w:t>
-      </w:r>
-    </w:p>
-    <w:p>
-      <w:pPr>
-        <w:spacing w:after="0" w:line="240" w:lineRule="auto"/>
-        <w:jc w:val="center"/>
-        <w:rPr>
-          <w:rFonts w:ascii="Times New Roman" w:hAnsi="Times New Roman" w:cs="Times New Roman"/>
-          <w:b/>
-          <w:i/>
-          <w:sz w:val="28"/>
-          <w:lang w:val="en-US"/>
-        </w:rPr>
-      </w:pPr>
-      <w:r>
-        <w:rPr>
-          <w:rFonts w:ascii="Times New Roman" w:hAnsi="Times New Roman" w:cs="Times New Roman"/>
-          <w:b/>
-          <w:i/>
-          <w:sz w:val="28"/>
-          <w:lang w:val="en-US"/>
-        </w:rPr>
-        <w:t>Kiselev</w:t>
-      </w:r>
-      <w:r>
-        <w:rPr>
-          <w:rFonts w:ascii="Times New Roman" w:hAnsi="Times New Roman" w:cs="Times New Roman"/>
-          <w:b/>
-          <w:i/>
-          <w:sz w:val="28"/>
-          <w:lang w:val="en-US"/>
-        </w:rPr>
+        <w:t>mail</w:t>
+      </w:r>
+      <w:r>
+        <w:rPr>
+          <w:rFonts w:ascii="Times New Roman" w:hAnsi="Times New Roman" w:cs="Times New Roman"/>
+          <w:color w:val="000000" w:themeColor="text1"/>
+          <w:sz w:val="28"/>
+          <w:szCs w:val="28"/>
+        </w:rPr>
+        <w:t>:</w:t>
+      </w:r>
+      <w:r>
         <w:t xml:space="preserve"> </w:t>
       </w:r>
-      <w:r>
-        <w:rPr>
-          <w:rFonts w:ascii="Times New Roman" w:hAnsi="Times New Roman" w:cs="Times New Roman"/>
-          <w:b/>
-          <w:i/>
-          <w:sz w:val="28"/>
-          <w:lang w:val="en-US"/>
-        </w:rPr>
-        <w:t>I</w:t>
-      </w:r>
-      <w:r>
-        <w:rPr>
-          <w:rFonts w:ascii="Times New Roman" w:hAnsi="Times New Roman" w:cs="Times New Roman"/>
-          <w:b/>
-          <w:i/>
-          <w:sz w:val="28"/>
-          <w:lang w:val="en-US"/>
-        </w:rPr>
-        <w:t>.</w:t>
-      </w:r>
-      <w:r>
-        <w:rPr>
-          <w:rFonts w:ascii="Times New Roman" w:hAnsi="Times New Roman" w:cs="Times New Roman"/>
-          <w:b/>
-          <w:i/>
-          <w:sz w:val="28"/>
-          <w:lang w:val="en-US"/>
-        </w:rPr>
-        <w:t>S</w:t>
-      </w:r>
-      <w:r>
-        <w:rPr>
-          <w:rFonts w:ascii="Times New Roman" w:hAnsi="Times New Roman" w:cs="Times New Roman"/>
-          <w:b/>
-          <w:i/>
-          <w:sz w:val="28"/>
-          <w:lang w:val="en-US"/>
-        </w:rPr>
-        <w:t xml:space="preserve">., </w:t>
-      </w:r>
-      <w:proofErr w:type="spellStart"/>
-      <w:r>
-        <w:rPr>
-          <w:rFonts w:ascii="Times New Roman" w:hAnsi="Times New Roman" w:cs="Times New Roman"/>
-          <w:b/>
-          <w:i/>
-          <w:sz w:val="28"/>
-          <w:lang w:val="en-US"/>
-        </w:rPr>
-        <w:t>Statuev</w:t>
-      </w:r>
-      <w:proofErr w:type="spellEnd"/>
-      <w:r>
-        <w:rPr>
-          <w:rFonts w:ascii="Times New Roman" w:hAnsi="Times New Roman" w:cs="Times New Roman"/>
-          <w:b/>
-          <w:i/>
-          <w:sz w:val="28"/>
-          <w:lang w:val="en-US"/>
-        </w:rPr>
-        <w:t xml:space="preserve"> </w:t>
-      </w:r>
-      <w:r>
-        <w:rPr>
-          <w:rFonts w:ascii="Times New Roman" w:hAnsi="Times New Roman" w:cs="Times New Roman"/>
-          <w:b/>
-          <w:i/>
-          <w:sz w:val="28"/>
-          <w:lang w:val="en-US"/>
-        </w:rPr>
-        <w:t>A</w:t>
-      </w:r>
-      <w:r>
-        <w:rPr>
-          <w:rFonts w:ascii="Times New Roman" w:hAnsi="Times New Roman" w:cs="Times New Roman"/>
-          <w:b/>
-          <w:i/>
-          <w:sz w:val="28"/>
-          <w:lang w:val="en-US"/>
-        </w:rPr>
-        <w:t>.</w:t>
-      </w:r>
-      <w:r>
-        <w:rPr>
-          <w:rFonts w:ascii="Times New Roman" w:hAnsi="Times New Roman" w:cs="Times New Roman"/>
-          <w:b/>
-          <w:i/>
-          <w:sz w:val="28"/>
-          <w:lang w:val="en-US"/>
-        </w:rPr>
-        <w:t>A</w:t>
-      </w:r>
-      <w:r>
-        <w:rPr>
-          <w:rFonts w:ascii="Times New Roman" w:hAnsi="Times New Roman" w:cs="Times New Roman"/>
-          <w:b/>
-          <w:i/>
-          <w:sz w:val="28"/>
-          <w:lang w:val="en-US"/>
-        </w:rPr>
-        <w:t xml:space="preserve">., </w:t>
-      </w:r>
-      <w:proofErr w:type="spellStart"/>
-      <w:r>
-        <w:rPr>
-          <w:rFonts w:ascii="Times New Roman" w:hAnsi="Times New Roman" w:cs="Times New Roman"/>
-          <w:b/>
-          <w:i/>
-          <w:sz w:val="28"/>
-          <w:lang w:val="en-US"/>
-        </w:rPr>
-        <w:t>Pervushkina</w:t>
-      </w:r>
-      <w:proofErr w:type="spellEnd"/>
-      <w:r>
-        <w:rPr>
-          <w:rFonts w:ascii="Times New Roman" w:hAnsi="Times New Roman" w:cs="Times New Roman"/>
-          <w:b/>
-          <w:i/>
-          <w:sz w:val="28"/>
-          <w:lang w:val="en-US"/>
-        </w:rPr>
-        <w:t xml:space="preserve"> </w:t>
-      </w:r>
-      <w:r>
-        <w:rPr>
-          <w:rFonts w:ascii="Times New Roman" w:hAnsi="Times New Roman" w:cs="Times New Roman"/>
-          <w:b/>
-          <w:i/>
-          <w:sz w:val="28"/>
-          <w:lang w:val="en-US"/>
-        </w:rPr>
-        <w:t>E</w:t>
-      </w:r>
-      <w:r>
-        <w:rPr>
-          <w:rFonts w:ascii="Times New Roman" w:hAnsi="Times New Roman" w:cs="Times New Roman"/>
-          <w:b/>
-          <w:i/>
-          <w:sz w:val="28"/>
-          <w:lang w:val="en-US"/>
-        </w:rPr>
-        <w:t>.</w:t>
-      </w:r>
-      <w:r>
-        <w:rPr>
-          <w:rFonts w:ascii="Times New Roman" w:hAnsi="Times New Roman" w:cs="Times New Roman"/>
-          <w:b/>
-          <w:i/>
-          <w:sz w:val="28"/>
-          <w:lang w:val="en-US"/>
-        </w:rPr>
-        <w:t>A</w:t>
-      </w:r>
-      <w:r>
-        <w:rPr>
-          <w:rFonts w:ascii="Times New Roman" w:hAnsi="Times New Roman" w:cs="Times New Roman"/>
-          <w:b/>
-          <w:i/>
-          <w:sz w:val="28"/>
-          <w:lang w:val="en-US"/>
-        </w:rPr>
-        <w:t>.</w:t>
-      </w:r>
-    </w:p>
-    <w:p>
-      <w:pPr>
-        <w:spacing w:after="0" w:line="240" w:lineRule="auto"/>
-        <w:jc w:val="center"/>
-        <w:rPr>
-          <w:rFonts w:ascii="Times New Roman" w:hAnsi="Times New Roman" w:cs="Times New Roman"/>
-          <w:sz w:val="28"/>
-          <w:lang w:val="en-US"/>
-        </w:rPr>
-      </w:pPr>
-      <w:proofErr w:type="spellStart"/>
-      <w:r>
-        <w:rPr>
-          <w:rFonts w:ascii="Times New Roman" w:hAnsi="Times New Roman" w:cs="Times New Roman"/>
-          <w:sz w:val="28"/>
-          <w:lang w:val="en-US"/>
-        </w:rPr>
-        <w:t>Arzamas</w:t>
-      </w:r>
-      <w:proofErr w:type="spellEnd"/>
-      <w:r>
-        <w:rPr>
-          <w:rFonts w:ascii="Times New Roman" w:hAnsi="Times New Roman" w:cs="Times New Roman"/>
-          <w:sz w:val="28"/>
-          <w:lang w:val="en-US"/>
-        </w:rPr>
-        <w:t xml:space="preserve"> branch of the Nizhny Novgorod State University.</w:t>
-      </w:r>
-    </w:p>
-    <w:p>
-      <w:pPr>
-        <w:spacing w:after="0" w:line="240" w:lineRule="auto"/>
-        <w:jc w:val="center"/>
-        <w:rPr>
-          <w:rFonts w:ascii="Times New Roman" w:hAnsi="Times New Roman" w:cs="Times New Roman"/>
-          <w:color w:val="000000" w:themeColor="text1"/>
-          <w:sz w:val="28"/>
-          <w:lang w:val="en-US"/>
-        </w:rPr>
-      </w:pPr>
-      <w:r>
-        <w:rPr>
-          <w:rFonts w:ascii="Times New Roman" w:hAnsi="Times New Roman" w:cs="Times New Roman"/>
-          <w:color w:val="000000" w:themeColor="text1"/>
-          <w:sz w:val="28"/>
-          <w:lang w:val="en-US"/>
-        </w:rPr>
-        <w:t>E-mail:</w:t>
-      </w:r>
-      <w:r>
-        <w:rPr>
-          <w:rFonts w:ascii="Times New Roman" w:hAnsi="Times New Roman" w:cs="Times New Roman"/>
-          <w:color w:val="000000" w:themeColor="text1"/>
-          <w:sz w:val="28"/>
-          <w:lang w:val="en-US"/>
-        </w:rPr>
-        <w:t xml:space="preserve"> </w:t>
-      </w:r>
-      <w:hyperlink r:id="rId5" w:history="1">
+      <w:hyperlink r:id="rId6" w:history="1">
         <w:r>
           <w:rPr>
             <w:rStyle w:val="a5"/>
             <w:rFonts w:ascii="Times New Roman" w:hAnsi="Times New Roman" w:cs="Times New Roman"/>
-            <w:color w:val="000000" w:themeColor="text1"/>
+            <w:color w:val="auto"/>
             <w:sz w:val="28"/>
+            <w:szCs w:val="28"/>
             <w:u w:val="none"/>
-            <w:lang w:val="en-US"/>
           </w:rPr>
-          <w:t>kiselevigor1207@gmail.com</w:t>
+          <w:t>pervushkina@arz.unn.ru</w:t>
         </w:r>
       </w:hyperlink>
     </w:p>
     <w:p>
       <w:pPr>
         <w:spacing w:after="0" w:line="240" w:lineRule="auto"/>
-        <w:ind w:firstLine="709"/>
-        <w:jc w:val="both"/>
+        <w:jc w:val="center"/>
         <w:rPr>
           <w:rFonts w:ascii="Times New Roman" w:hAnsi="Times New Roman" w:cs="Times New Roman"/>
           <w:color w:val="000000" w:themeColor="text1"/>
           <w:sz w:val="28"/>
-          <w:lang w:val="en-US"/>
+          <w:szCs w:val="28"/>
         </w:rPr>
       </w:pPr>
       <w:r>
@@ -649,123 +519,232 @@
           <w:rFonts w:ascii="Times New Roman" w:hAnsi="Times New Roman" w:cs="Times New Roman"/>
           <w:color w:val="000000" w:themeColor="text1"/>
           <w:sz w:val="28"/>
-          <w:lang w:val="en-US"/>
-        </w:rPr>
-        <w:t>Abstract:</w:t>
-      </w:r>
-      <w:r>
+          <w:szCs w:val="28"/>
+        </w:rPr>
+        <w:t>Россия, Нижегородская обл., г. Арзамас</w:t>
+      </w:r>
+    </w:p>
+    <w:p>
+      <w:pPr>
+        <w:spacing w:after="0" w:line="240" w:lineRule="auto"/>
+        <w:jc w:val="center"/>
         <w:rPr>
           <w:rFonts w:ascii="Times New Roman" w:hAnsi="Times New Roman" w:cs="Times New Roman"/>
           <w:color w:val="000000" w:themeColor="text1"/>
           <w:sz w:val="28"/>
-          <w:lang w:val="en-US"/>
-        </w:rPr>
-        <w:t xml:space="preserve"> designed and described system for distance learning courses organization and </w:t>
-      </w:r>
+          <w:szCs w:val="28"/>
+        </w:rPr>
+      </w:pPr>
       <w:r>
         <w:rPr>
           <w:rFonts w:ascii="Times New Roman" w:hAnsi="Times New Roman" w:cs="Times New Roman"/>
           <w:color w:val="000000" w:themeColor="text1"/>
           <w:sz w:val="28"/>
-          <w:lang w:val="en-US"/>
-        </w:rPr>
-        <w:t>conducting</w:t>
+          <w:szCs w:val="28"/>
+        </w:rPr>
+        <w:t>Научный руководитель:</w:t>
       </w:r>
       <w:r>
         <w:rPr>
           <w:rFonts w:ascii="Times New Roman" w:hAnsi="Times New Roman" w:cs="Times New Roman"/>
           <w:color w:val="000000" w:themeColor="text1"/>
           <w:sz w:val="28"/>
-          <w:lang w:val="en-US"/>
-        </w:rPr>
-        <w:t xml:space="preserve">. System implies an interactive education with two-sided </w:t>
+          <w:szCs w:val="28"/>
+        </w:rPr>
+        <w:t xml:space="preserve"> </w:t>
       </w:r>
       <w:r>
         <w:rPr>
           <w:rFonts w:ascii="Times New Roman" w:hAnsi="Times New Roman" w:cs="Times New Roman"/>
           <w:color w:val="000000" w:themeColor="text1"/>
           <w:sz w:val="28"/>
-          <w:lang w:val="en-US"/>
-        </w:rPr>
-        <w:t xml:space="preserve">interaction between students and teachers. System designed to have universal course redactor what </w:t>
+          <w:szCs w:val="28"/>
+        </w:rPr>
+        <w:t>Первушкина</w:t>
       </w:r>
       <w:r>
         <w:rPr>
           <w:rFonts w:ascii="Times New Roman" w:hAnsi="Times New Roman" w:cs="Times New Roman"/>
           <w:color w:val="000000" w:themeColor="text1"/>
           <w:sz w:val="28"/>
-          <w:lang w:val="en-US"/>
-        </w:rPr>
-        <w:t>suit</w:t>
+          <w:szCs w:val="28"/>
+        </w:rPr>
+        <w:t xml:space="preserve"> </w:t>
       </w:r>
       <w:r>
         <w:rPr>
           <w:rFonts w:ascii="Times New Roman" w:hAnsi="Times New Roman" w:cs="Times New Roman"/>
           <w:color w:val="000000" w:themeColor="text1"/>
           <w:sz w:val="28"/>
-          <w:lang w:val="en-US"/>
-        </w:rPr>
-        <w:t>s</w:t>
+          <w:szCs w:val="28"/>
+        </w:rPr>
+        <w:t>Е.А.</w:t>
       </w:r>
       <w:r>
         <w:rPr>
           <w:rFonts w:ascii="Times New Roman" w:hAnsi="Times New Roman" w:cs="Times New Roman"/>
           <w:color w:val="000000" w:themeColor="text1"/>
           <w:sz w:val="28"/>
-          <w:lang w:val="en-US"/>
-        </w:rPr>
-        <w:t xml:space="preserve"> various disciplines</w:t>
+          <w:szCs w:val="28"/>
+        </w:rPr>
+        <w:t xml:space="preserve"> </w:t>
       </w:r>
       <w:r>
         <w:rPr>
           <w:rFonts w:ascii="Times New Roman" w:hAnsi="Times New Roman" w:cs="Times New Roman"/>
           <w:color w:val="000000" w:themeColor="text1"/>
           <w:sz w:val="28"/>
-          <w:lang w:val="en-US"/>
-        </w:rPr>
-        <w:t xml:space="preserve"> and user materials archive.</w:t>
-      </w:r>
+          <w:szCs w:val="28"/>
+        </w:rPr>
+        <w:t>Кандидат педагогических наук, Доцент</w:t>
+      </w:r>
+      <w:r>
+        <w:rPr>
+          <w:rFonts w:ascii="Times New Roman" w:hAnsi="Times New Roman" w:cs="Times New Roman"/>
+          <w:color w:val="000000" w:themeColor="text1"/>
+          <w:sz w:val="28"/>
+          <w:szCs w:val="28"/>
+        </w:rPr>
+        <w:t xml:space="preserve">, доцент, </w:t>
+      </w:r>
+      <w:hyperlink r:id="rId7" w:history="1">
+        <w:r>
+          <w:rPr>
+            <w:rStyle w:val="a5"/>
+            <w:rFonts w:ascii="Times New Roman" w:hAnsi="Times New Roman" w:cs="Times New Roman"/>
+            <w:color w:val="auto"/>
+            <w:sz w:val="28"/>
+            <w:szCs w:val="28"/>
+            <w:u w:val="none"/>
+          </w:rPr>
+          <w:t>pervushkina@arz.unn.ru</w:t>
+        </w:r>
+      </w:hyperlink>
+    </w:p>
+    <w:p>
+      <w:pPr>
+        <w:spacing w:after="0" w:line="240" w:lineRule="auto"/>
+        <w:jc w:val="center"/>
+        <w:rPr>
+          <w:rFonts w:ascii="Times New Roman" w:hAnsi="Times New Roman" w:cs="Times New Roman"/>
+          <w:color w:val="000000" w:themeColor="text1"/>
+          <w:sz w:val="28"/>
+          <w:szCs w:val="28"/>
+        </w:rPr>
+      </w:pPr>
     </w:p>
     <w:p>
       <w:pPr>
         <w:spacing w:after="0" w:line="240" w:lineRule="auto"/>
         <w:ind w:firstLine="709"/>
-        <w:jc w:val="both"/>
-        <w:rPr>
-          <w:rFonts w:ascii="Times New Roman" w:hAnsi="Times New Roman" w:cs="Times New Roman"/>
-          <w:color w:val="000000" w:themeColor="text1"/>
-          <w:sz w:val="28"/>
-          <w:lang w:val="en-US"/>
+        <w:rPr>
+          <w:rFonts w:ascii="Times New Roman" w:hAnsi="Times New Roman" w:cs="Times New Roman"/>
+          <w:sz w:val="24"/>
+          <w:szCs w:val="24"/>
         </w:rPr>
       </w:pPr>
       <w:r>
         <w:rPr>
           <w:rFonts w:ascii="Times New Roman" w:hAnsi="Times New Roman" w:cs="Times New Roman"/>
-          <w:color w:val="000000" w:themeColor="text1"/>
-          <w:sz w:val="28"/>
-          <w:lang w:val="en-US"/>
-        </w:rPr>
-        <w:t>Keywords:</w:t>
-      </w:r>
-      <w:r>
-        <w:rPr>
-          <w:rFonts w:ascii="Times New Roman" w:hAnsi="Times New Roman" w:cs="Times New Roman"/>
-          <w:i/>
-          <w:color w:val="000000" w:themeColor="text1"/>
-          <w:sz w:val="28"/>
-          <w:lang w:val="en-US"/>
-        </w:rPr>
-        <w:t xml:space="preserve"> </w:t>
-      </w:r>
-      <w:r>
-        <w:rPr>
-          <w:rFonts w:ascii="Times New Roman" w:hAnsi="Times New Roman" w:cs="Times New Roman"/>
-          <w:color w:val="000000" w:themeColor="text1"/>
-          <w:sz w:val="28"/>
-          <w:lang w:val="en-US"/>
-        </w:rPr>
-        <w:t>distance learning, computer system, interactive education.</w:t>
-      </w:r>
+          <w:sz w:val="24"/>
+          <w:szCs w:val="24"/>
+        </w:rPr>
+        <w:t>Аннотация:</w:t>
+      </w:r>
+      <w:r>
+        <w:rPr>
+          <w:rFonts w:ascii="Times New Roman" w:hAnsi="Times New Roman" w:cs="Times New Roman"/>
+          <w:sz w:val="24"/>
+          <w:szCs w:val="24"/>
+        </w:rPr>
+        <w:t xml:space="preserve"> спроектирована и описана </w:t>
+      </w:r>
+      <w:r>
+        <w:rPr>
+          <w:rFonts w:ascii="Times New Roman" w:hAnsi="Times New Roman" w:cs="Times New Roman"/>
+          <w:sz w:val="24"/>
+          <w:szCs w:val="24"/>
+        </w:rPr>
+        <w:t>система для организации и проведения курсов дистанционного о</w:t>
+      </w:r>
+      <w:r>
+        <w:rPr>
+          <w:rFonts w:ascii="Times New Roman" w:hAnsi="Times New Roman" w:cs="Times New Roman"/>
+          <w:sz w:val="24"/>
+          <w:szCs w:val="24"/>
+        </w:rPr>
+        <w:t>б</w:t>
+      </w:r>
+      <w:r>
+        <w:rPr>
+          <w:rFonts w:ascii="Times New Roman" w:hAnsi="Times New Roman" w:cs="Times New Roman"/>
+          <w:sz w:val="24"/>
+          <w:szCs w:val="24"/>
+        </w:rPr>
+        <w:t>учения</w:t>
+      </w:r>
+      <w:r>
+        <w:rPr>
+          <w:rFonts w:ascii="Times New Roman" w:hAnsi="Times New Roman" w:cs="Times New Roman"/>
+          <w:sz w:val="24"/>
+          <w:szCs w:val="24"/>
+        </w:rPr>
+        <w:t>. Система подразумевает интерактивное обучение с двустороннем взаимодействием преподавателей и студентов.</w:t>
+      </w:r>
+      <w:r>
+        <w:rPr>
+          <w:rFonts w:ascii="Times New Roman" w:hAnsi="Times New Roman" w:cs="Times New Roman"/>
+          <w:sz w:val="24"/>
+          <w:szCs w:val="24"/>
+        </w:rPr>
+        <w:t xml:space="preserve"> Система рассчитана </w:t>
+      </w:r>
+      <w:r>
+        <w:rPr>
+          <w:rFonts w:ascii="Times New Roman" w:hAnsi="Times New Roman" w:cs="Times New Roman"/>
+          <w:sz w:val="24"/>
+          <w:szCs w:val="24"/>
+        </w:rPr>
+        <w:t>иметь универсальный редактор курсов, подходящий для разных дисциплин, а также архив пользовательских материалов.</w:t>
+      </w:r>
+    </w:p>
+    <w:p>
+      <w:pPr>
+        <w:spacing w:after="0" w:line="240" w:lineRule="auto"/>
+        <w:ind w:firstLine="709"/>
+        <w:rPr>
+          <w:rFonts w:ascii="Times New Roman" w:hAnsi="Times New Roman" w:cs="Times New Roman"/>
+          <w:sz w:val="24"/>
+          <w:szCs w:val="24"/>
+        </w:rPr>
+      </w:pPr>
+      <w:r>
+        <w:rPr>
+          <w:rFonts w:ascii="Times New Roman" w:hAnsi="Times New Roman" w:cs="Times New Roman"/>
+          <w:sz w:val="24"/>
+          <w:szCs w:val="24"/>
+        </w:rPr>
+        <w:t xml:space="preserve">Ключевые слова: дистанционное обучение, </w:t>
+      </w:r>
+      <w:r>
+        <w:rPr>
+          <w:rFonts w:ascii="Times New Roman" w:hAnsi="Times New Roman" w:cs="Times New Roman"/>
+          <w:sz w:val="24"/>
+          <w:szCs w:val="24"/>
+        </w:rPr>
+        <w:t>информационная система, интерактивное обучение.</w:t>
+      </w:r>
+    </w:p>
+    <w:p>
+      <w:pPr>
+        <w:spacing w:after="0" w:line="240" w:lineRule="auto"/>
+        <w:ind w:firstLine="709"/>
+        <w:rPr>
+          <w:rFonts w:ascii="Times New Roman" w:hAnsi="Times New Roman" w:cs="Times New Roman"/>
+          <w:sz w:val="28"/>
+          <w:szCs w:val="24"/>
+        </w:rPr>
+      </w:pPr>
     </w:p>
     <w:p>
       <w:pPr>
@@ -1028,8 +1007,6 @@
         </w:rPr>
         <w:t>некоторый функционал</w:t>
       </w:r>
-      <w:bookmarkStart w:id="0" w:name="_GoBack"/>
-      <w:bookmarkEnd w:id="0"/>
       <w:r>
         <w:rPr>
           <w:rFonts w:ascii="Times New Roman" w:hAnsi="Times New Roman" w:cs="Times New Roman"/>
@@ -1070,6 +1047,8 @@
         </w:rPr>
         <w:t>, но это может сказаться на масштабируемости обучения.</w:t>
       </w:r>
+      <w:bookmarkStart w:id="1" w:name="_GoBack"/>
+      <w:bookmarkEnd w:id="1"/>
     </w:p>
     <w:p>
       <w:pPr>
@@ -1190,7 +1169,6 @@
           <w:sz w:val="28"/>
           <w:szCs w:val="26"/>
         </w:rPr>
-        <w:lastRenderedPageBreak/>
         <w:t xml:space="preserve">К целевой аудитории </w:t>
       </w:r>
       <w:r>
@@ -1247,6 +1225,7 @@
           <w:sz w:val="28"/>
           <w:szCs w:val="26"/>
         </w:rPr>
+        <w:lastRenderedPageBreak/>
         <w:t>Целью данной статьи является описание проекта, который представляет из себя клиент-серверную архитектуру. Сервер представляет собой архив и центр связи между участниками процесса, архив классифицирует данные по аккаунтам и курсам. Одни и те же данные могут быть доступны разным пользователям и одновременно на них могут ссылаться разные курсы.</w:t>
       </w:r>
     </w:p>
@@ -1266,7 +1245,7 @@
           <w:sz w:val="28"/>
           <w:szCs w:val="26"/>
         </w:rPr>
-        <w:t xml:space="preserve">Клиент позволяет создавать аккаунт и подключаться к существующему. У любого аккаунта есть право создать курс и пригласить в него участников или объявить набор на предстоящую программу или подключиться к существующей.  </w:t>
+        <w:t>Клиент позволяет создавать аккаунт и подключаться к существующему. У любого аккаунта есть право создать курс и пригласить в него участников или объявить набор на предстоящую программу или подключиться к существующей.</w:t>
       </w:r>
     </w:p>
     <w:p>
@@ -1965,16 +1944,7 @@
           <w:sz w:val="28"/>
           <w:szCs w:val="26"/>
         </w:rPr>
-        <w:t xml:space="preserve"> </w:t>
-      </w:r>
-      <w:r>
-        <w:rPr>
-          <w:rFonts w:ascii="Times New Roman" w:hAnsi="Times New Roman" w:cs="Times New Roman"/>
-          <w:sz w:val="28"/>
-          <w:szCs w:val="26"/>
-        </w:rPr>
-        <w:lastRenderedPageBreak/>
-        <w:t>для переда</w:t>
+        <w:t xml:space="preserve"> для переда</w:t>
       </w:r>
       <w:r>
         <w:rPr>
@@ -2188,6 +2158,7 @@
           <w:sz w:val="28"/>
           <w:szCs w:val="26"/>
         </w:rPr>
+        <w:lastRenderedPageBreak/>
         <w:t>Система предлагает такие</w:t>
       </w:r>
       <w:r>
@@ -2997,7 +2968,6 @@
           <w:sz w:val="28"/>
           <w:szCs w:val="26"/>
         </w:rPr>
-        <w:lastRenderedPageBreak/>
         <w:t xml:space="preserve">необходимость </w:t>
       </w:r>
       <w:r>
@@ -3116,7 +3086,16 @@
           <w:sz w:val="28"/>
           <w:szCs w:val="26"/>
         </w:rPr>
-        <w:t xml:space="preserve">озможность заглушать учеников, временно или </w:t>
+        <w:t xml:space="preserve">озможность заглушать учеников, временно </w:t>
+      </w:r>
+      <w:r>
+        <w:rPr>
+          <w:rFonts w:ascii="Times New Roman" w:hAnsi="Times New Roman" w:cs="Times New Roman"/>
+          <w:sz w:val="28"/>
+          <w:szCs w:val="26"/>
+        </w:rPr>
+        <w:lastRenderedPageBreak/>
+        <w:t xml:space="preserve">или </w:t>
       </w:r>
       <w:r>
         <w:rPr>
@@ -4837,4 +4816,16 @@
   <a:objectDefaults/>
   <a:extraClrSchemeLst/>
 </a:theme>
+</file>
+
+<file path=customXml/item1.xml><?xml version="1.0" encoding="utf-8"?>
+<b:Sources xmlns:b="http://schemas.openxmlformats.org/officeDocument/2006/bibliography" xmlns="http://schemas.openxmlformats.org/officeDocument/2006/bibliography" SelectedStyle="\APASixthEditionOfficeOnline.xsl" StyleName="APA" Version="6"/>
+</file>
+
+<file path=customXml/itemProps1.xml><?xml version="1.0" encoding="utf-8"?>
+<ds:datastoreItem xmlns:ds="http://schemas.openxmlformats.org/officeDocument/2006/customXml" ds:itemID="{1E311222-EB24-4C45-B438-E7750B18CC61}">
+  <ds:schemaRefs>
+    <ds:schemaRef ds:uri="http://schemas.openxmlformats.org/officeDocument/2006/bibliography"/>
+  </ds:schemaRefs>
+</ds:datastoreItem>
 </file>